--- a/public/downloads/planes-provinciales/06040000_Plan_Provincial_Barahona_Documento_Base_2026.docx
+++ b/public/downloads/planes-provinciales/06040000_Plan_Provincial_Barahona_Documento_Base_2026.docx
@@ -141,14 +141,15 @@
     </w:p>
     <w:tbl>
       <w:tblPr>
-        <w:tblW w:type="auto" w:w="0"/>
+        <w:tblW w:type="dxa" w:w="9360"/>
         <w:jc w:val="center"/>
         <w:tblLayout w:type="fixed"/>
         <w:tblLook w:firstColumn="1" w:firstRow="1" w:lastColumn="0" w:lastRow="0" w:noHBand="0" w:noVBand="1" w:val="04A0"/>
+        <w:tblInd w:w="0" w:type="dxa"/>
       </w:tblPr>
       <w:tblGrid>
-        <w:gridCol w:w="4680"/>
-        <w:gridCol w:w="4680"/>
+        <w:gridCol w:w="936"/>
+        <w:gridCol w:w="8424"/>
       </w:tblGrid>
       <w:tr>
         <w:trPr>
@@ -509,7 +510,7 @@
                 <w:color w:val="203740"/>
                 <w:sz w:val="18"/>
               </w:rPr>
-              <w:t>Anexo</w:t>
+              <w:t>Anexos</w:t>
             </w:r>
           </w:p>
         </w:tc>
@@ -536,7 +537,7 @@
                 <w:color w:val="203740"/>
                 <w:sz w:val="18"/>
               </w:rPr>
-              <w:t>Demandas provinciales consolidadas y fuentes de trazabilidad</w:t>
+              <w:t>Demandas provinciales, cartera completa de inversión pública y fuentes de trazabilidad</w:t>
             </w:r>
           </w:p>
         </w:tc>
@@ -665,14 +666,15 @@
     </w:p>
     <w:tbl>
       <w:tblPr>
-        <w:tblW w:type="auto" w:w="0"/>
+        <w:tblW w:type="dxa" w:w="9359"/>
         <w:jc w:val="center"/>
         <w:tblLayout w:type="fixed"/>
         <w:tblLook w:firstColumn="1" w:firstRow="1" w:lastColumn="0" w:lastRow="0" w:noHBand="0" w:noVBand="1" w:val="04A0"/>
+        <w:tblInd w:w="0" w:type="dxa"/>
       </w:tblPr>
       <w:tblGrid>
-        <w:gridCol w:w="4680"/>
-        <w:gridCol w:w="4680"/>
+        <w:gridCol w:w="3096"/>
+        <w:gridCol w:w="6263"/>
       </w:tblGrid>
       <w:tr>
         <w:trPr>
@@ -1155,15 +1157,16 @@
     </w:p>
     <w:tbl>
       <w:tblPr>
-        <w:tblW w:type="auto" w:w="0"/>
+        <w:tblW w:type="dxa" w:w="9359"/>
         <w:jc w:val="center"/>
         <w:tblLayout w:type="fixed"/>
         <w:tblLook w:firstColumn="1" w:firstRow="1" w:lastColumn="0" w:lastRow="0" w:noHBand="0" w:noVBand="1" w:val="04A0"/>
+        <w:tblInd w:w="0" w:type="dxa"/>
       </w:tblPr>
       <w:tblGrid>
-        <w:gridCol w:w="3120"/>
-        <w:gridCol w:w="3120"/>
-        <w:gridCol w:w="3120"/>
+        <w:gridCol w:w="2232"/>
+        <w:gridCol w:w="4176"/>
+        <w:gridCol w:w="2951"/>
       </w:tblGrid>
       <w:tr>
         <w:trPr>
@@ -1950,15 +1953,16 @@
     </w:p>
     <w:tbl>
       <w:tblPr>
-        <w:tblW w:type="auto" w:w="0"/>
+        <w:tblW w:type="dxa" w:w="9360"/>
         <w:jc w:val="center"/>
         <w:tblLayout w:type="fixed"/>
         <w:tblLook w:firstColumn="1" w:firstRow="1" w:lastColumn="0" w:lastRow="0" w:noHBand="0" w:noVBand="1" w:val="04A0"/>
+        <w:tblInd w:w="0" w:type="dxa"/>
       </w:tblPr>
       <w:tblGrid>
-        <w:gridCol w:w="3120"/>
-        <w:gridCol w:w="3120"/>
-        <w:gridCol w:w="3120"/>
+        <w:gridCol w:w="2088"/>
+        <w:gridCol w:w="1512"/>
+        <w:gridCol w:w="5760"/>
       </w:tblGrid>
       <w:tr>
         <w:trPr>
@@ -2621,15 +2625,16 @@
     </w:p>
     <w:tbl>
       <w:tblPr>
-        <w:tblW w:type="auto" w:w="0"/>
+        <w:tblW w:type="dxa" w:w="9360"/>
         <w:jc w:val="center"/>
         <w:tblLayout w:type="fixed"/>
         <w:tblLook w:firstColumn="1" w:firstRow="1" w:lastColumn="0" w:lastRow="0" w:noHBand="0" w:noVBand="1" w:val="04A0"/>
+        <w:tblInd w:w="0" w:type="dxa"/>
       </w:tblPr>
       <w:tblGrid>
-        <w:gridCol w:w="3120"/>
-        <w:gridCol w:w="3120"/>
-        <w:gridCol w:w="3120"/>
+        <w:gridCol w:w="792"/>
+        <w:gridCol w:w="2088"/>
+        <w:gridCol w:w="6480"/>
       </w:tblGrid>
       <w:tr>
         <w:trPr>
@@ -3150,14 +3155,15 @@
     </w:p>
     <w:tbl>
       <w:tblPr>
-        <w:tblW w:type="auto" w:w="0"/>
+        <w:tblW w:type="dxa" w:w="9360"/>
         <w:jc w:val="center"/>
         <w:tblLayout w:type="fixed"/>
         <w:tblLook w:firstColumn="1" w:firstRow="1" w:lastColumn="0" w:lastRow="0" w:noHBand="0" w:noVBand="1" w:val="04A0"/>
+        <w:tblInd w:w="0" w:type="dxa"/>
       </w:tblPr>
       <w:tblGrid>
-        <w:gridCol w:w="4680"/>
-        <w:gridCol w:w="4680"/>
+        <w:gridCol w:w="1152"/>
+        <w:gridCol w:w="8208"/>
       </w:tblGrid>
       <w:tr>
         <w:trPr>
@@ -4201,15 +4207,16 @@
     </w:p>
     <w:tbl>
       <w:tblPr>
-        <w:tblW w:type="auto" w:w="0"/>
+        <w:tblW w:type="dxa" w:w="9359"/>
         <w:jc w:val="center"/>
         <w:tblLayout w:type="fixed"/>
         <w:tblLook w:firstColumn="1" w:firstRow="1" w:lastColumn="0" w:lastRow="0" w:noHBand="0" w:noVBand="1" w:val="04A0"/>
+        <w:tblInd w:w="0" w:type="dxa"/>
       </w:tblPr>
       <w:tblGrid>
-        <w:gridCol w:w="3120"/>
-        <w:gridCol w:w="3120"/>
-        <w:gridCol w:w="3120"/>
+        <w:gridCol w:w="1728"/>
+        <w:gridCol w:w="3960"/>
+        <w:gridCol w:w="3671"/>
       </w:tblGrid>
       <w:tr>
         <w:trPr>
@@ -4757,7 +4764,7 @@
                 <w:color w:val="203740"/>
                 <w:sz w:val="14"/>
               </w:rPr>
-              <w:t>El corte 2026 asocia 41 proyectos, RD$9.24 mil millones de presupuesto y 53.9% de ejecución registrada. El consolidado del CDP incluye 12 demandas.</w:t>
+              <w:t>El corte 2026 asocia 41 proyectos, RD$9.24 mil millones de presupuesto y 55.6% de ejecución registrada. El consolidado del CDP incluye 12 demandas.</w:t>
             </w:r>
           </w:p>
         </w:tc>
@@ -4818,17 +4825,18 @@
     </w:p>
     <w:tbl>
       <w:tblPr>
-        <w:tblW w:type="auto" w:w="0"/>
+        <w:tblW w:type="dxa" w:w="9360"/>
         <w:jc w:val="center"/>
         <w:tblLayout w:type="fixed"/>
         <w:tblLook w:firstColumn="1" w:firstRow="1" w:lastColumn="0" w:lastRow="0" w:noHBand="0" w:noVBand="1" w:val="04A0"/>
+        <w:tblInd w:w="0" w:type="dxa"/>
       </w:tblPr>
       <w:tblGrid>
-        <w:gridCol w:w="1872"/>
-        <w:gridCol w:w="1872"/>
-        <w:gridCol w:w="1872"/>
-        <w:gridCol w:w="1872"/>
-        <w:gridCol w:w="1872"/>
+        <w:gridCol w:w="1440"/>
+        <w:gridCol w:w="1440"/>
+        <w:gridCol w:w="2304"/>
+        <w:gridCol w:w="2088"/>
+        <w:gridCol w:w="2088"/>
       </w:tblGrid>
       <w:tr>
         <w:trPr>
@@ -6108,14 +6116,15 @@
     </w:p>
     <w:tbl>
       <w:tblPr>
-        <w:tblW w:type="auto" w:w="0"/>
+        <w:tblW w:type="dxa" w:w="9358"/>
         <w:jc w:val="center"/>
         <w:tblLayout w:type="fixed"/>
         <w:tblLook w:firstColumn="1" w:firstRow="1" w:lastColumn="0" w:lastRow="0" w:noHBand="0" w:noVBand="1" w:val="04A0"/>
+        <w:tblInd w:w="0" w:type="dxa"/>
       </w:tblPr>
       <w:tblGrid>
-        <w:gridCol w:w="4680"/>
-        <w:gridCol w:w="4680"/>
+        <w:gridCol w:w="1655"/>
+        <w:gridCol w:w="7703"/>
       </w:tblGrid>
       <w:tr>
         <w:trPr>
@@ -6463,17 +6472,18 @@
     </w:p>
     <w:tbl>
       <w:tblPr>
-        <w:tblW w:type="auto" w:w="0"/>
+        <w:tblW w:type="dxa" w:w="9357"/>
         <w:jc w:val="center"/>
         <w:tblLayout w:type="fixed"/>
         <w:tblLook w:firstColumn="1" w:firstRow="1" w:lastColumn="0" w:lastRow="0" w:noHBand="0" w:noVBand="1" w:val="04A0"/>
+        <w:tblInd w:w="0" w:type="dxa"/>
       </w:tblPr>
       <w:tblGrid>
-        <w:gridCol w:w="1872"/>
-        <w:gridCol w:w="1872"/>
-        <w:gridCol w:w="1872"/>
-        <w:gridCol w:w="1872"/>
-        <w:gridCol w:w="1872"/>
+        <w:gridCol w:w="1655"/>
+        <w:gridCol w:w="2088"/>
+        <w:gridCol w:w="1655"/>
+        <w:gridCol w:w="1944"/>
+        <w:gridCol w:w="2015"/>
       </w:tblGrid>
       <w:tr>
         <w:trPr>
@@ -7354,15 +7364,16 @@
     </w:p>
     <w:tbl>
       <w:tblPr>
-        <w:tblW w:type="auto" w:w="0"/>
+        <w:tblW w:type="dxa" w:w="9360"/>
         <w:jc w:val="center"/>
         <w:tblLayout w:type="fixed"/>
         <w:tblLook w:firstColumn="1" w:firstRow="1" w:lastColumn="0" w:lastRow="0" w:noHBand="0" w:noVBand="1" w:val="04A0"/>
+        <w:tblInd w:w="0" w:type="dxa"/>
       </w:tblPr>
       <w:tblGrid>
-        <w:gridCol w:w="3120"/>
-        <w:gridCol w:w="3120"/>
-        <w:gridCol w:w="3120"/>
+        <w:gridCol w:w="3240"/>
+        <w:gridCol w:w="4680"/>
+        <w:gridCol w:w="1440"/>
       </w:tblGrid>
       <w:tr>
         <w:trPr>
@@ -8007,14 +8018,15 @@
     </w:p>
     <w:tbl>
       <w:tblPr>
-        <w:tblW w:type="auto" w:w="0"/>
+        <w:tblW w:type="dxa" w:w="9360"/>
         <w:jc w:val="center"/>
         <w:tblLayout w:type="fixed"/>
         <w:tblLook w:firstColumn="1" w:firstRow="1" w:lastColumn="0" w:lastRow="0" w:noHBand="0" w:noVBand="1" w:val="04A0"/>
+        <w:tblInd w:w="0" w:type="dxa"/>
       </w:tblPr>
       <w:tblGrid>
-        <w:gridCol w:w="4680"/>
-        <w:gridCol w:w="4680"/>
+        <w:gridCol w:w="2880"/>
+        <w:gridCol w:w="6480"/>
       </w:tblGrid>
       <w:tr>
         <w:trPr>
@@ -8302,17 +8314,18 @@
     </w:p>
     <w:tbl>
       <w:tblPr>
-        <w:tblW w:type="auto" w:w="0"/>
+        <w:tblW w:type="dxa" w:w="9360"/>
         <w:jc w:val="center"/>
         <w:tblLayout w:type="fixed"/>
         <w:tblLook w:firstColumn="1" w:firstRow="1" w:lastColumn="0" w:lastRow="0" w:noHBand="0" w:noVBand="1" w:val="04A0"/>
+        <w:tblInd w:w="0" w:type="dxa"/>
       </w:tblPr>
       <w:tblGrid>
-        <w:gridCol w:w="1872"/>
-        <w:gridCol w:w="1872"/>
-        <w:gridCol w:w="1872"/>
-        <w:gridCol w:w="1872"/>
-        <w:gridCol w:w="1872"/>
+        <w:gridCol w:w="1944"/>
+        <w:gridCol w:w="1800"/>
+        <w:gridCol w:w="1800"/>
+        <w:gridCol w:w="2376"/>
+        <w:gridCol w:w="1440"/>
       </w:tblGrid>
       <w:tr>
         <w:trPr>
@@ -9043,14 +9056,15 @@
     </w:p>
     <w:tbl>
       <w:tblPr>
-        <w:tblW w:type="auto" w:w="0"/>
+        <w:tblW w:type="dxa" w:w="9360"/>
         <w:jc w:val="center"/>
         <w:tblLayout w:type="fixed"/>
         <w:tblLook w:firstColumn="1" w:firstRow="1" w:lastColumn="0" w:lastRow="0" w:noHBand="0" w:noVBand="1" w:val="04A0"/>
+        <w:tblInd w:w="0" w:type="dxa"/>
       </w:tblPr>
       <w:tblGrid>
-        <w:gridCol w:w="4680"/>
-        <w:gridCol w:w="4680"/>
+        <w:gridCol w:w="3168"/>
+        <w:gridCol w:w="6192"/>
       </w:tblGrid>
       <w:tr>
         <w:trPr>
@@ -9654,17 +9668,18 @@
     </w:p>
     <w:tbl>
       <w:tblPr>
-        <w:tblW w:type="auto" w:w="0"/>
+        <w:tblW w:type="dxa" w:w="9359"/>
         <w:jc w:val="center"/>
         <w:tblLayout w:type="fixed"/>
         <w:tblLook w:firstColumn="1" w:firstRow="1" w:lastColumn="0" w:lastRow="0" w:noHBand="0" w:noVBand="1" w:val="04A0"/>
+        <w:tblInd w:w="0" w:type="dxa"/>
       </w:tblPr>
       <w:tblGrid>
-        <w:gridCol w:w="1872"/>
-        <w:gridCol w:w="1872"/>
-        <w:gridCol w:w="1872"/>
-        <w:gridCol w:w="1872"/>
-        <w:gridCol w:w="1872"/>
+        <w:gridCol w:w="2088"/>
+        <w:gridCol w:w="1728"/>
+        <w:gridCol w:w="1728"/>
+        <w:gridCol w:w="1800"/>
+        <w:gridCol w:w="2015"/>
       </w:tblGrid>
       <w:tr>
         <w:trPr>
@@ -10408,17 +10423,18 @@
     </w:p>
     <w:tbl>
       <w:tblPr>
-        <w:tblW w:type="auto" w:w="0"/>
+        <w:tblW w:type="dxa" w:w="9360"/>
         <w:jc w:val="center"/>
         <w:tblLayout w:type="fixed"/>
         <w:tblLook w:firstColumn="1" w:firstRow="1" w:lastColumn="0" w:lastRow="0" w:noHBand="0" w:noVBand="1" w:val="04A0"/>
+        <w:tblInd w:w="0" w:type="dxa"/>
       </w:tblPr>
       <w:tblGrid>
-        <w:gridCol w:w="1872"/>
-        <w:gridCol w:w="1872"/>
-        <w:gridCol w:w="1872"/>
-        <w:gridCol w:w="1872"/>
-        <w:gridCol w:w="1872"/>
+        <w:gridCol w:w="648"/>
+        <w:gridCol w:w="4464"/>
+        <w:gridCol w:w="1512"/>
+        <w:gridCol w:w="1512"/>
+        <w:gridCol w:w="1224"/>
       </w:tblGrid>
       <w:tr>
         <w:trPr>
@@ -12234,9 +12250,8400 @@
       </w:tr>
     </w:tbl>
     <w:p>
+      <w:pPr>
+        <w:sectPr>
+          <w:headerReference w:type="default" r:id="rId9"/>
+          <w:footerReference w:type="default" r:id="rId10"/>
+          <w:pgSz w:w="12240" w:h="15840"/>
+          <w:pgMar w:top="1181" w:right="1440" w:bottom="1123" w:left="1440" w:header="504" w:footer="504" w:gutter="0"/>
+          <w:cols w:space="720"/>
+          <w:docGrid w:linePitch="360"/>
+        </w:sectPr>
+      </w:pPr>
+    </w:p>
+    <w:p>
+      <w:pPr>
+        <w:pStyle w:val="Heading1"/>
+      </w:pPr>
       <w:r>
-        <w:br w:type="page"/>
+        <w:t>Anexo B. Proyectos de inversión pública asociados</w:t>
       </w:r>
+    </w:p>
+    <w:p>
+      <w:pPr>
+        <w:jc w:val="both"/>
+      </w:pPr>
+      <w:r>
+        <w:rPr>
+          <w:rFonts w:ascii="Calibri" w:hAnsi="Calibri" w:eastAsia="Calibri"/>
+          <w:color w:val="203740"/>
+          <w:sz w:val="21"/>
+        </w:rPr>
+        <w:t>El corte administrativo del 02-08-2026 asocia 41 proyectos a Barahona. Se muestran todos los registros y todos los campos sustantivos y de trazabilidad disponibles en la fuente. La asociación territorial no implica que el monto completo sea exclusivo de la provincia cuando el proyecto cubre más de un territorio.</w:t>
+      </w:r>
+    </w:p>
+    <w:tbl>
+      <w:tblPr>
+        <w:tblW w:type="dxa" w:w="12960"/>
+        <w:jc w:val="center"/>
+        <w:tblLayout w:type="fixed"/>
+        <w:tblLook w:firstColumn="1" w:firstRow="1" w:lastColumn="0" w:lastRow="0" w:noHBand="0" w:noVBand="1" w:val="04A0"/>
+        <w:tblInd w:w="0" w:type="dxa"/>
+      </w:tblPr>
+      <w:tblGrid>
+        <w:gridCol w:w="1728"/>
+        <w:gridCol w:w="3744"/>
+        <w:gridCol w:w="3744"/>
+        <w:gridCol w:w="3744"/>
+      </w:tblGrid>
+      <w:tr>
+        <w:trPr>
+          <w:tblHeader w:val="true"/>
+        </w:trPr>
+        <w:tc>
+          <w:tcPr>
+            <w:tcW w:type="dxa" w:w="1728"/>
+            <w:tcMar>
+              <w:top w:w="70" w:type="dxa"/>
+              <w:start w:w="90" w:type="dxa"/>
+              <w:bottom w:w="70" w:type="dxa"/>
+              <w:end w:w="90" w:type="dxa"/>
+            </w:tcMar>
+            <w:vAlign w:val="center"/>
+            <w:shd w:fill="203740"/>
+          </w:tcPr>
+          <w:p>
+            <w:pPr>
+              <w:spacing w:after="0" w:line="252" w:lineRule="auto"/>
+              <w:jc w:val="left"/>
+            </w:pPr>
+            <w:r>
+              <w:rPr>
+                <w:rFonts w:ascii="Calibri" w:hAnsi="Calibri" w:eastAsia="Calibri"/>
+                <w:b/>
+                <w:color w:val="FFFFFF"/>
+                <w:sz w:val="18"/>
+              </w:rPr>
+              <w:t>Proyectos</w:t>
+            </w:r>
+          </w:p>
+        </w:tc>
+        <w:tc>
+          <w:tcPr>
+            <w:tcW w:type="dxa" w:w="3744"/>
+            <w:tcMar>
+              <w:top w:w="70" w:type="dxa"/>
+              <w:start w:w="90" w:type="dxa"/>
+              <w:bottom w:w="70" w:type="dxa"/>
+              <w:end w:w="90" w:type="dxa"/>
+            </w:tcMar>
+            <w:vAlign w:val="center"/>
+            <w:shd w:fill="203740"/>
+          </w:tcPr>
+          <w:p>
+            <w:pPr>
+              <w:spacing w:after="0" w:line="252" w:lineRule="auto"/>
+              <w:jc w:val="left"/>
+            </w:pPr>
+            <w:r>
+              <w:rPr>
+                <w:rFonts w:ascii="Calibri" w:hAnsi="Calibri" w:eastAsia="Calibri"/>
+                <w:b/>
+                <w:color w:val="FFFFFF"/>
+                <w:sz w:val="18"/>
+              </w:rPr>
+              <w:t>Presupuesto 2026</w:t>
+            </w:r>
+          </w:p>
+        </w:tc>
+        <w:tc>
+          <w:tcPr>
+            <w:tcW w:type="dxa" w:w="3744"/>
+            <w:tcMar>
+              <w:top w:w="70" w:type="dxa"/>
+              <w:start w:w="90" w:type="dxa"/>
+              <w:bottom w:w="70" w:type="dxa"/>
+              <w:end w:w="90" w:type="dxa"/>
+            </w:tcMar>
+            <w:vAlign w:val="center"/>
+            <w:shd w:fill="203740"/>
+          </w:tcPr>
+          <w:p>
+            <w:pPr>
+              <w:spacing w:after="0" w:line="252" w:lineRule="auto"/>
+              <w:jc w:val="left"/>
+            </w:pPr>
+            <w:r>
+              <w:rPr>
+                <w:rFonts w:ascii="Calibri" w:hAnsi="Calibri" w:eastAsia="Calibri"/>
+                <w:b/>
+                <w:color w:val="FFFFFF"/>
+                <w:sz w:val="18"/>
+              </w:rPr>
+              <w:t>Ejecutado 2026</w:t>
+            </w:r>
+          </w:p>
+        </w:tc>
+        <w:tc>
+          <w:tcPr>
+            <w:tcW w:type="dxa" w:w="3744"/>
+            <w:tcMar>
+              <w:top w:w="70" w:type="dxa"/>
+              <w:start w:w="90" w:type="dxa"/>
+              <w:bottom w:w="70" w:type="dxa"/>
+              <w:end w:w="90" w:type="dxa"/>
+            </w:tcMar>
+            <w:vAlign w:val="center"/>
+            <w:shd w:fill="203740"/>
+          </w:tcPr>
+          <w:p>
+            <w:pPr>
+              <w:spacing w:after="0" w:line="252" w:lineRule="auto"/>
+              <w:jc w:val="left"/>
+            </w:pPr>
+            <w:r>
+              <w:rPr>
+                <w:rFonts w:ascii="Calibri" w:hAnsi="Calibri" w:eastAsia="Calibri"/>
+                <w:b/>
+                <w:color w:val="FFFFFF"/>
+                <w:sz w:val="18"/>
+              </w:rPr>
+              <w:t>Ejecución presupuestaria 2026</w:t>
+            </w:r>
+          </w:p>
+        </w:tc>
+      </w:tr>
+      <w:tr>
+        <w:tc>
+          <w:tcPr>
+            <w:tcW w:type="dxa" w:w="1728"/>
+            <w:tcMar>
+              <w:top w:w="70" w:type="dxa"/>
+              <w:start w:w="90" w:type="dxa"/>
+              <w:bottom w:w="70" w:type="dxa"/>
+              <w:end w:w="90" w:type="dxa"/>
+            </w:tcMar>
+            <w:vAlign w:val="center"/>
+          </w:tcPr>
+          <w:p>
+            <w:pPr>
+              <w:spacing w:after="0" w:line="252" w:lineRule="auto"/>
+              <w:jc w:val="center"/>
+            </w:pPr>
+            <w:r>
+              <w:rPr>
+                <w:rFonts w:ascii="Calibri" w:hAnsi="Calibri" w:eastAsia="Calibri"/>
+                <w:color w:val="203740"/>
+                <w:sz w:val="18"/>
+              </w:rPr>
+              <w:t>41</w:t>
+            </w:r>
+          </w:p>
+        </w:tc>
+        <w:tc>
+          <w:tcPr>
+            <w:tcW w:type="dxa" w:w="3744"/>
+            <w:tcMar>
+              <w:top w:w="70" w:type="dxa"/>
+              <w:start w:w="90" w:type="dxa"/>
+              <w:bottom w:w="70" w:type="dxa"/>
+              <w:end w:w="90" w:type="dxa"/>
+            </w:tcMar>
+            <w:vAlign w:val="center"/>
+          </w:tcPr>
+          <w:p>
+            <w:pPr>
+              <w:spacing w:after="0" w:line="252" w:lineRule="auto"/>
+              <w:jc w:val="right"/>
+            </w:pPr>
+            <w:r>
+              <w:rPr>
+                <w:rFonts w:ascii="Calibri" w:hAnsi="Calibri" w:eastAsia="Calibri"/>
+                <w:color w:val="203740"/>
+                <w:sz w:val="18"/>
+              </w:rPr>
+              <w:t>RD$ 9,237,008,058.84</w:t>
+            </w:r>
+          </w:p>
+        </w:tc>
+        <w:tc>
+          <w:tcPr>
+            <w:tcW w:type="dxa" w:w="3744"/>
+            <w:tcMar>
+              <w:top w:w="70" w:type="dxa"/>
+              <w:start w:w="90" w:type="dxa"/>
+              <w:bottom w:w="70" w:type="dxa"/>
+              <w:end w:w="90" w:type="dxa"/>
+            </w:tcMar>
+            <w:vAlign w:val="center"/>
+          </w:tcPr>
+          <w:p>
+            <w:pPr>
+              <w:spacing w:after="0" w:line="252" w:lineRule="auto"/>
+              <w:jc w:val="right"/>
+            </w:pPr>
+            <w:r>
+              <w:rPr>
+                <w:rFonts w:ascii="Calibri" w:hAnsi="Calibri" w:eastAsia="Calibri"/>
+                <w:color w:val="203740"/>
+                <w:sz w:val="18"/>
+              </w:rPr>
+              <w:t>RD$ 5,138,245,560.32</w:t>
+            </w:r>
+          </w:p>
+        </w:tc>
+        <w:tc>
+          <w:tcPr>
+            <w:tcW w:type="dxa" w:w="3744"/>
+            <w:tcMar>
+              <w:top w:w="70" w:type="dxa"/>
+              <w:start w:w="90" w:type="dxa"/>
+              <w:bottom w:w="70" w:type="dxa"/>
+              <w:end w:w="90" w:type="dxa"/>
+            </w:tcMar>
+            <w:vAlign w:val="center"/>
+          </w:tcPr>
+          <w:p>
+            <w:pPr>
+              <w:spacing w:after="0" w:line="252" w:lineRule="auto"/>
+              <w:jc w:val="right"/>
+            </w:pPr>
+            <w:r>
+              <w:rPr>
+                <w:rFonts w:ascii="Calibri" w:hAnsi="Calibri" w:eastAsia="Calibri"/>
+                <w:color w:val="203740"/>
+                <w:sz w:val="18"/>
+              </w:rPr>
+              <w:t>55.63%</w:t>
+            </w:r>
+          </w:p>
+        </w:tc>
+      </w:tr>
+    </w:tbl>
+    <w:tbl>
+      <w:tblPr>
+        <w:tblW w:type="auto" w:w="0"/>
+        <w:jc w:val="center"/>
+        <w:tblLayout w:type="fixed"/>
+        <w:tblLook w:firstColumn="1" w:firstRow="1" w:lastColumn="0" w:lastRow="0" w:noHBand="0" w:noVBand="1" w:val="04A0"/>
+      </w:tblPr>
+      <w:tblGrid>
+        <w:gridCol w:w="14400"/>
+      </w:tblGrid>
+      <w:tr>
+        <w:tc>
+          <w:tcPr>
+            <w:tcW w:type="dxa" w:w="9360"/>
+            <w:tcMar>
+              <w:top w:w="120" w:type="dxa"/>
+              <w:start w:w="140" w:type="dxa"/>
+              <w:bottom w:w="120" w:type="dxa"/>
+              <w:end w:w="140" w:type="dxa"/>
+            </w:tcMar>
+            <w:shd w:fill="EEF5FA"/>
+          </w:tcPr>
+          <w:p>
+            <w:pPr>
+              <w:spacing w:after="60"/>
+            </w:pPr>
+            <w:r/>
+            <w:r>
+              <w:rPr>
+                <w:rFonts w:ascii="Calibri" w:hAnsi="Calibri" w:eastAsia="Calibri"/>
+                <w:b/>
+                <w:color w:val="2E74B5"/>
+                <w:sz w:val="21"/>
+              </w:rPr>
+              <w:t>Cómo leer los porcentajes</w:t>
+            </w:r>
+          </w:p>
+          <w:p>
+            <w:pPr>
+              <w:spacing w:after="0"/>
+            </w:pPr>
+            <w:r>
+              <w:rPr>
+                <w:rFonts w:ascii="Calibri" w:hAnsi="Calibri" w:eastAsia="Calibri"/>
+                <w:color w:val="203740"/>
+                <w:sz w:val="19"/>
+              </w:rPr>
+              <w:t>La ejecución presupuestaria 2026 se calcula como ejecutado 2026 dividido entre presupuesto 2026. Los avances físico y financiero proceden del perfil general del proyecto y pueden cubrir períodos distintos; no deben interpretarse como el mismo indicador.</w:t>
+            </w:r>
+          </w:p>
+        </w:tc>
+      </w:tr>
+    </w:tbl>
+    <w:p>
+      <w:pPr>
+        <w:pStyle w:val="Heading2"/>
+      </w:pPr>
+      <w:r>
+        <w:t>B.1 Cartera completa de inversión pública asociada</w:t>
+      </w:r>
+    </w:p>
+    <w:tbl>
+      <w:tblPr>
+        <w:tblW w:type="dxa" w:w="14111"/>
+        <w:jc w:val="center"/>
+        <w:tblLayout w:type="fixed"/>
+        <w:tblLook w:firstColumn="1" w:firstRow="1" w:lastColumn="0" w:lastRow="0" w:noHBand="0" w:noVBand="1" w:val="04A0"/>
+        <w:tblInd w:w="0" w:type="dxa"/>
+      </w:tblPr>
+      <w:tblGrid>
+        <w:gridCol w:w="576"/>
+        <w:gridCol w:w="1655"/>
+        <w:gridCol w:w="5976"/>
+        <w:gridCol w:w="2880"/>
+        <w:gridCol w:w="3024"/>
+      </w:tblGrid>
+      <w:tr>
+        <w:trPr>
+          <w:tblHeader w:val="true"/>
+        </w:trPr>
+        <w:tc>
+          <w:tcPr>
+            <w:tcW w:type="dxa" w:w="576"/>
+            <w:tcMar>
+              <w:top w:w="70" w:type="dxa"/>
+              <w:start w:w="90" w:type="dxa"/>
+              <w:bottom w:w="70" w:type="dxa"/>
+              <w:end w:w="90" w:type="dxa"/>
+            </w:tcMar>
+            <w:vAlign w:val="center"/>
+            <w:shd w:fill="203740"/>
+          </w:tcPr>
+          <w:p>
+            <w:pPr>
+              <w:spacing w:after="0" w:line="252" w:lineRule="auto"/>
+              <w:jc w:val="left"/>
+            </w:pPr>
+            <w:r>
+              <w:rPr>
+                <w:rFonts w:ascii="Calibri" w:hAnsi="Calibri" w:eastAsia="Calibri"/>
+                <w:b/>
+                <w:color w:val="FFFFFF"/>
+                <w:sz w:val="14"/>
+              </w:rPr>
+              <w:t>N.º</w:t>
+            </w:r>
+          </w:p>
+        </w:tc>
+        <w:tc>
+          <w:tcPr>
+            <w:tcW w:type="dxa" w:w="1656"/>
+            <w:tcMar>
+              <w:top w:w="70" w:type="dxa"/>
+              <w:start w:w="90" w:type="dxa"/>
+              <w:bottom w:w="70" w:type="dxa"/>
+              <w:end w:w="90" w:type="dxa"/>
+            </w:tcMar>
+            <w:vAlign w:val="center"/>
+            <w:shd w:fill="203740"/>
+          </w:tcPr>
+          <w:p>
+            <w:pPr>
+              <w:spacing w:after="0" w:line="252" w:lineRule="auto"/>
+              <w:jc w:val="left"/>
+            </w:pPr>
+            <w:r>
+              <w:rPr>
+                <w:rFonts w:ascii="Calibri" w:hAnsi="Calibri" w:eastAsia="Calibri"/>
+                <w:b/>
+                <w:color w:val="FFFFFF"/>
+                <w:sz w:val="14"/>
+              </w:rPr>
+              <w:t>Identificación</w:t>
+            </w:r>
+          </w:p>
+        </w:tc>
+        <w:tc>
+          <w:tcPr>
+            <w:tcW w:type="dxa" w:w="5976"/>
+            <w:tcMar>
+              <w:top w:w="70" w:type="dxa"/>
+              <w:start w:w="90" w:type="dxa"/>
+              <w:bottom w:w="70" w:type="dxa"/>
+              <w:end w:w="90" w:type="dxa"/>
+            </w:tcMar>
+            <w:vAlign w:val="center"/>
+            <w:shd w:fill="203740"/>
+          </w:tcPr>
+          <w:p>
+            <w:pPr>
+              <w:spacing w:after="0" w:line="252" w:lineRule="auto"/>
+              <w:jc w:val="left"/>
+            </w:pPr>
+            <w:r>
+              <w:rPr>
+                <w:rFonts w:ascii="Calibri" w:hAnsi="Calibri" w:eastAsia="Calibri"/>
+                <w:b/>
+                <w:color w:val="FFFFFF"/>
+                <w:sz w:val="14"/>
+              </w:rPr>
+              <w:t>Proyecto / institución / territorio</w:t>
+            </w:r>
+          </w:p>
+        </w:tc>
+        <w:tc>
+          <w:tcPr>
+            <w:tcW w:type="dxa" w:w="2880"/>
+            <w:tcMar>
+              <w:top w:w="70" w:type="dxa"/>
+              <w:start w:w="90" w:type="dxa"/>
+              <w:bottom w:w="70" w:type="dxa"/>
+              <w:end w:w="90" w:type="dxa"/>
+            </w:tcMar>
+            <w:vAlign w:val="center"/>
+            <w:shd w:fill="203740"/>
+          </w:tcPr>
+          <w:p>
+            <w:pPr>
+              <w:spacing w:after="0" w:line="252" w:lineRule="auto"/>
+              <w:jc w:val="left"/>
+            </w:pPr>
+            <w:r>
+              <w:rPr>
+                <w:rFonts w:ascii="Calibri" w:hAnsi="Calibri" w:eastAsia="Calibri"/>
+                <w:b/>
+                <w:color w:val="FFFFFF"/>
+                <w:sz w:val="14"/>
+              </w:rPr>
+              <w:t>Estado / período / avances</w:t>
+            </w:r>
+          </w:p>
+        </w:tc>
+        <w:tc>
+          <w:tcPr>
+            <w:tcW w:type="dxa" w:w="3024"/>
+            <w:tcMar>
+              <w:top w:w="70" w:type="dxa"/>
+              <w:start w:w="90" w:type="dxa"/>
+              <w:bottom w:w="70" w:type="dxa"/>
+              <w:end w:w="90" w:type="dxa"/>
+            </w:tcMar>
+            <w:vAlign w:val="center"/>
+            <w:shd w:fill="203740"/>
+          </w:tcPr>
+          <w:p>
+            <w:pPr>
+              <w:spacing w:after="0" w:line="252" w:lineRule="auto"/>
+              <w:jc w:val="left"/>
+            </w:pPr>
+            <w:r>
+              <w:rPr>
+                <w:rFonts w:ascii="Calibri" w:hAnsi="Calibri" w:eastAsia="Calibri"/>
+                <w:b/>
+                <w:color w:val="FFFFFF"/>
+                <w:sz w:val="14"/>
+              </w:rPr>
+              <w:t>Costos y ejecución</w:t>
+            </w:r>
+          </w:p>
+        </w:tc>
+      </w:tr>
+      <w:tr>
+        <w:tc>
+          <w:tcPr>
+            <w:tcW w:type="dxa" w:w="576"/>
+            <w:tcMar>
+              <w:top w:w="70" w:type="dxa"/>
+              <w:start w:w="90" w:type="dxa"/>
+              <w:bottom w:w="70" w:type="dxa"/>
+              <w:end w:w="90" w:type="dxa"/>
+            </w:tcMar>
+            <w:vAlign w:val="center"/>
+          </w:tcPr>
+          <w:p>
+            <w:pPr>
+              <w:spacing w:after="0" w:line="252" w:lineRule="auto"/>
+              <w:jc w:val="center"/>
+            </w:pPr>
+            <w:r>
+              <w:rPr>
+                <w:rFonts w:ascii="Calibri" w:hAnsi="Calibri" w:eastAsia="Calibri"/>
+                <w:color w:val="203740"/>
+                <w:sz w:val="14"/>
+              </w:rPr>
+              <w:t>1</w:t>
+            </w:r>
+          </w:p>
+        </w:tc>
+        <w:tc>
+          <w:tcPr>
+            <w:tcW w:type="dxa" w:w="1656"/>
+            <w:tcMar>
+              <w:top w:w="70" w:type="dxa"/>
+              <w:start w:w="90" w:type="dxa"/>
+              <w:bottom w:w="70" w:type="dxa"/>
+              <w:end w:w="90" w:type="dxa"/>
+            </w:tcMar>
+            <w:vAlign w:val="center"/>
+          </w:tcPr>
+          <w:p>
+            <w:pPr>
+              <w:spacing w:after="0" w:line="252" w:lineRule="auto"/>
+              <w:jc w:val="left"/>
+            </w:pPr>
+            <w:r>
+              <w:rPr>
+                <w:rFonts w:ascii="Calibri" w:hAnsi="Calibri" w:eastAsia="Calibri"/>
+                <w:color w:val="203740"/>
+                <w:sz w:val="14"/>
+              </w:rPr>
+              <w:t>SNIP 3731</w:t>
+              <w:br/>
+              <w:t>Ficha/Mapa 49</w:t>
+              <w:br/>
+              <w:t>Fuentes:</w:t>
+              <w:br/>
+              <w:t>Maestro Sí · Ppto. Sí</w:t>
+              <w:br/>
+              <w:t>Territorio Sí · CSV territ. Sí</w:t>
+              <w:br/>
+              <w:t>Perfil Sí</w:t>
+            </w:r>
+            <w:r>
+              <w:br/>
+            </w:r>
+            <w:hyperlink r:id="rId27">
+              <w:r>
+                <w:rPr>
+                  <w:rFonts w:ascii="Calibri" w:hAnsi="Calibri" w:eastAsia="Calibri"/>
+                  <w:color w:val="2E74B5"/>
+                  <w:u w:val="single"/>
+                  <w:sz w:val="14"/>
+                </w:rPr>
+                <w:t>Abrir proyecto</w:t>
+              </w:r>
+            </w:hyperlink>
+            <w:r>
+              <w:br/>
+            </w:r>
+            <w:hyperlink r:id="rId28">
+              <w:r>
+                <w:rPr>
+                  <w:rFonts w:ascii="Calibri" w:hAnsi="Calibri" w:eastAsia="Calibri"/>
+                  <w:color w:val="2E74B5"/>
+                  <w:u w:val="single"/>
+                  <w:sz w:val="14"/>
+                </w:rPr>
+                <w:t>Abrir contratos</w:t>
+              </w:r>
+            </w:hyperlink>
+          </w:p>
+        </w:tc>
+        <w:tc>
+          <w:tcPr>
+            <w:tcW w:type="dxa" w:w="5976"/>
+            <w:tcMar>
+              <w:top w:w="70" w:type="dxa"/>
+              <w:start w:w="90" w:type="dxa"/>
+              <w:bottom w:w="70" w:type="dxa"/>
+              <w:end w:w="90" w:type="dxa"/>
+            </w:tcMar>
+            <w:vAlign w:val="center"/>
+          </w:tcPr>
+          <w:p>
+            <w:pPr>
+              <w:spacing w:after="0" w:line="252" w:lineRule="auto"/>
+              <w:jc w:val="left"/>
+            </w:pPr>
+            <w:r>
+              <w:rPr>
+                <w:rFonts w:ascii="Calibri" w:hAnsi="Calibri" w:eastAsia="Calibri"/>
+                <w:color w:val="203740"/>
+                <w:sz w:val="14"/>
+              </w:rPr>
+              <w:t>CONSTRUCCIÓN PRESA DE MONTE GRANDE, REHABILITACION Y COMPLEMENTACION DE LA PRESA DE SABANA YEGUA, PROVINCIA AZUA</w:t>
+              <w:br/>
+              <w:t>Institución(es): INSTITUTO NACIONAL DE RECURSOS HIDRAULICOS -INDRHI-</w:t>
+              <w:br/>
+              <w:t>Sector(es): Riego</w:t>
+              <w:br/>
+              <w:t>Territorios declarados: región enriquillo; provincia(s) BAORUCO; BARAHONA; INDEPENDENCIA; municipio(s) Sin registro</w:t>
+              <w:br/>
+              <w:t>Localización codificada: 06 enriquillo · 03 BAORUCO; 06 enriquillo · 04 BARAHONA; 06 enriquillo · 10 INDEPENDENCIA</w:t>
+              <w:br/>
+              <w:t>Ubicación del perfil: BAORUCO - PROYECTO DEPARTAMENTAL; BARAHONA - PROYECTO DEPARTAMENTAL; INDEPENDENCIA - PROYECTO DEPARTAMENTAL</w:t>
+              <w:br/>
+              <w:t>Fuente territorial: profile · alcance province · verificada 02-08-2026 12:39 UTC</w:t>
+              <w:br/>
+              <w:t>Cobertura: nacional No · multirregional No</w:t>
+            </w:r>
+          </w:p>
+        </w:tc>
+        <w:tc>
+          <w:tcPr>
+            <w:tcW w:type="dxa" w:w="2880"/>
+            <w:tcMar>
+              <w:top w:w="70" w:type="dxa"/>
+              <w:start w:w="90" w:type="dxa"/>
+              <w:bottom w:w="70" w:type="dxa"/>
+              <w:end w:w="90" w:type="dxa"/>
+            </w:tcMar>
+            <w:vAlign w:val="center"/>
+          </w:tcPr>
+          <w:p>
+            <w:pPr>
+              <w:spacing w:after="0" w:line="252" w:lineRule="auto"/>
+              <w:jc w:val="left"/>
+            </w:pPr>
+            <w:r>
+              <w:rPr>
+                <w:rFonts w:ascii="Calibri" w:hAnsi="Calibri" w:eastAsia="Calibri"/>
+                <w:color w:val="203740"/>
+                <w:sz w:val="14"/>
+              </w:rPr>
+              <w:t>Estado: EJECUCIÓN</w:t>
+              <w:br/>
+              <w:t>Período: 01-01-2010 – 31-01-2026</w:t>
+              <w:br/>
+              <w:t>Avance físico: 74.09%</w:t>
+              <w:br/>
+              <w:t>Avance financiero: 74.09%</w:t>
+              <w:br/>
+              <w:t>Contratos: 86 total · 12 activos</w:t>
+              <w:br/>
+              <w:t>Seguimiento: Ejecución y contrato activo</w:t>
+            </w:r>
+          </w:p>
+        </w:tc>
+        <w:tc>
+          <w:tcPr>
+            <w:tcW w:type="dxa" w:w="3024"/>
+            <w:tcMar>
+              <w:top w:w="70" w:type="dxa"/>
+              <w:start w:w="90" w:type="dxa"/>
+              <w:bottom w:w="70" w:type="dxa"/>
+              <w:end w:w="90" w:type="dxa"/>
+            </w:tcMar>
+            <w:vAlign w:val="center"/>
+          </w:tcPr>
+          <w:p>
+            <w:pPr>
+              <w:spacing w:after="0" w:line="252" w:lineRule="auto"/>
+              <w:jc w:val="left"/>
+            </w:pPr>
+            <w:r>
+              <w:rPr>
+                <w:rFonts w:ascii="Calibri" w:hAnsi="Calibri" w:eastAsia="Calibri"/>
+                <w:color w:val="203740"/>
+                <w:sz w:val="14"/>
+              </w:rPr>
+              <w:t>Costo del proyecto: RD$ 39,271,180,767.49</w:t>
+              <w:br/>
+              <w:t>Presupuesto 2026: RD$ 1,336,921,902.49</w:t>
+              <w:br/>
+              <w:t>Ejecutado 2026: RD$ 995,967,294.24</w:t>
+              <w:br/>
+              <w:t>Ejecución 2026: 74.50%</w:t>
+            </w:r>
+          </w:p>
+        </w:tc>
+      </w:tr>
+      <w:tr>
+        <w:tc>
+          <w:tcPr>
+            <w:tcW w:type="dxa" w:w="576"/>
+            <w:tcMar>
+              <w:top w:w="70" w:type="dxa"/>
+              <w:start w:w="90" w:type="dxa"/>
+              <w:bottom w:w="70" w:type="dxa"/>
+              <w:end w:w="90" w:type="dxa"/>
+            </w:tcMar>
+            <w:vAlign w:val="center"/>
+            <w:shd w:fill="F3F6F6"/>
+          </w:tcPr>
+          <w:p>
+            <w:pPr>
+              <w:spacing w:after="0" w:line="252" w:lineRule="auto"/>
+              <w:jc w:val="center"/>
+            </w:pPr>
+            <w:r>
+              <w:rPr>
+                <w:rFonts w:ascii="Calibri" w:hAnsi="Calibri" w:eastAsia="Calibri"/>
+                <w:color w:val="203740"/>
+                <w:sz w:val="14"/>
+              </w:rPr>
+              <w:t>2</w:t>
+            </w:r>
+          </w:p>
+        </w:tc>
+        <w:tc>
+          <w:tcPr>
+            <w:tcW w:type="dxa" w:w="1656"/>
+            <w:tcMar>
+              <w:top w:w="70" w:type="dxa"/>
+              <w:start w:w="90" w:type="dxa"/>
+              <w:bottom w:w="70" w:type="dxa"/>
+              <w:end w:w="90" w:type="dxa"/>
+            </w:tcMar>
+            <w:vAlign w:val="center"/>
+            <w:shd w:fill="F3F6F6"/>
+          </w:tcPr>
+          <w:p>
+            <w:pPr>
+              <w:spacing w:after="0" w:line="252" w:lineRule="auto"/>
+              <w:jc w:val="left"/>
+            </w:pPr>
+            <w:r>
+              <w:rPr>
+                <w:rFonts w:ascii="Calibri" w:hAnsi="Calibri" w:eastAsia="Calibri"/>
+                <w:color w:val="203740"/>
+                <w:sz w:val="14"/>
+              </w:rPr>
+              <w:t>SNIP 12569</w:t>
+              <w:br/>
+              <w:t>Ficha/Mapa 2071</w:t>
+              <w:br/>
+              <w:t>Fuentes:</w:t>
+              <w:br/>
+              <w:t>Maestro Sí · Ppto. Sí</w:t>
+              <w:br/>
+              <w:t>Territorio Sí · CSV territ. Sí</w:t>
+              <w:br/>
+              <w:t>Perfil Sí</w:t>
+            </w:r>
+            <w:r>
+              <w:br/>
+            </w:r>
+            <w:hyperlink r:id="rId29">
+              <w:r>
+                <w:rPr>
+                  <w:rFonts w:ascii="Calibri" w:hAnsi="Calibri" w:eastAsia="Calibri"/>
+                  <w:color w:val="2E74B5"/>
+                  <w:u w:val="single"/>
+                  <w:sz w:val="14"/>
+                </w:rPr>
+                <w:t>Abrir proyecto</w:t>
+              </w:r>
+            </w:hyperlink>
+          </w:p>
+        </w:tc>
+        <w:tc>
+          <w:tcPr>
+            <w:tcW w:type="dxa" w:w="5976"/>
+            <w:tcMar>
+              <w:top w:w="70" w:type="dxa"/>
+              <w:start w:w="90" w:type="dxa"/>
+              <w:bottom w:w="70" w:type="dxa"/>
+              <w:end w:w="90" w:type="dxa"/>
+            </w:tcMar>
+            <w:vAlign w:val="center"/>
+            <w:shd w:fill="F3F6F6"/>
+          </w:tcPr>
+          <w:p>
+            <w:pPr>
+              <w:spacing w:after="0" w:line="252" w:lineRule="auto"/>
+              <w:jc w:val="left"/>
+            </w:pPr>
+            <w:r>
+              <w:rPr>
+                <w:rFonts w:ascii="Calibri" w:hAnsi="Calibri" w:eastAsia="Calibri"/>
+                <w:color w:val="203740"/>
+                <w:sz w:val="14"/>
+              </w:rPr>
+              <w:t>AMPLIACIÓN  Y REHABILITACION DE 18 PLANTELES ESCOLARES EN LA PROVINCIA BARAHONA</w:t>
+              <w:br/>
+              <w:t>Institución(es): DIRECCION DE INFRAESTRUCTURA ESCOLAR</w:t>
+              <w:br/>
+              <w:t>Sector(es): Educación</w:t>
+              <w:br/>
+              <w:t>Territorios declarados: región enriquillo; provincia(s) BARAHONA; municipio(s) Sin registro</w:t>
+              <w:br/>
+              <w:t>Localización codificada: 06 enriquillo · 04 BARAHONA</w:t>
+              <w:br/>
+              <w:t>Ubicación del perfil: BARAHONA - PROYECTO DEPARTAMENTAL</w:t>
+              <w:br/>
+              <w:t>Fuente territorial: profile · alcance province · verificada 02-08-2026 12:40 UTC</w:t>
+              <w:br/>
+              <w:t>Cobertura: nacional No · multirregional No</w:t>
+            </w:r>
+          </w:p>
+        </w:tc>
+        <w:tc>
+          <w:tcPr>
+            <w:tcW w:type="dxa" w:w="2880"/>
+            <w:tcMar>
+              <w:top w:w="70" w:type="dxa"/>
+              <w:start w:w="90" w:type="dxa"/>
+              <w:bottom w:w="70" w:type="dxa"/>
+              <w:end w:w="90" w:type="dxa"/>
+            </w:tcMar>
+            <w:vAlign w:val="center"/>
+            <w:shd w:fill="F3F6F6"/>
+          </w:tcPr>
+          <w:p>
+            <w:pPr>
+              <w:spacing w:after="0" w:line="252" w:lineRule="auto"/>
+              <w:jc w:val="left"/>
+            </w:pPr>
+            <w:r>
+              <w:rPr>
+                <w:rFonts w:ascii="Calibri" w:hAnsi="Calibri" w:eastAsia="Calibri"/>
+                <w:color w:val="203740"/>
+                <w:sz w:val="14"/>
+              </w:rPr>
+              <w:t>Estado: EJECUCIÓN</w:t>
+              <w:br/>
+              <w:t>Período: 01-01-2013 – 31-01-2027</w:t>
+              <w:br/>
+              <w:t>Avance físico: 96.16%</w:t>
+              <w:br/>
+              <w:t>Avance financiero: 96.16%</w:t>
+              <w:br/>
+              <w:t>Contratos: 0 total · 0 activos</w:t>
+              <w:br/>
+              <w:t>Seguimiento: Ejecución registrada</w:t>
+            </w:r>
+          </w:p>
+        </w:tc>
+        <w:tc>
+          <w:tcPr>
+            <w:tcW w:type="dxa" w:w="3024"/>
+            <w:tcMar>
+              <w:top w:w="70" w:type="dxa"/>
+              <w:start w:w="90" w:type="dxa"/>
+              <w:bottom w:w="70" w:type="dxa"/>
+              <w:end w:w="90" w:type="dxa"/>
+            </w:tcMar>
+            <w:vAlign w:val="center"/>
+            <w:shd w:fill="F3F6F6"/>
+          </w:tcPr>
+          <w:p>
+            <w:pPr>
+              <w:spacing w:after="0" w:line="252" w:lineRule="auto"/>
+              <w:jc w:val="left"/>
+            </w:pPr>
+            <w:r>
+              <w:rPr>
+                <w:rFonts w:ascii="Calibri" w:hAnsi="Calibri" w:eastAsia="Calibri"/>
+                <w:color w:val="203740"/>
+                <w:sz w:val="14"/>
+              </w:rPr>
+              <w:t>Costo del proyecto: RD$ 787,086,419.93</w:t>
+              <w:br/>
+              <w:t>Presupuesto 2026: RD$ 5,000,110.00</w:t>
+              <w:br/>
+              <w:t>Ejecutado 2026: RD$ 4,403,640.03</w:t>
+              <w:br/>
+              <w:t>Ejecución 2026: 88.07%</w:t>
+            </w:r>
+          </w:p>
+        </w:tc>
+      </w:tr>
+      <w:tr>
+        <w:tc>
+          <w:tcPr>
+            <w:tcW w:type="dxa" w:w="576"/>
+            <w:tcMar>
+              <w:top w:w="70" w:type="dxa"/>
+              <w:start w:w="90" w:type="dxa"/>
+              <w:bottom w:w="70" w:type="dxa"/>
+              <w:end w:w="90" w:type="dxa"/>
+            </w:tcMar>
+            <w:vAlign w:val="center"/>
+          </w:tcPr>
+          <w:p>
+            <w:pPr>
+              <w:spacing w:after="0" w:line="252" w:lineRule="auto"/>
+              <w:jc w:val="center"/>
+            </w:pPr>
+            <w:r>
+              <w:rPr>
+                <w:rFonts w:ascii="Calibri" w:hAnsi="Calibri" w:eastAsia="Calibri"/>
+                <w:color w:val="203740"/>
+                <w:sz w:val="14"/>
+              </w:rPr>
+              <w:t>3</w:t>
+            </w:r>
+          </w:p>
+        </w:tc>
+        <w:tc>
+          <w:tcPr>
+            <w:tcW w:type="dxa" w:w="1656"/>
+            <w:tcMar>
+              <w:top w:w="70" w:type="dxa"/>
+              <w:start w:w="90" w:type="dxa"/>
+              <w:bottom w:w="70" w:type="dxa"/>
+              <w:end w:w="90" w:type="dxa"/>
+            </w:tcMar>
+            <w:vAlign w:val="center"/>
+          </w:tcPr>
+          <w:p>
+            <w:pPr>
+              <w:spacing w:after="0" w:line="252" w:lineRule="auto"/>
+              <w:jc w:val="left"/>
+            </w:pPr>
+            <w:r>
+              <w:rPr>
+                <w:rFonts w:ascii="Calibri" w:hAnsi="Calibri" w:eastAsia="Calibri"/>
+                <w:color w:val="203740"/>
+                <w:sz w:val="14"/>
+              </w:rPr>
+              <w:t>SNIP 12631</w:t>
+              <w:br/>
+              <w:t>Ficha/Mapa 2329</w:t>
+              <w:br/>
+              <w:t>Fuentes:</w:t>
+              <w:br/>
+              <w:t>Maestro Sí · Ppto. Sí</w:t>
+              <w:br/>
+              <w:t>Territorio Sí · CSV territ. Sí</w:t>
+              <w:br/>
+              <w:t>Perfil Sí</w:t>
+            </w:r>
+            <w:r>
+              <w:br/>
+            </w:r>
+            <w:hyperlink r:id="rId30">
+              <w:r>
+                <w:rPr>
+                  <w:rFonts w:ascii="Calibri" w:hAnsi="Calibri" w:eastAsia="Calibri"/>
+                  <w:color w:val="2E74B5"/>
+                  <w:u w:val="single"/>
+                  <w:sz w:val="14"/>
+                </w:rPr>
+                <w:t>Abrir proyecto</w:t>
+              </w:r>
+            </w:hyperlink>
+          </w:p>
+        </w:tc>
+        <w:tc>
+          <w:tcPr>
+            <w:tcW w:type="dxa" w:w="5976"/>
+            <w:tcMar>
+              <w:top w:w="70" w:type="dxa"/>
+              <w:start w:w="90" w:type="dxa"/>
+              <w:bottom w:w="70" w:type="dxa"/>
+              <w:end w:w="90" w:type="dxa"/>
+            </w:tcMar>
+            <w:vAlign w:val="center"/>
+          </w:tcPr>
+          <w:p>
+            <w:pPr>
+              <w:spacing w:after="0" w:line="252" w:lineRule="auto"/>
+              <w:jc w:val="left"/>
+            </w:pPr>
+            <w:r>
+              <w:rPr>
+                <w:rFonts w:ascii="Calibri" w:hAnsi="Calibri" w:eastAsia="Calibri"/>
+                <w:color w:val="203740"/>
+                <w:sz w:val="14"/>
+              </w:rPr>
+              <w:t>RECONSTRUCCIÓN DE LA CARRETERA ENRIQUILLO - PEDERNALES EN LAS PROVINCIAS BARAHONA Y PEDERNALES</w:t>
+              <w:br/>
+              <w:t>Institución(es): MINISTERIO DE OBRAS PUBLICAS Y COMUNICACIONES</w:t>
+              <w:br/>
+              <w:t>Sector(es): Transporte</w:t>
+              <w:br/>
+              <w:t>Territorios declarados: región enriquillo; provincia(s) BARAHONA; PEDERNALES; municipio(s) Sin registro</w:t>
+              <w:br/>
+              <w:t>Localización codificada: 06 enriquillo · 04 BARAHONA; 06 enriquillo · 16 PEDERNALES</w:t>
+              <w:br/>
+              <w:t>Ubicación del perfil: BARAHONA - PROYECTO DEPARTAMENTAL; PEDERNALES - PROYECTO DEPARTAMENTAL</w:t>
+              <w:br/>
+              <w:t>Fuente territorial: profile · alcance province · verificada 02-08-2026 12:40 UTC</w:t>
+              <w:br/>
+              <w:t>Cobertura: nacional No · multirregional No</w:t>
+            </w:r>
+          </w:p>
+        </w:tc>
+        <w:tc>
+          <w:tcPr>
+            <w:tcW w:type="dxa" w:w="2880"/>
+            <w:tcMar>
+              <w:top w:w="70" w:type="dxa"/>
+              <w:start w:w="90" w:type="dxa"/>
+              <w:bottom w:w="70" w:type="dxa"/>
+              <w:end w:w="90" w:type="dxa"/>
+            </w:tcMar>
+            <w:vAlign w:val="center"/>
+          </w:tcPr>
+          <w:p>
+            <w:pPr>
+              <w:spacing w:after="0" w:line="252" w:lineRule="auto"/>
+              <w:jc w:val="left"/>
+            </w:pPr>
+            <w:r>
+              <w:rPr>
+                <w:rFonts w:ascii="Calibri" w:hAnsi="Calibri" w:eastAsia="Calibri"/>
+                <w:color w:val="203740"/>
+                <w:sz w:val="14"/>
+              </w:rPr>
+              <w:t>Estado: EJECUCIÓN</w:t>
+              <w:br/>
+              <w:t>Período: 01-01-2013 – 31-01-2027</w:t>
+              <w:br/>
+              <w:t>Avance físico: 29.14%</w:t>
+              <w:br/>
+              <w:t>Avance financiero: 29.14%</w:t>
+              <w:br/>
+              <w:t>Contratos: 0 total · 0 activos</w:t>
+              <w:br/>
+              <w:t>Seguimiento: Ejecución registrada</w:t>
+            </w:r>
+          </w:p>
+        </w:tc>
+        <w:tc>
+          <w:tcPr>
+            <w:tcW w:type="dxa" w:w="3024"/>
+            <w:tcMar>
+              <w:top w:w="70" w:type="dxa"/>
+              <w:start w:w="90" w:type="dxa"/>
+              <w:bottom w:w="70" w:type="dxa"/>
+              <w:end w:w="90" w:type="dxa"/>
+            </w:tcMar>
+            <w:vAlign w:val="center"/>
+          </w:tcPr>
+          <w:p>
+            <w:pPr>
+              <w:spacing w:after="0" w:line="252" w:lineRule="auto"/>
+              <w:jc w:val="left"/>
+            </w:pPr>
+            <w:r>
+              <w:rPr>
+                <w:rFonts w:ascii="Calibri" w:hAnsi="Calibri" w:eastAsia="Calibri"/>
+                <w:color w:val="203740"/>
+                <w:sz w:val="14"/>
+              </w:rPr>
+              <w:t>Costo del proyecto: RD$ 10,554,323,914.90</w:t>
+              <w:br/>
+              <w:t>Presupuesto 2026: RD$ 1,996,778,708.00</w:t>
+              <w:br/>
+              <w:t>Ejecutado 2026: RD$ 1,924,269,930.73</w:t>
+              <w:br/>
+              <w:t>Ejecución 2026: 96.37%</w:t>
+            </w:r>
+          </w:p>
+        </w:tc>
+      </w:tr>
+      <w:tr>
+        <w:tc>
+          <w:tcPr>
+            <w:tcW w:type="dxa" w:w="576"/>
+            <w:tcMar>
+              <w:top w:w="70" w:type="dxa"/>
+              <w:start w:w="90" w:type="dxa"/>
+              <w:bottom w:w="70" w:type="dxa"/>
+              <w:end w:w="90" w:type="dxa"/>
+            </w:tcMar>
+            <w:vAlign w:val="center"/>
+            <w:shd w:fill="F3F6F6"/>
+          </w:tcPr>
+          <w:p>
+            <w:pPr>
+              <w:spacing w:after="0" w:line="252" w:lineRule="auto"/>
+              <w:jc w:val="center"/>
+            </w:pPr>
+            <w:r>
+              <w:rPr>
+                <w:rFonts w:ascii="Calibri" w:hAnsi="Calibri" w:eastAsia="Calibri"/>
+                <w:color w:val="203740"/>
+                <w:sz w:val="14"/>
+              </w:rPr>
+              <w:t>4</w:t>
+            </w:r>
+          </w:p>
+        </w:tc>
+        <w:tc>
+          <w:tcPr>
+            <w:tcW w:type="dxa" w:w="1656"/>
+            <w:tcMar>
+              <w:top w:w="70" w:type="dxa"/>
+              <w:start w:w="90" w:type="dxa"/>
+              <w:bottom w:w="70" w:type="dxa"/>
+              <w:end w:w="90" w:type="dxa"/>
+            </w:tcMar>
+            <w:vAlign w:val="center"/>
+            <w:shd w:fill="F3F6F6"/>
+          </w:tcPr>
+          <w:p>
+            <w:pPr>
+              <w:spacing w:after="0" w:line="252" w:lineRule="auto"/>
+              <w:jc w:val="left"/>
+            </w:pPr>
+            <w:r>
+              <w:rPr>
+                <w:rFonts w:ascii="Calibri" w:hAnsi="Calibri" w:eastAsia="Calibri"/>
+                <w:color w:val="203740"/>
+                <w:sz w:val="14"/>
+              </w:rPr>
+              <w:t>SNIP 13380</w:t>
+              <w:br/>
+              <w:t>Ficha/Mapa 3040</w:t>
+              <w:br/>
+              <w:t>Fuentes:</w:t>
+              <w:br/>
+              <w:t>Maestro Sí · Ppto. Sí</w:t>
+              <w:br/>
+              <w:t>Territorio Sí · CSV territ. Sí</w:t>
+              <w:br/>
+              <w:t>Perfil Sí</w:t>
+            </w:r>
+            <w:r>
+              <w:br/>
+            </w:r>
+            <w:hyperlink r:id="rId31">
+              <w:r>
+                <w:rPr>
+                  <w:rFonts w:ascii="Calibri" w:hAnsi="Calibri" w:eastAsia="Calibri"/>
+                  <w:color w:val="2E74B5"/>
+                  <w:u w:val="single"/>
+                  <w:sz w:val="14"/>
+                </w:rPr>
+                <w:t>Abrir proyecto</w:t>
+              </w:r>
+            </w:hyperlink>
+          </w:p>
+        </w:tc>
+        <w:tc>
+          <w:tcPr>
+            <w:tcW w:type="dxa" w:w="5976"/>
+            <w:tcMar>
+              <w:top w:w="70" w:type="dxa"/>
+              <w:start w:w="90" w:type="dxa"/>
+              <w:bottom w:w="70" w:type="dxa"/>
+              <w:end w:w="90" w:type="dxa"/>
+            </w:tcMar>
+            <w:vAlign w:val="center"/>
+            <w:shd w:fill="F3F6F6"/>
+          </w:tcPr>
+          <w:p>
+            <w:pPr>
+              <w:spacing w:after="0" w:line="252" w:lineRule="auto"/>
+              <w:jc w:val="left"/>
+            </w:pPr>
+            <w:r>
+              <w:rPr>
+                <w:rFonts w:ascii="Calibri" w:hAnsi="Calibri" w:eastAsia="Calibri"/>
+                <w:color w:val="203740"/>
+                <w:sz w:val="14"/>
+              </w:rPr>
+              <w:t>CONSTRUCCIÓN DE PLANTELES EDUCATIVOS EN LA PROVINCIA DE BARAHONA (FASE 2)</w:t>
+              <w:br/>
+              <w:t>Institución(es): DIRECCION DE INFRAESTRUCTURA ESCOLAR</w:t>
+              <w:br/>
+              <w:t>Sector(es): Educación</w:t>
+              <w:br/>
+              <w:t>Territorios declarados: región enriquillo; provincia(s) BARAHONA; municipio(s) Sin registro</w:t>
+              <w:br/>
+              <w:t>Localización codificada: 06 enriquillo · 04 BARAHONA</w:t>
+              <w:br/>
+              <w:t>Ubicación del perfil: BARAHONA - PROYECTO DEPARTAMENTAL</w:t>
+              <w:br/>
+              <w:t>Fuente territorial: profile · alcance province · verificada 02-08-2026 12:40 UTC</w:t>
+              <w:br/>
+              <w:t>Cobertura: nacional No · multirregional No</w:t>
+            </w:r>
+          </w:p>
+        </w:tc>
+        <w:tc>
+          <w:tcPr>
+            <w:tcW w:type="dxa" w:w="2880"/>
+            <w:tcMar>
+              <w:top w:w="70" w:type="dxa"/>
+              <w:start w:w="90" w:type="dxa"/>
+              <w:bottom w:w="70" w:type="dxa"/>
+              <w:end w:w="90" w:type="dxa"/>
+            </w:tcMar>
+            <w:vAlign w:val="center"/>
+            <w:shd w:fill="F3F6F6"/>
+          </w:tcPr>
+          <w:p>
+            <w:pPr>
+              <w:spacing w:after="0" w:line="252" w:lineRule="auto"/>
+              <w:jc w:val="left"/>
+            </w:pPr>
+            <w:r>
+              <w:rPr>
+                <w:rFonts w:ascii="Calibri" w:hAnsi="Calibri" w:eastAsia="Calibri"/>
+                <w:color w:val="203740"/>
+                <w:sz w:val="14"/>
+              </w:rPr>
+              <w:t>Estado: EJECUCIÓN</w:t>
+              <w:br/>
+              <w:t>Período: 01-01-2013 – 31-01-2027</w:t>
+              <w:br/>
+              <w:t>Avance físico: 93.37%</w:t>
+              <w:br/>
+              <w:t>Avance financiero: 93.37%</w:t>
+              <w:br/>
+              <w:t>Contratos: 0 total · 0 activos</w:t>
+              <w:br/>
+              <w:t>Seguimiento: Sin ejecución ni contrato activo</w:t>
+            </w:r>
+          </w:p>
+        </w:tc>
+        <w:tc>
+          <w:tcPr>
+            <w:tcW w:type="dxa" w:w="3024"/>
+            <w:tcMar>
+              <w:top w:w="70" w:type="dxa"/>
+              <w:start w:w="90" w:type="dxa"/>
+              <w:bottom w:w="70" w:type="dxa"/>
+              <w:end w:w="90" w:type="dxa"/>
+            </w:tcMar>
+            <w:vAlign w:val="center"/>
+            <w:shd w:fill="F3F6F6"/>
+          </w:tcPr>
+          <w:p>
+            <w:pPr>
+              <w:spacing w:after="0" w:line="252" w:lineRule="auto"/>
+              <w:jc w:val="left"/>
+            </w:pPr>
+            <w:r>
+              <w:rPr>
+                <w:rFonts w:ascii="Calibri" w:hAnsi="Calibri" w:eastAsia="Calibri"/>
+                <w:color w:val="203740"/>
+                <w:sz w:val="14"/>
+              </w:rPr>
+              <w:t>Costo del proyecto: RD$ 991,963,614.34</w:t>
+              <w:br/>
+              <w:t>Presupuesto 2026: RD$ 0.00</w:t>
+              <w:br/>
+              <w:t>Ejecutado 2026: RD$ 0.00</w:t>
+              <w:br/>
+              <w:t>Ejecución 2026: No calculable</w:t>
+            </w:r>
+          </w:p>
+        </w:tc>
+      </w:tr>
+      <w:tr>
+        <w:tc>
+          <w:tcPr>
+            <w:tcW w:type="dxa" w:w="576"/>
+            <w:tcMar>
+              <w:top w:w="70" w:type="dxa"/>
+              <w:start w:w="90" w:type="dxa"/>
+              <w:bottom w:w="70" w:type="dxa"/>
+              <w:end w:w="90" w:type="dxa"/>
+            </w:tcMar>
+            <w:vAlign w:val="center"/>
+          </w:tcPr>
+          <w:p>
+            <w:pPr>
+              <w:spacing w:after="0" w:line="252" w:lineRule="auto"/>
+              <w:jc w:val="center"/>
+            </w:pPr>
+            <w:r>
+              <w:rPr>
+                <w:rFonts w:ascii="Calibri" w:hAnsi="Calibri" w:eastAsia="Calibri"/>
+                <w:color w:val="203740"/>
+                <w:sz w:val="14"/>
+              </w:rPr>
+              <w:t>5</w:t>
+            </w:r>
+          </w:p>
+        </w:tc>
+        <w:tc>
+          <w:tcPr>
+            <w:tcW w:type="dxa" w:w="1656"/>
+            <w:tcMar>
+              <w:top w:w="70" w:type="dxa"/>
+              <w:start w:w="90" w:type="dxa"/>
+              <w:bottom w:w="70" w:type="dxa"/>
+              <w:end w:w="90" w:type="dxa"/>
+            </w:tcMar>
+            <w:vAlign w:val="center"/>
+          </w:tcPr>
+          <w:p>
+            <w:pPr>
+              <w:spacing w:after="0" w:line="252" w:lineRule="auto"/>
+              <w:jc w:val="left"/>
+            </w:pPr>
+            <w:r>
+              <w:rPr>
+                <w:rFonts w:ascii="Calibri" w:hAnsi="Calibri" w:eastAsia="Calibri"/>
+                <w:color w:val="203740"/>
+                <w:sz w:val="14"/>
+              </w:rPr>
+              <w:t>SNIP 13444</w:t>
+              <w:br/>
+              <w:t>Ficha/Mapa 3076</w:t>
+              <w:br/>
+              <w:t>Fuentes:</w:t>
+              <w:br/>
+              <w:t>Maestro Sí · Ppto. Sí</w:t>
+              <w:br/>
+              <w:t>Territorio Sí · CSV territ. Sí</w:t>
+              <w:br/>
+              <w:t>Perfil Sí</w:t>
+            </w:r>
+            <w:r>
+              <w:br/>
+            </w:r>
+            <w:hyperlink r:id="rId32">
+              <w:r>
+                <w:rPr>
+                  <w:rFonts w:ascii="Calibri" w:hAnsi="Calibri" w:eastAsia="Calibri"/>
+                  <w:color w:val="2E74B5"/>
+                  <w:u w:val="single"/>
+                  <w:sz w:val="14"/>
+                </w:rPr>
+                <w:t>Abrir proyecto</w:t>
+              </w:r>
+            </w:hyperlink>
+          </w:p>
+        </w:tc>
+        <w:tc>
+          <w:tcPr>
+            <w:tcW w:type="dxa" w:w="5976"/>
+            <w:tcMar>
+              <w:top w:w="70" w:type="dxa"/>
+              <w:start w:w="90" w:type="dxa"/>
+              <w:bottom w:w="70" w:type="dxa"/>
+              <w:end w:w="90" w:type="dxa"/>
+            </w:tcMar>
+            <w:vAlign w:val="center"/>
+          </w:tcPr>
+          <w:p>
+            <w:pPr>
+              <w:spacing w:after="0" w:line="252" w:lineRule="auto"/>
+              <w:jc w:val="left"/>
+            </w:pPr>
+            <w:r>
+              <w:rPr>
+                <w:rFonts w:ascii="Calibri" w:hAnsi="Calibri" w:eastAsia="Calibri"/>
+                <w:color w:val="203740"/>
+                <w:sz w:val="14"/>
+              </w:rPr>
+              <w:t>CONSTRUCCIÓN  2 ESTANCIAS INFANTILES EN LA PROVINCIA DE BARAHONA (FASE 2)</w:t>
+              <w:br/>
+              <w:t>Institución(es): DIRECCION DE INFRAESTRUCTURA ESCOLAR</w:t>
+              <w:br/>
+              <w:t>Sector(es): Educación</w:t>
+              <w:br/>
+              <w:t>Territorios declarados: región enriquillo; provincia(s) BARAHONA; municipio(s) Sin registro</w:t>
+              <w:br/>
+              <w:t>Localización codificada: 06 enriquillo · 04 BARAHONA</w:t>
+              <w:br/>
+              <w:t>Ubicación del perfil: BARAHONA - PROYECTO DEPARTAMENTAL</w:t>
+              <w:br/>
+              <w:t>Fuente territorial: profile · alcance province · verificada 02-08-2026 12:40 UTC</w:t>
+              <w:br/>
+              <w:t>Cobertura: nacional No · multirregional No</w:t>
+            </w:r>
+          </w:p>
+        </w:tc>
+        <w:tc>
+          <w:tcPr>
+            <w:tcW w:type="dxa" w:w="2880"/>
+            <w:tcMar>
+              <w:top w:w="70" w:type="dxa"/>
+              <w:start w:w="90" w:type="dxa"/>
+              <w:bottom w:w="70" w:type="dxa"/>
+              <w:end w:w="90" w:type="dxa"/>
+            </w:tcMar>
+            <w:vAlign w:val="center"/>
+          </w:tcPr>
+          <w:p>
+            <w:pPr>
+              <w:spacing w:after="0" w:line="252" w:lineRule="auto"/>
+              <w:jc w:val="left"/>
+            </w:pPr>
+            <w:r>
+              <w:rPr>
+                <w:rFonts w:ascii="Calibri" w:hAnsi="Calibri" w:eastAsia="Calibri"/>
+                <w:color w:val="203740"/>
+                <w:sz w:val="14"/>
+              </w:rPr>
+              <w:t>Estado: EJECUCIÓN</w:t>
+              <w:br/>
+              <w:t>Período: 01-01-2014 – 31-01-2027</w:t>
+              <w:br/>
+              <w:t>Avance físico: 52.56%</w:t>
+              <w:br/>
+              <w:t>Avance financiero: 52.56%</w:t>
+              <w:br/>
+              <w:t>Contratos: 0 total · 0 activos</w:t>
+              <w:br/>
+              <w:t>Seguimiento: Sin ejecución ni contrato activo</w:t>
+            </w:r>
+          </w:p>
+        </w:tc>
+        <w:tc>
+          <w:tcPr>
+            <w:tcW w:type="dxa" w:w="3024"/>
+            <w:tcMar>
+              <w:top w:w="70" w:type="dxa"/>
+              <w:start w:w="90" w:type="dxa"/>
+              <w:bottom w:w="70" w:type="dxa"/>
+              <w:end w:w="90" w:type="dxa"/>
+            </w:tcMar>
+            <w:vAlign w:val="center"/>
+          </w:tcPr>
+          <w:p>
+            <w:pPr>
+              <w:spacing w:after="0" w:line="252" w:lineRule="auto"/>
+              <w:jc w:val="left"/>
+            </w:pPr>
+            <w:r>
+              <w:rPr>
+                <w:rFonts w:ascii="Calibri" w:hAnsi="Calibri" w:eastAsia="Calibri"/>
+                <w:color w:val="203740"/>
+                <w:sz w:val="14"/>
+              </w:rPr>
+              <w:t>Costo del proyecto: RD$ 90,858,035.92</w:t>
+              <w:br/>
+              <w:t>Presupuesto 2026: RD$ 9,131,803.00</w:t>
+              <w:br/>
+              <w:t>Ejecutado 2026: RD$ 0.00</w:t>
+              <w:br/>
+              <w:t>Ejecución 2026: 0.00%</w:t>
+            </w:r>
+          </w:p>
+        </w:tc>
+      </w:tr>
+      <w:tr>
+        <w:tc>
+          <w:tcPr>
+            <w:tcW w:type="dxa" w:w="576"/>
+            <w:tcMar>
+              <w:top w:w="70" w:type="dxa"/>
+              <w:start w:w="90" w:type="dxa"/>
+              <w:bottom w:w="70" w:type="dxa"/>
+              <w:end w:w="90" w:type="dxa"/>
+            </w:tcMar>
+            <w:vAlign w:val="center"/>
+            <w:shd w:fill="F3F6F6"/>
+          </w:tcPr>
+          <w:p>
+            <w:pPr>
+              <w:spacing w:after="0" w:line="252" w:lineRule="auto"/>
+              <w:jc w:val="center"/>
+            </w:pPr>
+            <w:r>
+              <w:rPr>
+                <w:rFonts w:ascii="Calibri" w:hAnsi="Calibri" w:eastAsia="Calibri"/>
+                <w:color w:val="203740"/>
+                <w:sz w:val="14"/>
+              </w:rPr>
+              <w:t>6</w:t>
+            </w:r>
+          </w:p>
+        </w:tc>
+        <w:tc>
+          <w:tcPr>
+            <w:tcW w:type="dxa" w:w="1656"/>
+            <w:tcMar>
+              <w:top w:w="70" w:type="dxa"/>
+              <w:start w:w="90" w:type="dxa"/>
+              <w:bottom w:w="70" w:type="dxa"/>
+              <w:end w:w="90" w:type="dxa"/>
+            </w:tcMar>
+            <w:vAlign w:val="center"/>
+            <w:shd w:fill="F3F6F6"/>
+          </w:tcPr>
+          <w:p>
+            <w:pPr>
+              <w:spacing w:after="0" w:line="252" w:lineRule="auto"/>
+              <w:jc w:val="left"/>
+            </w:pPr>
+            <w:r>
+              <w:rPr>
+                <w:rFonts w:ascii="Calibri" w:hAnsi="Calibri" w:eastAsia="Calibri"/>
+                <w:color w:val="203740"/>
+                <w:sz w:val="14"/>
+              </w:rPr>
+              <w:t>SNIP 13544</w:t>
+              <w:br/>
+              <w:t>Ficha/Mapa 3334</w:t>
+              <w:br/>
+              <w:t>Fuentes:</w:t>
+              <w:br/>
+              <w:t>Maestro Sí · Ppto. Sí</w:t>
+              <w:br/>
+              <w:t>Territorio Sí · CSV territ. Sí</w:t>
+              <w:br/>
+              <w:t>Perfil Sí</w:t>
+            </w:r>
+            <w:r>
+              <w:br/>
+            </w:r>
+            <w:hyperlink r:id="rId33">
+              <w:r>
+                <w:rPr>
+                  <w:rFonts w:ascii="Calibri" w:hAnsi="Calibri" w:eastAsia="Calibri"/>
+                  <w:color w:val="2E74B5"/>
+                  <w:u w:val="single"/>
+                  <w:sz w:val="14"/>
+                </w:rPr>
+                <w:t>Abrir proyecto</w:t>
+              </w:r>
+            </w:hyperlink>
+          </w:p>
+        </w:tc>
+        <w:tc>
+          <w:tcPr>
+            <w:tcW w:type="dxa" w:w="5976"/>
+            <w:tcMar>
+              <w:top w:w="70" w:type="dxa"/>
+              <w:start w:w="90" w:type="dxa"/>
+              <w:bottom w:w="70" w:type="dxa"/>
+              <w:end w:w="90" w:type="dxa"/>
+            </w:tcMar>
+            <w:vAlign w:val="center"/>
+            <w:shd w:fill="F3F6F6"/>
+          </w:tcPr>
+          <w:p>
+            <w:pPr>
+              <w:spacing w:after="0" w:line="252" w:lineRule="auto"/>
+              <w:jc w:val="left"/>
+            </w:pPr>
+            <w:r>
+              <w:rPr>
+                <w:rFonts w:ascii="Calibri" w:hAnsi="Calibri" w:eastAsia="Calibri"/>
+                <w:color w:val="203740"/>
+                <w:sz w:val="14"/>
+              </w:rPr>
+              <w:t>CONSTRUCCIÓN DE PLANTELES EDUCATIVOS EN LA PROVINCIA BARAHONA (FASE 3)</w:t>
+              <w:br/>
+              <w:t>Institución(es): DIRECCION DE INFRAESTRUCTURA ESCOLAR</w:t>
+              <w:br/>
+              <w:t>Sector(es): Educación</w:t>
+              <w:br/>
+              <w:t>Territorios declarados: región enriquillo; provincia(s) BARAHONA; municipio(s) Sin registro</w:t>
+              <w:br/>
+              <w:t>Localización codificada: 06 enriquillo · 04 BARAHONA</w:t>
+              <w:br/>
+              <w:t>Ubicación del perfil: BARAHONA - PROYECTO DEPARTAMENTAL</w:t>
+              <w:br/>
+              <w:t>Fuente territorial: profile · alcance province · verificada 02-08-2026 12:40 UTC</w:t>
+              <w:br/>
+              <w:t>Cobertura: nacional No · multirregional No</w:t>
+            </w:r>
+          </w:p>
+        </w:tc>
+        <w:tc>
+          <w:tcPr>
+            <w:tcW w:type="dxa" w:w="2880"/>
+            <w:tcMar>
+              <w:top w:w="70" w:type="dxa"/>
+              <w:start w:w="90" w:type="dxa"/>
+              <w:bottom w:w="70" w:type="dxa"/>
+              <w:end w:w="90" w:type="dxa"/>
+            </w:tcMar>
+            <w:vAlign w:val="center"/>
+            <w:shd w:fill="F3F6F6"/>
+          </w:tcPr>
+          <w:p>
+            <w:pPr>
+              <w:spacing w:after="0" w:line="252" w:lineRule="auto"/>
+              <w:jc w:val="left"/>
+            </w:pPr>
+            <w:r>
+              <w:rPr>
+                <w:rFonts w:ascii="Calibri" w:hAnsi="Calibri" w:eastAsia="Calibri"/>
+                <w:color w:val="203740"/>
+                <w:sz w:val="14"/>
+              </w:rPr>
+              <w:t>Estado: EJECUCIÓN</w:t>
+              <w:br/>
+              <w:t>Período: 01-01-2014 – 31-01-2027</w:t>
+              <w:br/>
+              <w:t>Avance físico: 49.23%</w:t>
+              <w:br/>
+              <w:t>Avance financiero: 49.23%</w:t>
+              <w:br/>
+              <w:t>Contratos: 0 total · 0 activos</w:t>
+              <w:br/>
+              <w:t>Seguimiento: Ejecución registrada</w:t>
+            </w:r>
+          </w:p>
+        </w:tc>
+        <w:tc>
+          <w:tcPr>
+            <w:tcW w:type="dxa" w:w="3024"/>
+            <w:tcMar>
+              <w:top w:w="70" w:type="dxa"/>
+              <w:start w:w="90" w:type="dxa"/>
+              <w:bottom w:w="70" w:type="dxa"/>
+              <w:end w:w="90" w:type="dxa"/>
+            </w:tcMar>
+            <w:vAlign w:val="center"/>
+            <w:shd w:fill="F3F6F6"/>
+          </w:tcPr>
+          <w:p>
+            <w:pPr>
+              <w:spacing w:after="0" w:line="252" w:lineRule="auto"/>
+              <w:jc w:val="left"/>
+            </w:pPr>
+            <w:r>
+              <w:rPr>
+                <w:rFonts w:ascii="Calibri" w:hAnsi="Calibri" w:eastAsia="Calibri"/>
+                <w:color w:val="203740"/>
+                <w:sz w:val="14"/>
+              </w:rPr>
+              <w:t>Costo del proyecto: RD$ 638,237,466.62</w:t>
+              <w:br/>
+              <w:t>Presupuesto 2026: RD$ 69,629,226.00</w:t>
+              <w:br/>
+              <w:t>Ejecutado 2026: RD$ 24,585,196.87</w:t>
+              <w:br/>
+              <w:t>Ejecución 2026: 35.31%</w:t>
+            </w:r>
+          </w:p>
+        </w:tc>
+      </w:tr>
+      <w:tr>
+        <w:tc>
+          <w:tcPr>
+            <w:tcW w:type="dxa" w:w="576"/>
+            <w:tcMar>
+              <w:top w:w="70" w:type="dxa"/>
+              <w:start w:w="90" w:type="dxa"/>
+              <w:bottom w:w="70" w:type="dxa"/>
+              <w:end w:w="90" w:type="dxa"/>
+            </w:tcMar>
+            <w:vAlign w:val="center"/>
+          </w:tcPr>
+          <w:p>
+            <w:pPr>
+              <w:spacing w:after="0" w:line="252" w:lineRule="auto"/>
+              <w:jc w:val="center"/>
+            </w:pPr>
+            <w:r>
+              <w:rPr>
+                <w:rFonts w:ascii="Calibri" w:hAnsi="Calibri" w:eastAsia="Calibri"/>
+                <w:color w:val="203740"/>
+                <w:sz w:val="14"/>
+              </w:rPr>
+              <w:t>7</w:t>
+            </w:r>
+          </w:p>
+        </w:tc>
+        <w:tc>
+          <w:tcPr>
+            <w:tcW w:type="dxa" w:w="1656"/>
+            <w:tcMar>
+              <w:top w:w="70" w:type="dxa"/>
+              <w:start w:w="90" w:type="dxa"/>
+              <w:bottom w:w="70" w:type="dxa"/>
+              <w:end w:w="90" w:type="dxa"/>
+            </w:tcMar>
+            <w:vAlign w:val="center"/>
+          </w:tcPr>
+          <w:p>
+            <w:pPr>
+              <w:spacing w:after="0" w:line="252" w:lineRule="auto"/>
+              <w:jc w:val="left"/>
+            </w:pPr>
+            <w:r>
+              <w:rPr>
+                <w:rFonts w:ascii="Calibri" w:hAnsi="Calibri" w:eastAsia="Calibri"/>
+                <w:color w:val="203740"/>
+                <w:sz w:val="14"/>
+              </w:rPr>
+              <w:t>SNIP 13928</w:t>
+              <w:br/>
+              <w:t>Ficha/Mapa 4212</w:t>
+              <w:br/>
+              <w:t>Fuentes:</w:t>
+              <w:br/>
+              <w:t>Maestro Sí · Ppto. Sí</w:t>
+              <w:br/>
+              <w:t>Territorio Sí · CSV territ. Sí</w:t>
+              <w:br/>
+              <w:t>Perfil Sí</w:t>
+            </w:r>
+            <w:r>
+              <w:br/>
+            </w:r>
+            <w:hyperlink r:id="rId34">
+              <w:r>
+                <w:rPr>
+                  <w:rFonts w:ascii="Calibri" w:hAnsi="Calibri" w:eastAsia="Calibri"/>
+                  <w:color w:val="2E74B5"/>
+                  <w:u w:val="single"/>
+                  <w:sz w:val="14"/>
+                </w:rPr>
+                <w:t>Abrir proyecto</w:t>
+              </w:r>
+            </w:hyperlink>
+            <w:r>
+              <w:br/>
+            </w:r>
+            <w:hyperlink r:id="rId35">
+              <w:r>
+                <w:rPr>
+                  <w:rFonts w:ascii="Calibri" w:hAnsi="Calibri" w:eastAsia="Calibri"/>
+                  <w:color w:val="2E74B5"/>
+                  <w:u w:val="single"/>
+                  <w:sz w:val="14"/>
+                </w:rPr>
+                <w:t>Abrir contratos</w:t>
+              </w:r>
+            </w:hyperlink>
+          </w:p>
+        </w:tc>
+        <w:tc>
+          <w:tcPr>
+            <w:tcW w:type="dxa" w:w="5976"/>
+            <w:tcMar>
+              <w:top w:w="70" w:type="dxa"/>
+              <w:start w:w="90" w:type="dxa"/>
+              <w:bottom w:w="70" w:type="dxa"/>
+              <w:end w:w="90" w:type="dxa"/>
+            </w:tcMar>
+            <w:vAlign w:val="center"/>
+          </w:tcPr>
+          <w:p>
+            <w:pPr>
+              <w:spacing w:after="0" w:line="252" w:lineRule="auto"/>
+              <w:jc w:val="left"/>
+            </w:pPr>
+            <w:r>
+              <w:rPr>
+                <w:rFonts w:ascii="Calibri" w:hAnsi="Calibri" w:eastAsia="Calibri"/>
+                <w:color w:val="203740"/>
+                <w:sz w:val="14"/>
+              </w:rPr>
+              <w:t>RECUPERACIÓN DE LA COBERTURA VEGETAL EN CUENCAS HIDROGRÁFICAS DE LA REPÚBLICA DOMINICANA.</w:t>
+              <w:br/>
+              <w:t>Institución(es): UNIDAD TÉCNICA EJECUTORA DE PROYECTOS DE DESARROLLO AGROFORESTAL</w:t>
+              <w:br/>
+              <w:t>Sector(es): Protección de la biodiversidad y ordenación de desechos</w:t>
+              <w:br/>
+              <w:t>Territorios declarados: región Sin dato; provincia(s) AZUA; BAORUCO; BARAHONA; ELÍAS PIÑA; INDEPENDENCIA; SAN JUAN; municipio(s) Sin registro</w:t>
+              <w:br/>
+              <w:t>Localización codificada: 07 el_valle · 02 AZUA; 06 enriquillo · 03 BAORUCO; 06 enriquillo · 04 BARAHONA; 07 el_valle · 07 ELÍAS PIÑA; 06 enriquillo · 10 INDEPENDENCIA; 07 el_valle · 22 SAN JUAN</w:t>
+              <w:br/>
+              <w:t>Ubicación del perfil: AZUA - PROYECTO DEPARTAMENTAL; BAORUCO - PROYECTO DEPARTAMENTAL; BARAHONA - PROYECTO DEPARTAMENTAL; ELÍAS PIÑA - PROYECTO DEPARTAMENTAL; INDEPENDENCIA - PROYECTO DEPARTAMENTAL; SAN JUAN - PROYECTO DEPARTAMENTAL</w:t>
+              <w:br/>
+              <w:t>Fuente territorial: profile · alcance province · verificada 02-08-2026 12:40 UTC</w:t>
+              <w:br/>
+              <w:t>Cobertura: nacional No · multirregional Sí</w:t>
+            </w:r>
+          </w:p>
+        </w:tc>
+        <w:tc>
+          <w:tcPr>
+            <w:tcW w:type="dxa" w:w="2880"/>
+            <w:tcMar>
+              <w:top w:w="70" w:type="dxa"/>
+              <w:start w:w="90" w:type="dxa"/>
+              <w:bottom w:w="70" w:type="dxa"/>
+              <w:end w:w="90" w:type="dxa"/>
+            </w:tcMar>
+            <w:vAlign w:val="center"/>
+          </w:tcPr>
+          <w:p>
+            <w:pPr>
+              <w:spacing w:after="0" w:line="252" w:lineRule="auto"/>
+              <w:jc w:val="left"/>
+            </w:pPr>
+            <w:r>
+              <w:rPr>
+                <w:rFonts w:ascii="Calibri" w:hAnsi="Calibri" w:eastAsia="Calibri"/>
+                <w:color w:val="203740"/>
+                <w:sz w:val="14"/>
+              </w:rPr>
+              <w:t>Estado: EJECUCIÓN</w:t>
+              <w:br/>
+              <w:t>Período: 01-01-2017 – 31-01-2026</w:t>
+              <w:br/>
+              <w:t>Avance físico: 84.17%</w:t>
+              <w:br/>
+              <w:t>Avance financiero: 84.17%</w:t>
+              <w:br/>
+              <w:t>Contratos: 530 total · 200 activos</w:t>
+              <w:br/>
+              <w:t>Seguimiento: Ejecución y contrato activo</w:t>
+            </w:r>
+          </w:p>
+        </w:tc>
+        <w:tc>
+          <w:tcPr>
+            <w:tcW w:type="dxa" w:w="3024"/>
+            <w:tcMar>
+              <w:top w:w="70" w:type="dxa"/>
+              <w:start w:w="90" w:type="dxa"/>
+              <w:bottom w:w="70" w:type="dxa"/>
+              <w:end w:w="90" w:type="dxa"/>
+            </w:tcMar>
+            <w:vAlign w:val="center"/>
+          </w:tcPr>
+          <w:p>
+            <w:pPr>
+              <w:spacing w:after="0" w:line="252" w:lineRule="auto"/>
+              <w:jc w:val="left"/>
+            </w:pPr>
+            <w:r>
+              <w:rPr>
+                <w:rFonts w:ascii="Calibri" w:hAnsi="Calibri" w:eastAsia="Calibri"/>
+                <w:color w:val="203740"/>
+                <w:sz w:val="14"/>
+              </w:rPr>
+              <w:t>Costo del proyecto: RD$ 12,830,254,705.00</w:t>
+              <w:br/>
+              <w:t>Presupuesto 2026: RD$ 1,917,049,148.00</w:t>
+              <w:br/>
+              <w:t>Ejecutado 2026: RD$ 644,710,238.70</w:t>
+              <w:br/>
+              <w:t>Ejecución 2026: 33.63%</w:t>
+            </w:r>
+          </w:p>
+        </w:tc>
+      </w:tr>
+      <w:tr>
+        <w:tc>
+          <w:tcPr>
+            <w:tcW w:type="dxa" w:w="576"/>
+            <w:tcMar>
+              <w:top w:w="70" w:type="dxa"/>
+              <w:start w:w="90" w:type="dxa"/>
+              <w:bottom w:w="70" w:type="dxa"/>
+              <w:end w:w="90" w:type="dxa"/>
+            </w:tcMar>
+            <w:vAlign w:val="center"/>
+            <w:shd w:fill="F3F6F6"/>
+          </w:tcPr>
+          <w:p>
+            <w:pPr>
+              <w:spacing w:after="0" w:line="252" w:lineRule="auto"/>
+              <w:jc w:val="center"/>
+            </w:pPr>
+            <w:r>
+              <w:rPr>
+                <w:rFonts w:ascii="Calibri" w:hAnsi="Calibri" w:eastAsia="Calibri"/>
+                <w:color w:val="203740"/>
+                <w:sz w:val="14"/>
+              </w:rPr>
+              <w:t>8</w:t>
+            </w:r>
+          </w:p>
+        </w:tc>
+        <w:tc>
+          <w:tcPr>
+            <w:tcW w:type="dxa" w:w="1656"/>
+            <w:tcMar>
+              <w:top w:w="70" w:type="dxa"/>
+              <w:start w:w="90" w:type="dxa"/>
+              <w:bottom w:w="70" w:type="dxa"/>
+              <w:end w:w="90" w:type="dxa"/>
+            </w:tcMar>
+            <w:vAlign w:val="center"/>
+            <w:shd w:fill="F3F6F6"/>
+          </w:tcPr>
+          <w:p>
+            <w:pPr>
+              <w:spacing w:after="0" w:line="252" w:lineRule="auto"/>
+              <w:jc w:val="left"/>
+            </w:pPr>
+            <w:r>
+              <w:rPr>
+                <w:rFonts w:ascii="Calibri" w:hAnsi="Calibri" w:eastAsia="Calibri"/>
+                <w:color w:val="203740"/>
+                <w:sz w:val="14"/>
+              </w:rPr>
+              <w:t>SNIP 14142</w:t>
+              <w:br/>
+              <w:t>Ficha/Mapa 3798</w:t>
+              <w:br/>
+              <w:t>Fuentes:</w:t>
+              <w:br/>
+              <w:t>Maestro Sí · Ppto. Sí</w:t>
+              <w:br/>
+              <w:t>Territorio Sí · CSV territ. Sí</w:t>
+              <w:br/>
+              <w:t>Perfil Sí</w:t>
+            </w:r>
+            <w:r>
+              <w:br/>
+            </w:r>
+            <w:hyperlink r:id="rId36">
+              <w:r>
+                <w:rPr>
+                  <w:rFonts w:ascii="Calibri" w:hAnsi="Calibri" w:eastAsia="Calibri"/>
+                  <w:color w:val="2E74B5"/>
+                  <w:u w:val="single"/>
+                  <w:sz w:val="14"/>
+                </w:rPr>
+                <w:t>Abrir proyecto</w:t>
+              </w:r>
+            </w:hyperlink>
+          </w:p>
+        </w:tc>
+        <w:tc>
+          <w:tcPr>
+            <w:tcW w:type="dxa" w:w="5976"/>
+            <w:tcMar>
+              <w:top w:w="70" w:type="dxa"/>
+              <w:start w:w="90" w:type="dxa"/>
+              <w:bottom w:w="70" w:type="dxa"/>
+              <w:end w:w="90" w:type="dxa"/>
+            </w:tcMar>
+            <w:vAlign w:val="center"/>
+            <w:shd w:fill="F3F6F6"/>
+          </w:tcPr>
+          <w:p>
+            <w:pPr>
+              <w:spacing w:after="0" w:line="252" w:lineRule="auto"/>
+              <w:jc w:val="left"/>
+            </w:pPr>
+            <w:r>
+              <w:rPr>
+                <w:rFonts w:ascii="Calibri" w:hAnsi="Calibri" w:eastAsia="Calibri"/>
+                <w:color w:val="203740"/>
+                <w:sz w:val="14"/>
+              </w:rPr>
+              <w:t>REHABILITACIÓN Y AMPLIACION ACUEDUCTO MÚLTIPLE LOS PATOS-ENRIQUILLO-OVIEDO    PROVINCIAS BARAHONA-PEDERNALES</w:t>
+              <w:br/>
+              <w:t>Institución(es): INSTITUTO NACIONAL DE AGUA POTABLE Y ALCANTARILLADO (INAPA)</w:t>
+              <w:br/>
+              <w:t>Sector(es): Vivienda y servicios comunitarios</w:t>
+              <w:br/>
+              <w:t>Territorios declarados: región enriquillo; provincia(s) BARAHONA; PEDERNALES; municipio(s) Sin registro</w:t>
+              <w:br/>
+              <w:t>Localización codificada: 06 enriquillo · 04 BARAHONA; 06 enriquillo · 16 PEDERNALES</w:t>
+              <w:br/>
+              <w:t>Ubicación del perfil: BARAHONA - PROYECTO DEPARTAMENTAL; PEDERNALES - PROYECTO DEPARTAMENTAL</w:t>
+              <w:br/>
+              <w:t>Fuente territorial: profile · alcance province · verificada 02-08-2026 12:40 UTC</w:t>
+              <w:br/>
+              <w:t>Cobertura: nacional No · multirregional No</w:t>
+            </w:r>
+          </w:p>
+        </w:tc>
+        <w:tc>
+          <w:tcPr>
+            <w:tcW w:type="dxa" w:w="2880"/>
+            <w:tcMar>
+              <w:top w:w="70" w:type="dxa"/>
+              <w:start w:w="90" w:type="dxa"/>
+              <w:bottom w:w="70" w:type="dxa"/>
+              <w:end w:w="90" w:type="dxa"/>
+            </w:tcMar>
+            <w:vAlign w:val="center"/>
+            <w:shd w:fill="F3F6F6"/>
+          </w:tcPr>
+          <w:p>
+            <w:pPr>
+              <w:spacing w:after="0" w:line="252" w:lineRule="auto"/>
+              <w:jc w:val="left"/>
+            </w:pPr>
+            <w:r>
+              <w:rPr>
+                <w:rFonts w:ascii="Calibri" w:hAnsi="Calibri" w:eastAsia="Calibri"/>
+                <w:color w:val="203740"/>
+                <w:sz w:val="14"/>
+              </w:rPr>
+              <w:t>Estado: EJECUCIÓN</w:t>
+              <w:br/>
+              <w:t>Período: 01-01-2017 – 31-01-2027</w:t>
+              <w:br/>
+              <w:t>Avance físico: 41.48%</w:t>
+              <w:br/>
+              <w:t>Avance financiero: 41.48%</w:t>
+              <w:br/>
+              <w:t>Contratos: 0 total · 0 activos</w:t>
+              <w:br/>
+              <w:t>Seguimiento: Ejecución registrada</w:t>
+            </w:r>
+          </w:p>
+        </w:tc>
+        <w:tc>
+          <w:tcPr>
+            <w:tcW w:type="dxa" w:w="3024"/>
+            <w:tcMar>
+              <w:top w:w="70" w:type="dxa"/>
+              <w:start w:w="90" w:type="dxa"/>
+              <w:bottom w:w="70" w:type="dxa"/>
+              <w:end w:w="90" w:type="dxa"/>
+            </w:tcMar>
+            <w:vAlign w:val="center"/>
+            <w:shd w:fill="F3F6F6"/>
+          </w:tcPr>
+          <w:p>
+            <w:pPr>
+              <w:spacing w:after="0" w:line="252" w:lineRule="auto"/>
+              <w:jc w:val="left"/>
+            </w:pPr>
+            <w:r>
+              <w:rPr>
+                <w:rFonts w:ascii="Calibri" w:hAnsi="Calibri" w:eastAsia="Calibri"/>
+                <w:color w:val="203740"/>
+                <w:sz w:val="14"/>
+              </w:rPr>
+              <w:t>Costo del proyecto: RD$ 647,990,923.00</w:t>
+              <w:br/>
+              <w:t>Presupuesto 2026: RD$ 12,505,699.09</w:t>
+              <w:br/>
+              <w:t>Ejecutado 2026: RD$ 10,440,534.28</w:t>
+              <w:br/>
+              <w:t>Ejecución 2026: 83.49%</w:t>
+            </w:r>
+          </w:p>
+        </w:tc>
+      </w:tr>
+      <w:tr>
+        <w:tc>
+          <w:tcPr>
+            <w:tcW w:type="dxa" w:w="576"/>
+            <w:tcMar>
+              <w:top w:w="70" w:type="dxa"/>
+              <w:start w:w="90" w:type="dxa"/>
+              <w:bottom w:w="70" w:type="dxa"/>
+              <w:end w:w="90" w:type="dxa"/>
+            </w:tcMar>
+            <w:vAlign w:val="center"/>
+          </w:tcPr>
+          <w:p>
+            <w:pPr>
+              <w:spacing w:after="0" w:line="252" w:lineRule="auto"/>
+              <w:jc w:val="center"/>
+            </w:pPr>
+            <w:r>
+              <w:rPr>
+                <w:rFonts w:ascii="Calibri" w:hAnsi="Calibri" w:eastAsia="Calibri"/>
+                <w:color w:val="203740"/>
+                <w:sz w:val="14"/>
+              </w:rPr>
+              <w:t>9</w:t>
+            </w:r>
+          </w:p>
+        </w:tc>
+        <w:tc>
+          <w:tcPr>
+            <w:tcW w:type="dxa" w:w="1656"/>
+            <w:tcMar>
+              <w:top w:w="70" w:type="dxa"/>
+              <w:start w:w="90" w:type="dxa"/>
+              <w:bottom w:w="70" w:type="dxa"/>
+              <w:end w:w="90" w:type="dxa"/>
+            </w:tcMar>
+            <w:vAlign w:val="center"/>
+          </w:tcPr>
+          <w:p>
+            <w:pPr>
+              <w:spacing w:after="0" w:line="252" w:lineRule="auto"/>
+              <w:jc w:val="left"/>
+            </w:pPr>
+            <w:r>
+              <w:rPr>
+                <w:rFonts w:ascii="Calibri" w:hAnsi="Calibri" w:eastAsia="Calibri"/>
+                <w:color w:val="203740"/>
+                <w:sz w:val="14"/>
+              </w:rPr>
+              <w:t>SNIP 14491</w:t>
+              <w:br/>
+              <w:t>Ficha/Mapa 4979</w:t>
+              <w:br/>
+              <w:t>Fuentes:</w:t>
+              <w:br/>
+              <w:t>Maestro Sí · Ppto. Sí</w:t>
+              <w:br/>
+              <w:t>Territorio Sí · CSV territ. Sí</w:t>
+              <w:br/>
+              <w:t>Perfil Sí</w:t>
+            </w:r>
+            <w:r>
+              <w:br/>
+            </w:r>
+            <w:hyperlink r:id="rId37">
+              <w:r>
+                <w:rPr>
+                  <w:rFonts w:ascii="Calibri" w:hAnsi="Calibri" w:eastAsia="Calibri"/>
+                  <w:color w:val="2E74B5"/>
+                  <w:u w:val="single"/>
+                  <w:sz w:val="14"/>
+                </w:rPr>
+                <w:t>Abrir proyecto</w:t>
+              </w:r>
+            </w:hyperlink>
+          </w:p>
+        </w:tc>
+        <w:tc>
+          <w:tcPr>
+            <w:tcW w:type="dxa" w:w="5976"/>
+            <w:tcMar>
+              <w:top w:w="70" w:type="dxa"/>
+              <w:start w:w="90" w:type="dxa"/>
+              <w:bottom w:w="70" w:type="dxa"/>
+              <w:end w:w="90" w:type="dxa"/>
+            </w:tcMar>
+            <w:vAlign w:val="center"/>
+          </w:tcPr>
+          <w:p>
+            <w:pPr>
+              <w:spacing w:after="0" w:line="252" w:lineRule="auto"/>
+              <w:jc w:val="left"/>
+            </w:pPr>
+            <w:r>
+              <w:rPr>
+                <w:rFonts w:ascii="Calibri" w:hAnsi="Calibri" w:eastAsia="Calibri"/>
+                <w:color w:val="203740"/>
+                <w:sz w:val="14"/>
+              </w:rPr>
+              <w:t>MEJORAMIENTO DE LA CONECTIVIDAD PARA LA TRANSFORMACION DIGITAL EN LA REPUBLICA DOMINICANA</w:t>
+              <w:br/>
+              <w:t>Institución(es): INSTITUTO DOMINICANO DE LA TELECOMUNICACIONES</w:t>
+              <w:br/>
+              <w:t>Sector(es): Comunicaciones</w:t>
+              <w:br/>
+              <w:t>Territorios declarados: región Sin dato; provincia(s) AZUA; BAORUCO; BARAHONA; DAJABÓN; DISTRITO NACIONAL; DUARTE; EL SEIBO; ELÍAS PIÑA; ESPAILLAT; HATO MAYOR; HERMANAS MIRABAL; INDEPENDENCIA; LA ALTAGRACIA; LA ROMANA; LA VEGA; MARÍA TRINIDAD SÁNCHEZ; MONSEÑOR NOUEL; MONTE CRISTI; MONTE PLATA; PEDERNALES; PERAVIA; PUERTO PLATA; SAMANÁ; SAN CRISTÓBAL; SAN JOSÉ DE OCOA; SAN JUAN; SAN PEDRO DE MACORÍS; SÁNCHEZ RAMÍREZ; SANTIAGO; SANTIAGO RODRIGUEZ; SANTO DOMINGO; VALVERDE; municipio(s) Sin registro</w:t>
+              <w:br/>
+              <w:t>Localización codificada: 07 el_valle · 02 AZUA; 06 enriquillo · 03 BAORUCO; 06 enriquillo · 04 BARAHONA; 04 cibao_noroeste · 05 DAJABÓN; 00 · 00000 DISTRITO NACIONAL; 03 cibao_nordeste · 06 DUARTE; 08 yuma · 08 EL SEIBO; 07 el_valle · 07 ELÍAS PIÑA; 01 cibao_norte · 09 ESPAILLAT; 09 higuamo · 30 HATO MAYOR; 03 cibao_nordeste · 19 HERMANAS MIRABAL; 06 enriquillo · 10 INDEPENDENCIA; 08 yuma · 11 LA ALTAGRACIA; 08 yuma · 12 LA ROMANA; 02 cibao_sur · 13 LA VEGA; 03 cibao_nordeste · 14 MARÍA TRINIDAD SÁNCHEZ; 02 cibao_sur · 28 MONSEÑOR NOUEL; 04 cibao_noroeste · 15 MONTE CRISTI; 09 higuamo · 29 MONTE PLATA; 06 enriquillo · 16 PEDERNALES; 05 valdesia · 17 PERAVIA; 01 cibao_norte · 18 PUERTO PLATA; 03 cibao_nordeste · 20 SAMANÁ; 05 valdesia · 21 SAN CRISTÓBAL; 05 valdesia · 31 SAN JOSÉ DE OCOA; 07 el_valle · 22 SAN JUAN; 09 higuamo · 23 SAN PEDRO DE MACORÍS; 02 cibao_sur · 24 SÁNCHEZ RAMÍREZ; 01 cibao_norte · 25 SANTIAGO; 04 cibao_noroeste · 26 SANTIAGO RODRIGUEZ; 10 ozama · 32 SANTO DOMINGO; 04 cibao_noroeste · 27 VALVERDE</w:t>
+              <w:br/>
+              <w:t>Ubicación del perfil: AZUA - PROYECTO DEPARTAMENTAL; BAORUCO - PROYECTO DEPARTAMENTAL; BARAHONA - PROYECTO DEPARTAMENTAL; DAJABÓN - PROYECTO DEPARTAMENTAL; DISTRITO NACIONAL - PROYECTO DEPARTAMENTAL; DUARTE - PROYECTO DEPARTAMENTAL; EL SEIBO - PROYECTO DEPARTAMENTAL; ELÍAS PIÑA - PROYECTO DEPARTAMENTAL; ESPAILLAT - PROYECTO DEPARTAMENTAL; HATO MAYOR - PROYECTO DEPARTAMENTAL; HERMANAS MIRABAL - PROYECTO DEPARTAMENTAL; INDEPENDENCIA - PROYECTO DEPARTAMENTAL; LA ALTAGRACIA - PROYECTO DEPARTAMENTAL; LA ROMANA - PROYECTO DEPARTAMENTAL; LA VEGA - PROYECTO DEPARTAMENTAL; MARÍA TRINIDAD SÁNCHEZ - PROYECTO DEPARTAMENTAL; MONSEÑOR NOUEL - PROYECTO DEPARTAMENTAL; MONTE CRISTI - PROYECTO DEPARTAMENTAL; MONTE PLATA - PROYECTO DEPARTAMENTAL; PEDERNALES - PROYECTO DEPARTAMENTAL; PERAVIA - PROYECTO DEPARTAMENTAL; PUERTO PLATA - PROYECTO DEPARTAMENTAL; SAMANÁ - PROYECTO DEPARTAMENTAL; SAN CRISTÓBAL - PROYECTO DEPARTAMENTAL; SAN JOSÉ DE OCOA - PROYECTO DEPARTAMENTAL; SAN JUAN - PROYECTO DEPARTAMENTAL; SAN PEDRO DE MACORÍS - PROYECTO DEPARTAMENTAL; SÁNCHEZ RAMÍREZ - PROYECTO DEPARTAMENTAL; SANTIAGO - PROYECTO DEPARTAMENTAL; SANTIAGO RODRIGUEZ - PROYECTO DEPARTAMENTAL; SANTO DOMINGO - PROYECTO DEPARTAMENTAL; VALVERDE - PROYECTO DEPARTAMENTAL</w:t>
+              <w:br/>
+              <w:t>Fuente territorial: profile · alcance province · verificada 02-08-2026 12:40 UTC</w:t>
+              <w:br/>
+              <w:t>Cobertura: nacional No · multirregional Sí</w:t>
+            </w:r>
+          </w:p>
+        </w:tc>
+        <w:tc>
+          <w:tcPr>
+            <w:tcW w:type="dxa" w:w="2880"/>
+            <w:tcMar>
+              <w:top w:w="70" w:type="dxa"/>
+              <w:start w:w="90" w:type="dxa"/>
+              <w:bottom w:w="70" w:type="dxa"/>
+              <w:end w:w="90" w:type="dxa"/>
+            </w:tcMar>
+            <w:vAlign w:val="center"/>
+          </w:tcPr>
+          <w:p>
+            <w:pPr>
+              <w:spacing w:after="0" w:line="252" w:lineRule="auto"/>
+              <w:jc w:val="left"/>
+            </w:pPr>
+            <w:r>
+              <w:rPr>
+                <w:rFonts w:ascii="Calibri" w:hAnsi="Calibri" w:eastAsia="Calibri"/>
+                <w:color w:val="203740"/>
+                <w:sz w:val="14"/>
+              </w:rPr>
+              <w:t>Estado: EJECUCIÓN</w:t>
+              <w:br/>
+              <w:t>Período: 01-01-2021 – 31-01-2027</w:t>
+              <w:br/>
+              <w:t>Avance físico: 30.65%</w:t>
+              <w:br/>
+              <w:t>Avance financiero: 30.65%</w:t>
+              <w:br/>
+              <w:t>Contratos: 0 total · 0 activos</w:t>
+              <w:br/>
+              <w:t>Seguimiento: Ejecución registrada</w:t>
+            </w:r>
+          </w:p>
+        </w:tc>
+        <w:tc>
+          <w:tcPr>
+            <w:tcW w:type="dxa" w:w="3024"/>
+            <w:tcMar>
+              <w:top w:w="70" w:type="dxa"/>
+              <w:start w:w="90" w:type="dxa"/>
+              <w:bottom w:w="70" w:type="dxa"/>
+              <w:end w:w="90" w:type="dxa"/>
+            </w:tcMar>
+            <w:vAlign w:val="center"/>
+          </w:tcPr>
+          <w:p>
+            <w:pPr>
+              <w:spacing w:after="0" w:line="252" w:lineRule="auto"/>
+              <w:jc w:val="left"/>
+            </w:pPr>
+            <w:r>
+              <w:rPr>
+                <w:rFonts w:ascii="Calibri" w:hAnsi="Calibri" w:eastAsia="Calibri"/>
+                <w:color w:val="203740"/>
+                <w:sz w:val="14"/>
+              </w:rPr>
+              <w:t>Costo del proyecto: RD$ 6,785,000,000.00</w:t>
+              <w:br/>
+              <w:t>Presupuesto 2026: RD$ 1,072,870,000.00</w:t>
+              <w:br/>
+              <w:t>Ejecutado 2026: RD$ 487,278,253.64</w:t>
+              <w:br/>
+              <w:t>Ejecución 2026: 45.42%</w:t>
+            </w:r>
+          </w:p>
+        </w:tc>
+      </w:tr>
+      <w:tr>
+        <w:tc>
+          <w:tcPr>
+            <w:tcW w:type="dxa" w:w="576"/>
+            <w:tcMar>
+              <w:top w:w="70" w:type="dxa"/>
+              <w:start w:w="90" w:type="dxa"/>
+              <w:bottom w:w="70" w:type="dxa"/>
+              <w:end w:w="90" w:type="dxa"/>
+            </w:tcMar>
+            <w:vAlign w:val="center"/>
+            <w:shd w:fill="F3F6F6"/>
+          </w:tcPr>
+          <w:p>
+            <w:pPr>
+              <w:spacing w:after="0" w:line="252" w:lineRule="auto"/>
+              <w:jc w:val="center"/>
+            </w:pPr>
+            <w:r>
+              <w:rPr>
+                <w:rFonts w:ascii="Calibri" w:hAnsi="Calibri" w:eastAsia="Calibri"/>
+                <w:color w:val="203740"/>
+                <w:sz w:val="14"/>
+              </w:rPr>
+              <w:t>10</w:t>
+            </w:r>
+          </w:p>
+        </w:tc>
+        <w:tc>
+          <w:tcPr>
+            <w:tcW w:type="dxa" w:w="1656"/>
+            <w:tcMar>
+              <w:top w:w="70" w:type="dxa"/>
+              <w:start w:w="90" w:type="dxa"/>
+              <w:bottom w:w="70" w:type="dxa"/>
+              <w:end w:w="90" w:type="dxa"/>
+            </w:tcMar>
+            <w:vAlign w:val="center"/>
+            <w:shd w:fill="F3F6F6"/>
+          </w:tcPr>
+          <w:p>
+            <w:pPr>
+              <w:spacing w:after="0" w:line="252" w:lineRule="auto"/>
+              <w:jc w:val="left"/>
+            </w:pPr>
+            <w:r>
+              <w:rPr>
+                <w:rFonts w:ascii="Calibri" w:hAnsi="Calibri" w:eastAsia="Calibri"/>
+                <w:color w:val="203740"/>
+                <w:sz w:val="14"/>
+              </w:rPr>
+              <w:t>SNIP 14504</w:t>
+              <w:br/>
+              <w:t>Ficha/Mapa 4947</w:t>
+              <w:br/>
+              <w:t>Fuentes:</w:t>
+              <w:br/>
+              <w:t>Maestro Sí · Ppto. Sí</w:t>
+              <w:br/>
+              <w:t>Territorio Sí · CSV territ. Sí</w:t>
+              <w:br/>
+              <w:t>Perfil Sí</w:t>
+            </w:r>
+            <w:r>
+              <w:br/>
+            </w:r>
+            <w:hyperlink r:id="rId38">
+              <w:r>
+                <w:rPr>
+                  <w:rFonts w:ascii="Calibri" w:hAnsi="Calibri" w:eastAsia="Calibri"/>
+                  <w:color w:val="2E74B5"/>
+                  <w:u w:val="single"/>
+                  <w:sz w:val="14"/>
+                </w:rPr>
+                <w:t>Abrir proyecto</w:t>
+              </w:r>
+            </w:hyperlink>
+          </w:p>
+        </w:tc>
+        <w:tc>
+          <w:tcPr>
+            <w:tcW w:type="dxa" w:w="5976"/>
+            <w:tcMar>
+              <w:top w:w="70" w:type="dxa"/>
+              <w:start w:w="90" w:type="dxa"/>
+              <w:bottom w:w="70" w:type="dxa"/>
+              <w:end w:w="90" w:type="dxa"/>
+            </w:tcMar>
+            <w:vAlign w:val="center"/>
+            <w:shd w:fill="F3F6F6"/>
+          </w:tcPr>
+          <w:p>
+            <w:pPr>
+              <w:spacing w:after="0" w:line="252" w:lineRule="auto"/>
+              <w:jc w:val="left"/>
+            </w:pPr>
+            <w:r>
+              <w:rPr>
+                <w:rFonts w:ascii="Calibri" w:hAnsi="Calibri" w:eastAsia="Calibri"/>
+                <w:color w:val="203740"/>
+                <w:sz w:val="14"/>
+              </w:rPr>
+              <w:t>CONSTRUCCIÓN SISTEMA DE ABASTECIMIENTO LOS BARRIOS GUANDULES-LA RAQUETA COMO EXTENSIÓN, PROVINCIA BARAHONA</w:t>
+              <w:br/>
+              <w:t>Institución(es): INSTITUTO NACIONAL DE AGUA POTABLE Y ALCANTARILLADO (INAPA)</w:t>
+              <w:br/>
+              <w:t>Sector(es): Vivienda y servicios comunitarios</w:t>
+              <w:br/>
+              <w:t>Territorios declarados: región enriquillo; provincia(s) BARAHONA; municipio(s) Sin registro</w:t>
+              <w:br/>
+              <w:t>Localización codificada: 06 enriquillo · 04 BARAHONA</w:t>
+              <w:br/>
+              <w:t>Ubicación del perfil: BARAHONA - PROYECTO DEPARTAMENTAL</w:t>
+              <w:br/>
+              <w:t>Fuente territorial: profile · alcance province · verificada 02-08-2026 12:40 UTC</w:t>
+              <w:br/>
+              <w:t>Cobertura: nacional No · multirregional No</w:t>
+            </w:r>
+          </w:p>
+        </w:tc>
+        <w:tc>
+          <w:tcPr>
+            <w:tcW w:type="dxa" w:w="2880"/>
+            <w:tcMar>
+              <w:top w:w="70" w:type="dxa"/>
+              <w:start w:w="90" w:type="dxa"/>
+              <w:bottom w:w="70" w:type="dxa"/>
+              <w:end w:w="90" w:type="dxa"/>
+            </w:tcMar>
+            <w:vAlign w:val="center"/>
+            <w:shd w:fill="F3F6F6"/>
+          </w:tcPr>
+          <w:p>
+            <w:pPr>
+              <w:spacing w:after="0" w:line="252" w:lineRule="auto"/>
+              <w:jc w:val="left"/>
+            </w:pPr>
+            <w:r>
+              <w:rPr>
+                <w:rFonts w:ascii="Calibri" w:hAnsi="Calibri" w:eastAsia="Calibri"/>
+                <w:color w:val="203740"/>
+                <w:sz w:val="14"/>
+              </w:rPr>
+              <w:t>Estado: EJECUCIÓN</w:t>
+              <w:br/>
+              <w:t>Período: 01-01-2021 – 31-01-2027</w:t>
+              <w:br/>
+              <w:t>Avance físico: 102.16%</w:t>
+              <w:br/>
+              <w:t>Avance financiero: 102.16%</w:t>
+              <w:br/>
+              <w:t>Contratos: 0 total · 0 activos</w:t>
+              <w:br/>
+              <w:t>Seguimiento: Sin ejecución ni contrato activo</w:t>
+            </w:r>
+          </w:p>
+        </w:tc>
+        <w:tc>
+          <w:tcPr>
+            <w:tcW w:type="dxa" w:w="3024"/>
+            <w:tcMar>
+              <w:top w:w="70" w:type="dxa"/>
+              <w:start w:w="90" w:type="dxa"/>
+              <w:bottom w:w="70" w:type="dxa"/>
+              <w:end w:w="90" w:type="dxa"/>
+            </w:tcMar>
+            <w:vAlign w:val="center"/>
+            <w:shd w:fill="F3F6F6"/>
+          </w:tcPr>
+          <w:p>
+            <w:pPr>
+              <w:spacing w:after="0" w:line="252" w:lineRule="auto"/>
+              <w:jc w:val="left"/>
+            </w:pPr>
+            <w:r>
+              <w:rPr>
+                <w:rFonts w:ascii="Calibri" w:hAnsi="Calibri" w:eastAsia="Calibri"/>
+                <w:color w:val="203740"/>
+                <w:sz w:val="14"/>
+              </w:rPr>
+              <w:t>Costo del proyecto: RD$ 158,355,227.59</w:t>
+              <w:br/>
+              <w:t>Presupuesto 2026: RD$ 411,065.00</w:t>
+              <w:br/>
+              <w:t>Ejecutado 2026: RD$ 0.00</w:t>
+              <w:br/>
+              <w:t>Ejecución 2026: 0.00%</w:t>
+            </w:r>
+          </w:p>
+        </w:tc>
+      </w:tr>
+      <w:tr>
+        <w:tc>
+          <w:tcPr>
+            <w:tcW w:type="dxa" w:w="576"/>
+            <w:tcMar>
+              <w:top w:w="70" w:type="dxa"/>
+              <w:start w:w="90" w:type="dxa"/>
+              <w:bottom w:w="70" w:type="dxa"/>
+              <w:end w:w="90" w:type="dxa"/>
+            </w:tcMar>
+            <w:vAlign w:val="center"/>
+          </w:tcPr>
+          <w:p>
+            <w:pPr>
+              <w:spacing w:after="0" w:line="252" w:lineRule="auto"/>
+              <w:jc w:val="center"/>
+            </w:pPr>
+            <w:r>
+              <w:rPr>
+                <w:rFonts w:ascii="Calibri" w:hAnsi="Calibri" w:eastAsia="Calibri"/>
+                <w:color w:val="203740"/>
+                <w:sz w:val="14"/>
+              </w:rPr>
+              <w:t>11</w:t>
+            </w:r>
+          </w:p>
+        </w:tc>
+        <w:tc>
+          <w:tcPr>
+            <w:tcW w:type="dxa" w:w="1656"/>
+            <w:tcMar>
+              <w:top w:w="70" w:type="dxa"/>
+              <w:start w:w="90" w:type="dxa"/>
+              <w:bottom w:w="70" w:type="dxa"/>
+              <w:end w:w="90" w:type="dxa"/>
+            </w:tcMar>
+            <w:vAlign w:val="center"/>
+          </w:tcPr>
+          <w:p>
+            <w:pPr>
+              <w:spacing w:after="0" w:line="252" w:lineRule="auto"/>
+              <w:jc w:val="left"/>
+            </w:pPr>
+            <w:r>
+              <w:rPr>
+                <w:rFonts w:ascii="Calibri" w:hAnsi="Calibri" w:eastAsia="Calibri"/>
+                <w:color w:val="203740"/>
+                <w:sz w:val="14"/>
+              </w:rPr>
+              <w:t>SNIP 14554</w:t>
+              <w:br/>
+              <w:t>Ficha/Mapa 5001</w:t>
+              <w:br/>
+              <w:t>Fuentes:</w:t>
+              <w:br/>
+              <w:t>Maestro Sí · Ppto. Sí</w:t>
+              <w:br/>
+              <w:t>Territorio Sí · CSV territ. Sí</w:t>
+              <w:br/>
+              <w:t>Perfil Sí</w:t>
+            </w:r>
+            <w:r>
+              <w:br/>
+            </w:r>
+            <w:hyperlink r:id="rId39">
+              <w:r>
+                <w:rPr>
+                  <w:rFonts w:ascii="Calibri" w:hAnsi="Calibri" w:eastAsia="Calibri"/>
+                  <w:color w:val="2E74B5"/>
+                  <w:u w:val="single"/>
+                  <w:sz w:val="14"/>
+                </w:rPr>
+                <w:t>Abrir proyecto</w:t>
+              </w:r>
+            </w:hyperlink>
+          </w:p>
+        </w:tc>
+        <w:tc>
+          <w:tcPr>
+            <w:tcW w:type="dxa" w:w="5976"/>
+            <w:tcMar>
+              <w:top w:w="70" w:type="dxa"/>
+              <w:start w:w="90" w:type="dxa"/>
+              <w:bottom w:w="70" w:type="dxa"/>
+              <w:end w:w="90" w:type="dxa"/>
+            </w:tcMar>
+            <w:vAlign w:val="center"/>
+          </w:tcPr>
+          <w:p>
+            <w:pPr>
+              <w:spacing w:after="0" w:line="252" w:lineRule="auto"/>
+              <w:jc w:val="left"/>
+            </w:pPr>
+            <w:r>
+              <w:rPr>
+                <w:rFonts w:ascii="Calibri" w:hAnsi="Calibri" w:eastAsia="Calibri"/>
+                <w:color w:val="203740"/>
+                <w:sz w:val="14"/>
+              </w:rPr>
+              <w:t>CONSTRUCCIÓN ACUEDUCTO ZONA ALTA DE BARAHONA, PROVICIA BARAHONA</w:t>
+              <w:br/>
+              <w:t>Institución(es): INSTITUTO NACIONAL DE AGUA POTABLE Y ALCANTARILLADO (INAPA)</w:t>
+              <w:br/>
+              <w:t>Sector(es): Vivienda y servicios comunitarios</w:t>
+              <w:br/>
+              <w:t>Territorios declarados: región enriquillo; provincia(s) BARAHONA; municipio(s) Sin registro</w:t>
+              <w:br/>
+              <w:t>Localización codificada: 06 enriquillo · 04 BARAHONA</w:t>
+              <w:br/>
+              <w:t>Ubicación del perfil: BARAHONA - PROYECTO DEPARTAMENTAL</w:t>
+              <w:br/>
+              <w:t>Fuente territorial: profile · alcance province · verificada 02-08-2026 12:40 UTC</w:t>
+              <w:br/>
+              <w:t>Cobertura: nacional No · multirregional No</w:t>
+            </w:r>
+          </w:p>
+        </w:tc>
+        <w:tc>
+          <w:tcPr>
+            <w:tcW w:type="dxa" w:w="2880"/>
+            <w:tcMar>
+              <w:top w:w="70" w:type="dxa"/>
+              <w:start w:w="90" w:type="dxa"/>
+              <w:bottom w:w="70" w:type="dxa"/>
+              <w:end w:w="90" w:type="dxa"/>
+            </w:tcMar>
+            <w:vAlign w:val="center"/>
+          </w:tcPr>
+          <w:p>
+            <w:pPr>
+              <w:spacing w:after="0" w:line="252" w:lineRule="auto"/>
+              <w:jc w:val="left"/>
+            </w:pPr>
+            <w:r>
+              <w:rPr>
+                <w:rFonts w:ascii="Calibri" w:hAnsi="Calibri" w:eastAsia="Calibri"/>
+                <w:color w:val="203740"/>
+                <w:sz w:val="14"/>
+              </w:rPr>
+              <w:t>Estado: EJECUCIÓN</w:t>
+              <w:br/>
+              <w:t>Período: 01-01-2021 – 31-01-2027</w:t>
+              <w:br/>
+              <w:t>Avance físico: 63.78%</w:t>
+              <w:br/>
+              <w:t>Avance financiero: 63.78%</w:t>
+              <w:br/>
+              <w:t>Contratos: 0 total · 0 activos</w:t>
+              <w:br/>
+              <w:t>Seguimiento: Ejecución registrada</w:t>
+            </w:r>
+          </w:p>
+        </w:tc>
+        <w:tc>
+          <w:tcPr>
+            <w:tcW w:type="dxa" w:w="3024"/>
+            <w:tcMar>
+              <w:top w:w="70" w:type="dxa"/>
+              <w:start w:w="90" w:type="dxa"/>
+              <w:bottom w:w="70" w:type="dxa"/>
+              <w:end w:w="90" w:type="dxa"/>
+            </w:tcMar>
+            <w:vAlign w:val="center"/>
+          </w:tcPr>
+          <w:p>
+            <w:pPr>
+              <w:spacing w:after="0" w:line="252" w:lineRule="auto"/>
+              <w:jc w:val="left"/>
+            </w:pPr>
+            <w:r>
+              <w:rPr>
+                <w:rFonts w:ascii="Calibri" w:hAnsi="Calibri" w:eastAsia="Calibri"/>
+                <w:color w:val="203740"/>
+                <w:sz w:val="14"/>
+              </w:rPr>
+              <w:t>Costo del proyecto: RD$ 443,892,560.36</w:t>
+              <w:br/>
+              <w:t>Presupuesto 2026: RD$ 108,966,180.00</w:t>
+              <w:br/>
+              <w:t>Ejecutado 2026: RD$ 18,269,421.32</w:t>
+              <w:br/>
+              <w:t>Ejecución 2026: 16.77%</w:t>
+            </w:r>
+          </w:p>
+        </w:tc>
+      </w:tr>
+      <w:tr>
+        <w:tc>
+          <w:tcPr>
+            <w:tcW w:type="dxa" w:w="576"/>
+            <w:tcMar>
+              <w:top w:w="70" w:type="dxa"/>
+              <w:start w:w="90" w:type="dxa"/>
+              <w:bottom w:w="70" w:type="dxa"/>
+              <w:end w:w="90" w:type="dxa"/>
+            </w:tcMar>
+            <w:vAlign w:val="center"/>
+            <w:shd w:fill="F3F6F6"/>
+          </w:tcPr>
+          <w:p>
+            <w:pPr>
+              <w:spacing w:after="0" w:line="252" w:lineRule="auto"/>
+              <w:jc w:val="center"/>
+            </w:pPr>
+            <w:r>
+              <w:rPr>
+                <w:rFonts w:ascii="Calibri" w:hAnsi="Calibri" w:eastAsia="Calibri"/>
+                <w:color w:val="203740"/>
+                <w:sz w:val="14"/>
+              </w:rPr>
+              <w:t>12</w:t>
+            </w:r>
+          </w:p>
+        </w:tc>
+        <w:tc>
+          <w:tcPr>
+            <w:tcW w:type="dxa" w:w="1656"/>
+            <w:tcMar>
+              <w:top w:w="70" w:type="dxa"/>
+              <w:start w:w="90" w:type="dxa"/>
+              <w:bottom w:w="70" w:type="dxa"/>
+              <w:end w:w="90" w:type="dxa"/>
+            </w:tcMar>
+            <w:vAlign w:val="center"/>
+            <w:shd w:fill="F3F6F6"/>
+          </w:tcPr>
+          <w:p>
+            <w:pPr>
+              <w:spacing w:after="0" w:line="252" w:lineRule="auto"/>
+              <w:jc w:val="left"/>
+            </w:pPr>
+            <w:r>
+              <w:rPr>
+                <w:rFonts w:ascii="Calibri" w:hAnsi="Calibri" w:eastAsia="Calibri"/>
+                <w:color w:val="203740"/>
+                <w:sz w:val="14"/>
+              </w:rPr>
+              <w:t>SNIP 14577</w:t>
+              <w:br/>
+              <w:t>Ficha/Mapa 5063</w:t>
+              <w:br/>
+              <w:t>Fuentes:</w:t>
+              <w:br/>
+              <w:t>Maestro Sí · Ppto. Sí</w:t>
+              <w:br/>
+              <w:t>Territorio Sí · CSV territ. Sí</w:t>
+              <w:br/>
+              <w:t>Perfil Sí</w:t>
+            </w:r>
+            <w:r>
+              <w:br/>
+            </w:r>
+            <w:hyperlink r:id="rId40">
+              <w:r>
+                <w:rPr>
+                  <w:rFonts w:ascii="Calibri" w:hAnsi="Calibri" w:eastAsia="Calibri"/>
+                  <w:color w:val="2E74B5"/>
+                  <w:u w:val="single"/>
+                  <w:sz w:val="14"/>
+                </w:rPr>
+                <w:t>Abrir proyecto</w:t>
+              </w:r>
+            </w:hyperlink>
+          </w:p>
+        </w:tc>
+        <w:tc>
+          <w:tcPr>
+            <w:tcW w:type="dxa" w:w="5976"/>
+            <w:tcMar>
+              <w:top w:w="70" w:type="dxa"/>
+              <w:start w:w="90" w:type="dxa"/>
+              <w:bottom w:w="70" w:type="dxa"/>
+              <w:end w:w="90" w:type="dxa"/>
+            </w:tcMar>
+            <w:vAlign w:val="center"/>
+            <w:shd w:fill="F3F6F6"/>
+          </w:tcPr>
+          <w:p>
+            <w:pPr>
+              <w:spacing w:after="0" w:line="252" w:lineRule="auto"/>
+              <w:jc w:val="left"/>
+            </w:pPr>
+            <w:r>
+              <w:rPr>
+                <w:rFonts w:ascii="Calibri" w:hAnsi="Calibri" w:eastAsia="Calibri"/>
+                <w:color w:val="203740"/>
+                <w:sz w:val="14"/>
+              </w:rPr>
+              <w:t>CONSTRUCCIÓN DE DESTACAMENTOS POLICIALES EN COMUNIDADES DE LA PROVINCIA BARAHONA</w:t>
+              <w:br/>
+              <w:t>Institución(es): COMISIÓN PRESIDENCIAL DE APOYO AL DESARROLLO PROVINCIAL</w:t>
+              <w:br/>
+              <w:t>Sector(es): Justicia, orden público y seguridad</w:t>
+              <w:br/>
+              <w:t>Territorios declarados: región enriquillo; provincia(s) BARAHONA; municipio(s) Sin registro</w:t>
+              <w:br/>
+              <w:t>Localización codificada: 06 enriquillo · 04 BARAHONA</w:t>
+              <w:br/>
+              <w:t>Ubicación del perfil: BARAHONA - PROYECTO DEPARTAMENTAL</w:t>
+              <w:br/>
+              <w:t>Fuente territorial: profile · alcance province · verificada 02-08-2026 12:40 UTC</w:t>
+              <w:br/>
+              <w:t>Cobertura: nacional No · multirregional No</w:t>
+            </w:r>
+          </w:p>
+        </w:tc>
+        <w:tc>
+          <w:tcPr>
+            <w:tcW w:type="dxa" w:w="2880"/>
+            <w:tcMar>
+              <w:top w:w="70" w:type="dxa"/>
+              <w:start w:w="90" w:type="dxa"/>
+              <w:bottom w:w="70" w:type="dxa"/>
+              <w:end w:w="90" w:type="dxa"/>
+            </w:tcMar>
+            <w:vAlign w:val="center"/>
+            <w:shd w:fill="F3F6F6"/>
+          </w:tcPr>
+          <w:p>
+            <w:pPr>
+              <w:spacing w:after="0" w:line="252" w:lineRule="auto"/>
+              <w:jc w:val="left"/>
+            </w:pPr>
+            <w:r>
+              <w:rPr>
+                <w:rFonts w:ascii="Calibri" w:hAnsi="Calibri" w:eastAsia="Calibri"/>
+                <w:color w:val="203740"/>
+                <w:sz w:val="14"/>
+              </w:rPr>
+              <w:t>Estado: EJECUCIÓN</w:t>
+              <w:br/>
+              <w:t>Período: 01-01-2021 – 31-01-2026</w:t>
+              <w:br/>
+              <w:t>Avance físico: 79.75%</w:t>
+              <w:br/>
+              <w:t>Avance financiero: 79.75%</w:t>
+              <w:br/>
+              <w:t>Contratos: 0 total · 0 activos</w:t>
+              <w:br/>
+              <w:t>Seguimiento: Sin ejecución ni contrato activo</w:t>
+            </w:r>
+          </w:p>
+        </w:tc>
+        <w:tc>
+          <w:tcPr>
+            <w:tcW w:type="dxa" w:w="3024"/>
+            <w:tcMar>
+              <w:top w:w="70" w:type="dxa"/>
+              <w:start w:w="90" w:type="dxa"/>
+              <w:bottom w:w="70" w:type="dxa"/>
+              <w:end w:w="90" w:type="dxa"/>
+            </w:tcMar>
+            <w:vAlign w:val="center"/>
+            <w:shd w:fill="F3F6F6"/>
+          </w:tcPr>
+          <w:p>
+            <w:pPr>
+              <w:spacing w:after="0" w:line="252" w:lineRule="auto"/>
+              <w:jc w:val="left"/>
+            </w:pPr>
+            <w:r>
+              <w:rPr>
+                <w:rFonts w:ascii="Calibri" w:hAnsi="Calibri" w:eastAsia="Calibri"/>
+                <w:color w:val="203740"/>
+                <w:sz w:val="14"/>
+              </w:rPr>
+              <w:t>Costo del proyecto: RD$ 132,298,147.06</w:t>
+              <w:br/>
+              <w:t>Presupuesto 2026: RD$ 17,650,911.25</w:t>
+              <w:br/>
+              <w:t>Ejecutado 2026: RD$ 0.00</w:t>
+              <w:br/>
+              <w:t>Ejecución 2026: 0.00%</w:t>
+            </w:r>
+          </w:p>
+        </w:tc>
+      </w:tr>
+      <w:tr>
+        <w:tc>
+          <w:tcPr>
+            <w:tcW w:type="dxa" w:w="576"/>
+            <w:tcMar>
+              <w:top w:w="70" w:type="dxa"/>
+              <w:start w:w="90" w:type="dxa"/>
+              <w:bottom w:w="70" w:type="dxa"/>
+              <w:end w:w="90" w:type="dxa"/>
+            </w:tcMar>
+            <w:vAlign w:val="center"/>
+          </w:tcPr>
+          <w:p>
+            <w:pPr>
+              <w:spacing w:after="0" w:line="252" w:lineRule="auto"/>
+              <w:jc w:val="center"/>
+            </w:pPr>
+            <w:r>
+              <w:rPr>
+                <w:rFonts w:ascii="Calibri" w:hAnsi="Calibri" w:eastAsia="Calibri"/>
+                <w:color w:val="203740"/>
+                <w:sz w:val="14"/>
+              </w:rPr>
+              <w:t>13</w:t>
+            </w:r>
+          </w:p>
+        </w:tc>
+        <w:tc>
+          <w:tcPr>
+            <w:tcW w:type="dxa" w:w="1656"/>
+            <w:tcMar>
+              <w:top w:w="70" w:type="dxa"/>
+              <w:start w:w="90" w:type="dxa"/>
+              <w:bottom w:w="70" w:type="dxa"/>
+              <w:end w:w="90" w:type="dxa"/>
+            </w:tcMar>
+            <w:vAlign w:val="center"/>
+          </w:tcPr>
+          <w:p>
+            <w:pPr>
+              <w:spacing w:after="0" w:line="252" w:lineRule="auto"/>
+              <w:jc w:val="left"/>
+            </w:pPr>
+            <w:r>
+              <w:rPr>
+                <w:rFonts w:ascii="Calibri" w:hAnsi="Calibri" w:eastAsia="Calibri"/>
+                <w:color w:val="203740"/>
+                <w:sz w:val="14"/>
+              </w:rPr>
+              <w:t>SNIP 14606</w:t>
+              <w:br/>
+              <w:t>Ficha/Mapa 5107</w:t>
+              <w:br/>
+              <w:t>Fuentes:</w:t>
+              <w:br/>
+              <w:t>Maestro Sí · Ppto. Sí</w:t>
+              <w:br/>
+              <w:t>Territorio Sí · CSV territ. Sí</w:t>
+              <w:br/>
+              <w:t>Perfil Sí</w:t>
+            </w:r>
+            <w:r>
+              <w:br/>
+            </w:r>
+            <w:hyperlink r:id="rId41">
+              <w:r>
+                <w:rPr>
+                  <w:rFonts w:ascii="Calibri" w:hAnsi="Calibri" w:eastAsia="Calibri"/>
+                  <w:color w:val="2E74B5"/>
+                  <w:u w:val="single"/>
+                  <w:sz w:val="14"/>
+                </w:rPr>
+                <w:t>Abrir proyecto</w:t>
+              </w:r>
+            </w:hyperlink>
+          </w:p>
+        </w:tc>
+        <w:tc>
+          <w:tcPr>
+            <w:tcW w:type="dxa" w:w="5976"/>
+            <w:tcMar>
+              <w:top w:w="70" w:type="dxa"/>
+              <w:start w:w="90" w:type="dxa"/>
+              <w:bottom w:w="70" w:type="dxa"/>
+              <w:end w:w="90" w:type="dxa"/>
+            </w:tcMar>
+            <w:vAlign w:val="center"/>
+          </w:tcPr>
+          <w:p>
+            <w:pPr>
+              <w:spacing w:after="0" w:line="252" w:lineRule="auto"/>
+              <w:jc w:val="left"/>
+            </w:pPr>
+            <w:r>
+              <w:rPr>
+                <w:rFonts w:ascii="Calibri" w:hAnsi="Calibri" w:eastAsia="Calibri"/>
+                <w:color w:val="203740"/>
+                <w:sz w:val="14"/>
+              </w:rPr>
+              <w:t>APOYO AL SISTEMA DE EMPLEO FLEXIBLE EN 10 PROVINCIAS (RD TRABAJA).</w:t>
+              <w:br/>
+              <w:t>Institución(es): MINISTERIO DE TRABAJO</w:t>
+              <w:br/>
+              <w:t>Sector(es): Protección social</w:t>
+              <w:br/>
+              <w:t>Territorios declarados: región Sin dato; provincia(s) BARAHONA; DAJABÓN; DISTRITO NACIONAL; DUARTE; LA VEGA; PEDERNALES; SAN CRISTÓBAL; SAN JUAN; SANTIAGO; SANTO DOMINGO; municipio(s) Sin registro</w:t>
+              <w:br/>
+              <w:t>Localización codificada: 06 enriquillo · 04 BARAHONA; 04 cibao_noroeste · 05 DAJABÓN; 00 · 00000 DISTRITO NACIONAL; 03 cibao_nordeste · 06 DUARTE; 02 cibao_sur · 13 LA VEGA; 06 enriquillo · 16 PEDERNALES; 05 valdesia · 21 SAN CRISTÓBAL; 07 el_valle · 22 SAN JUAN; 01 cibao_norte · 25 SANTIAGO; 10 ozama · 32 SANTO DOMINGO</w:t>
+              <w:br/>
+              <w:t>Ubicación del perfil: BARAHONA - PROYECTO DEPARTAMENTAL; DAJABÓN - PROYECTO DEPARTAMENTAL; DISTRITO NACIONAL - PROYECTO DEPARTAMENTAL; DUARTE - PROYECTO DEPARTAMENTAL; LA VEGA - PROYECTO DEPARTAMENTAL; PEDERNALES - PROYECTO DEPARTAMENTAL; SAN CRISTÓBAL - PROYECTO DEPARTAMENTAL; SAN JUAN - PROYECTO DEPARTAMENTAL; SANTIAGO - PROYECTO DEPARTAMENTAL; SANTO DOMINGO - PROYECTO DEPARTAMENTAL</w:t>
+              <w:br/>
+              <w:t>Fuente territorial: profile · alcance province · verificada 02-08-2026 12:40 UTC</w:t>
+              <w:br/>
+              <w:t>Cobertura: nacional No · multirregional Sí</w:t>
+            </w:r>
+          </w:p>
+        </w:tc>
+        <w:tc>
+          <w:tcPr>
+            <w:tcW w:type="dxa" w:w="2880"/>
+            <w:tcMar>
+              <w:top w:w="70" w:type="dxa"/>
+              <w:start w:w="90" w:type="dxa"/>
+              <w:bottom w:w="70" w:type="dxa"/>
+              <w:end w:w="90" w:type="dxa"/>
+            </w:tcMar>
+            <w:vAlign w:val="center"/>
+          </w:tcPr>
+          <w:p>
+            <w:pPr>
+              <w:spacing w:after="0" w:line="252" w:lineRule="auto"/>
+              <w:jc w:val="left"/>
+            </w:pPr>
+            <w:r>
+              <w:rPr>
+                <w:rFonts w:ascii="Calibri" w:hAnsi="Calibri" w:eastAsia="Calibri"/>
+                <w:color w:val="203740"/>
+                <w:sz w:val="14"/>
+              </w:rPr>
+              <w:t>Estado: EJECUCIÓN</w:t>
+              <w:br/>
+              <w:t>Período: 01-01-2022 – 31-01-2028</w:t>
+              <w:br/>
+              <w:t>Avance físico: 2.51%</w:t>
+              <w:br/>
+              <w:t>Avance financiero: 2.51%</w:t>
+              <w:br/>
+              <w:t>Contratos: 0 total · 0 activos</w:t>
+              <w:br/>
+              <w:t>Seguimiento: Sin ejecución ni contrato activo</w:t>
+            </w:r>
+          </w:p>
+        </w:tc>
+        <w:tc>
+          <w:tcPr>
+            <w:tcW w:type="dxa" w:w="3024"/>
+            <w:tcMar>
+              <w:top w:w="70" w:type="dxa"/>
+              <w:start w:w="90" w:type="dxa"/>
+              <w:bottom w:w="70" w:type="dxa"/>
+              <w:end w:w="90" w:type="dxa"/>
+            </w:tcMar>
+            <w:vAlign w:val="center"/>
+          </w:tcPr>
+          <w:p>
+            <w:pPr>
+              <w:spacing w:after="0" w:line="252" w:lineRule="auto"/>
+              <w:jc w:val="left"/>
+            </w:pPr>
+            <w:r>
+              <w:rPr>
+                <w:rFonts w:ascii="Calibri" w:hAnsi="Calibri" w:eastAsia="Calibri"/>
+                <w:color w:val="203740"/>
+                <w:sz w:val="14"/>
+              </w:rPr>
+              <w:t>Costo del proyecto: RD$ 2,087,425,000.00</w:t>
+              <w:br/>
+              <w:t>Presupuesto 2026: RD$ 200,000,000.00</w:t>
+              <w:br/>
+              <w:t>Ejecutado 2026: RD$ 0.00</w:t>
+              <w:br/>
+              <w:t>Ejecución 2026: 0.00%</w:t>
+            </w:r>
+          </w:p>
+        </w:tc>
+      </w:tr>
+      <w:tr>
+        <w:tc>
+          <w:tcPr>
+            <w:tcW w:type="dxa" w:w="576"/>
+            <w:tcMar>
+              <w:top w:w="70" w:type="dxa"/>
+              <w:start w:w="90" w:type="dxa"/>
+              <w:bottom w:w="70" w:type="dxa"/>
+              <w:end w:w="90" w:type="dxa"/>
+            </w:tcMar>
+            <w:vAlign w:val="center"/>
+            <w:shd w:fill="F3F6F6"/>
+          </w:tcPr>
+          <w:p>
+            <w:pPr>
+              <w:spacing w:after="0" w:line="252" w:lineRule="auto"/>
+              <w:jc w:val="center"/>
+            </w:pPr>
+            <w:r>
+              <w:rPr>
+                <w:rFonts w:ascii="Calibri" w:hAnsi="Calibri" w:eastAsia="Calibri"/>
+                <w:color w:val="203740"/>
+                <w:sz w:val="14"/>
+              </w:rPr>
+              <w:t>14</w:t>
+            </w:r>
+          </w:p>
+        </w:tc>
+        <w:tc>
+          <w:tcPr>
+            <w:tcW w:type="dxa" w:w="1656"/>
+            <w:tcMar>
+              <w:top w:w="70" w:type="dxa"/>
+              <w:start w:w="90" w:type="dxa"/>
+              <w:bottom w:w="70" w:type="dxa"/>
+              <w:end w:w="90" w:type="dxa"/>
+            </w:tcMar>
+            <w:vAlign w:val="center"/>
+            <w:shd w:fill="F3F6F6"/>
+          </w:tcPr>
+          <w:p>
+            <w:pPr>
+              <w:spacing w:after="0" w:line="252" w:lineRule="auto"/>
+              <w:jc w:val="left"/>
+            </w:pPr>
+            <w:r>
+              <w:rPr>
+                <w:rFonts w:ascii="Calibri" w:hAnsi="Calibri" w:eastAsia="Calibri"/>
+                <w:color w:val="203740"/>
+                <w:sz w:val="14"/>
+              </w:rPr>
+              <w:t>SNIP 14608</w:t>
+              <w:br/>
+              <w:t>Ficha/Mapa 5040</w:t>
+              <w:br/>
+              <w:t>Fuentes:</w:t>
+              <w:br/>
+              <w:t>Maestro Sí · Ppto. Sí</w:t>
+              <w:br/>
+              <w:t>Territorio Sí · CSV territ. Sí</w:t>
+              <w:br/>
+              <w:t>Perfil Sí</w:t>
+            </w:r>
+            <w:r>
+              <w:br/>
+            </w:r>
+            <w:hyperlink r:id="rId42">
+              <w:r>
+                <w:rPr>
+                  <w:rFonts w:ascii="Calibri" w:hAnsi="Calibri" w:eastAsia="Calibri"/>
+                  <w:color w:val="2E74B5"/>
+                  <w:u w:val="single"/>
+                  <w:sz w:val="14"/>
+                </w:rPr>
+                <w:t>Abrir proyecto</w:t>
+              </w:r>
+            </w:hyperlink>
+          </w:p>
+        </w:tc>
+        <w:tc>
+          <w:tcPr>
+            <w:tcW w:type="dxa" w:w="5976"/>
+            <w:tcMar>
+              <w:top w:w="70" w:type="dxa"/>
+              <w:start w:w="90" w:type="dxa"/>
+              <w:bottom w:w="70" w:type="dxa"/>
+              <w:end w:w="90" w:type="dxa"/>
+            </w:tcMar>
+            <w:vAlign w:val="center"/>
+            <w:shd w:fill="F3F6F6"/>
+          </w:tcPr>
+          <w:p>
+            <w:pPr>
+              <w:spacing w:after="0" w:line="252" w:lineRule="auto"/>
+              <w:jc w:val="left"/>
+            </w:pPr>
+            <w:r>
+              <w:rPr>
+                <w:rFonts w:ascii="Calibri" w:hAnsi="Calibri" w:eastAsia="Calibri"/>
+                <w:color w:val="203740"/>
+                <w:sz w:val="14"/>
+              </w:rPr>
+              <w:t>MEJORAMIENTO ACUEDUCTO BARAHONA, SECTOR LOS MAESTROS, PROVINCIA BARAHONA</w:t>
+              <w:br/>
+              <w:t>Institución(es): INSTITUTO NACIONAL DE AGUA POTABLE Y ALCANTARILLADO (INAPA)</w:t>
+              <w:br/>
+              <w:t>Sector(es): Vivienda y servicios comunitarios</w:t>
+              <w:br/>
+              <w:t>Territorios declarados: región enriquillo; provincia(s) BARAHONA; municipio(s) Sin registro</w:t>
+              <w:br/>
+              <w:t>Localización codificada: 06 enriquillo · 04 BARAHONA</w:t>
+              <w:br/>
+              <w:t>Ubicación del perfil: BARAHONA - PROYECTO DEPARTAMENTAL</w:t>
+              <w:br/>
+              <w:t>Fuente territorial: profile · alcance province · verificada 02-08-2026 12:40 UTC</w:t>
+              <w:br/>
+              <w:t>Cobertura: nacional No · multirregional No</w:t>
+            </w:r>
+          </w:p>
+        </w:tc>
+        <w:tc>
+          <w:tcPr>
+            <w:tcW w:type="dxa" w:w="2880"/>
+            <w:tcMar>
+              <w:top w:w="70" w:type="dxa"/>
+              <w:start w:w="90" w:type="dxa"/>
+              <w:bottom w:w="70" w:type="dxa"/>
+              <w:end w:w="90" w:type="dxa"/>
+            </w:tcMar>
+            <w:vAlign w:val="center"/>
+            <w:shd w:fill="F3F6F6"/>
+          </w:tcPr>
+          <w:p>
+            <w:pPr>
+              <w:spacing w:after="0" w:line="252" w:lineRule="auto"/>
+              <w:jc w:val="left"/>
+            </w:pPr>
+            <w:r>
+              <w:rPr>
+                <w:rFonts w:ascii="Calibri" w:hAnsi="Calibri" w:eastAsia="Calibri"/>
+                <w:color w:val="203740"/>
+                <w:sz w:val="14"/>
+              </w:rPr>
+              <w:t>Estado: EJECUCIÓN</w:t>
+              <w:br/>
+              <w:t>Período: 01-01-2021 – 31-01-2027</w:t>
+              <w:br/>
+              <w:t>Avance físico: 81.75%</w:t>
+              <w:br/>
+              <w:t>Avance financiero: 81.75%</w:t>
+              <w:br/>
+              <w:t>Contratos: 0 total · 0 activos</w:t>
+              <w:br/>
+              <w:t>Seguimiento: Sin ejecución ni contrato activo</w:t>
+            </w:r>
+          </w:p>
+        </w:tc>
+        <w:tc>
+          <w:tcPr>
+            <w:tcW w:type="dxa" w:w="3024"/>
+            <w:tcMar>
+              <w:top w:w="70" w:type="dxa"/>
+              <w:start w:w="90" w:type="dxa"/>
+              <w:bottom w:w="70" w:type="dxa"/>
+              <w:end w:w="90" w:type="dxa"/>
+            </w:tcMar>
+            <w:vAlign w:val="center"/>
+            <w:shd w:fill="F3F6F6"/>
+          </w:tcPr>
+          <w:p>
+            <w:pPr>
+              <w:spacing w:after="0" w:line="252" w:lineRule="auto"/>
+              <w:jc w:val="left"/>
+            </w:pPr>
+            <w:r>
+              <w:rPr>
+                <w:rFonts w:ascii="Calibri" w:hAnsi="Calibri" w:eastAsia="Calibri"/>
+                <w:color w:val="203740"/>
+                <w:sz w:val="14"/>
+              </w:rPr>
+              <w:t>Costo del proyecto: RD$ 161,847,732.87</w:t>
+              <w:br/>
+              <w:t>Presupuesto 2026: RD$ 29,521,846.57</w:t>
+              <w:br/>
+              <w:t>Ejecutado 2026: RD$ 0.00</w:t>
+              <w:br/>
+              <w:t>Ejecución 2026: 0.00%</w:t>
+            </w:r>
+          </w:p>
+        </w:tc>
+      </w:tr>
+      <w:tr>
+        <w:tc>
+          <w:tcPr>
+            <w:tcW w:type="dxa" w:w="576"/>
+            <w:tcMar>
+              <w:top w:w="70" w:type="dxa"/>
+              <w:start w:w="90" w:type="dxa"/>
+              <w:bottom w:w="70" w:type="dxa"/>
+              <w:end w:w="90" w:type="dxa"/>
+            </w:tcMar>
+            <w:vAlign w:val="center"/>
+          </w:tcPr>
+          <w:p>
+            <w:pPr>
+              <w:spacing w:after="0" w:line="252" w:lineRule="auto"/>
+              <w:jc w:val="center"/>
+            </w:pPr>
+            <w:r>
+              <w:rPr>
+                <w:rFonts w:ascii="Calibri" w:hAnsi="Calibri" w:eastAsia="Calibri"/>
+                <w:color w:val="203740"/>
+                <w:sz w:val="14"/>
+              </w:rPr>
+              <w:t>15</w:t>
+            </w:r>
+          </w:p>
+        </w:tc>
+        <w:tc>
+          <w:tcPr>
+            <w:tcW w:type="dxa" w:w="1656"/>
+            <w:tcMar>
+              <w:top w:w="70" w:type="dxa"/>
+              <w:start w:w="90" w:type="dxa"/>
+              <w:bottom w:w="70" w:type="dxa"/>
+              <w:end w:w="90" w:type="dxa"/>
+            </w:tcMar>
+            <w:vAlign w:val="center"/>
+          </w:tcPr>
+          <w:p>
+            <w:pPr>
+              <w:spacing w:after="0" w:line="252" w:lineRule="auto"/>
+              <w:jc w:val="left"/>
+            </w:pPr>
+            <w:r>
+              <w:rPr>
+                <w:rFonts w:ascii="Calibri" w:hAnsi="Calibri" w:eastAsia="Calibri"/>
+                <w:color w:val="203740"/>
+                <w:sz w:val="14"/>
+              </w:rPr>
+              <w:t>SNIP 14649</w:t>
+              <w:br/>
+              <w:t>Ficha/Mapa 5137</w:t>
+              <w:br/>
+              <w:t>Fuentes:</w:t>
+              <w:br/>
+              <w:t>Maestro Sí · Ppto. Sí</w:t>
+              <w:br/>
+              <w:t>Territorio Sí · CSV territ. Sí</w:t>
+              <w:br/>
+              <w:t>Perfil Sí</w:t>
+            </w:r>
+            <w:r>
+              <w:br/>
+            </w:r>
+            <w:hyperlink r:id="rId43">
+              <w:r>
+                <w:rPr>
+                  <w:rFonts w:ascii="Calibri" w:hAnsi="Calibri" w:eastAsia="Calibri"/>
+                  <w:color w:val="2E74B5"/>
+                  <w:u w:val="single"/>
+                  <w:sz w:val="14"/>
+                </w:rPr>
+                <w:t>Abrir proyecto</w:t>
+              </w:r>
+            </w:hyperlink>
+            <w:r>
+              <w:br/>
+            </w:r>
+            <w:hyperlink r:id="rId44">
+              <w:r>
+                <w:rPr>
+                  <w:rFonts w:ascii="Calibri" w:hAnsi="Calibri" w:eastAsia="Calibri"/>
+                  <w:color w:val="2E74B5"/>
+                  <w:u w:val="single"/>
+                  <w:sz w:val="14"/>
+                </w:rPr>
+                <w:t>Abrir contratos</w:t>
+              </w:r>
+            </w:hyperlink>
+          </w:p>
+        </w:tc>
+        <w:tc>
+          <w:tcPr>
+            <w:tcW w:type="dxa" w:w="5976"/>
+            <w:tcMar>
+              <w:top w:w="70" w:type="dxa"/>
+              <w:start w:w="90" w:type="dxa"/>
+              <w:bottom w:w="70" w:type="dxa"/>
+              <w:end w:w="90" w:type="dxa"/>
+            </w:tcMar>
+            <w:vAlign w:val="center"/>
+          </w:tcPr>
+          <w:p>
+            <w:pPr>
+              <w:spacing w:after="0" w:line="252" w:lineRule="auto"/>
+              <w:jc w:val="left"/>
+            </w:pPr>
+            <w:r>
+              <w:rPr>
+                <w:rFonts w:ascii="Calibri" w:hAnsi="Calibri" w:eastAsia="Calibri"/>
+                <w:color w:val="203740"/>
+                <w:sz w:val="14"/>
+              </w:rPr>
+              <w:t>MEJORAMIENTO DE 100,000 VIVIENDAS EN LA REPÚBLICA DOMINICANA</w:t>
+              <w:br/>
+              <w:t>Institución(es): MINISTERIO DE LA VIVIENDA, HABITAT Y EDIFICACIONES (MIVHED)</w:t>
+              <w:br/>
+              <w:t>Sector(es): Vivienda y servicios comunitarios</w:t>
+              <w:br/>
+              <w:t>Territorios declarados: región Sin dato; provincia(s) AZUA; BAORUCO; BARAHONA; DAJABÓN; DISTRITO NACIONAL; DUARTE; EL SEIBO; ELÍAS PIÑA; ESPAILLAT; HATO MAYOR; HERMANAS MIRABAL; INDEPENDENCIA; LA ALTAGRACIA; LA ROMANA; LA VEGA; MARÍA TRINIDAD SÁNCHEZ; MONSEÑOR NOUEL; MONTE CRISTI; MONTE PLATA; PEDERNALES; PERAVIA; PUERTO PLATA; SAMANÁ; SAN CRISTÓBAL; SAN JOSÉ DE OCOA; SAN JUAN; SAN PEDRO DE MACORÍS; SÁNCHEZ RAMÍREZ; SANTIAGO; SANTIAGO RODRIGUEZ; SANTO DOMINGO; VALVERDE; municipio(s) Sin registro</w:t>
+              <w:br/>
+              <w:t>Localización codificada: 07 el_valle · 02 AZUA; 06 enriquillo · 03 BAORUCO; 06 enriquillo · 04 BARAHONA; 04 cibao_noroeste · 05 DAJABÓN; 00 · 00000 DISTRITO NACIONAL; 03 cibao_nordeste · 06 DUARTE; 08 yuma · 08 EL SEIBO; 07 el_valle · 07 ELÍAS PIÑA; 01 cibao_norte · 09 ESPAILLAT; 09 higuamo · 30 HATO MAYOR; 03 cibao_nordeste · 19 HERMANAS MIRABAL; 06 enriquillo · 10 INDEPENDENCIA; 08 yuma · 11 LA ALTAGRACIA; 08 yuma · 12 LA ROMANA; 02 cibao_sur · 13 LA VEGA; 03 cibao_nordeste · 14 MARÍA TRINIDAD SÁNCHEZ; 02 cibao_sur · 28 MONSEÑOR NOUEL; 04 cibao_noroeste · 15 MONTE CRISTI; 09 higuamo · 29 MONTE PLATA; 06 enriquillo · 16 PEDERNALES; 05 valdesia · 17 PERAVIA; 01 cibao_norte · 18 PUERTO PLATA; 03 cibao_nordeste · 20 SAMANÁ; 05 valdesia · 21 SAN CRISTÓBAL; 05 valdesia · 31 SAN JOSÉ DE OCOA; 07 el_valle · 22 SAN JUAN; 09 higuamo · 23 SAN PEDRO DE MACORÍS; 02 cibao_sur · 24 SÁNCHEZ RAMÍREZ; 01 cibao_norte · 25 SANTIAGO; 04 cibao_noroeste · 26 SANTIAGO RODRIGUEZ; 10 ozama · 32 SANTO DOMINGO; 04 cibao_noroeste · 27 VALVERDE</w:t>
+              <w:br/>
+              <w:t>Ubicación del perfil: AZUA - PROYECTO DEPARTAMENTAL; BAORUCO - PROYECTO DEPARTAMENTAL; BARAHONA - PROYECTO DEPARTAMENTAL; DAJABÓN - PROYECTO DEPARTAMENTAL; DISTRITO NACIONAL - PROYECTO DEPARTAMENTAL; DUARTE - PROYECTO DEPARTAMENTAL; EL SEIBO - PROYECTO DEPARTAMENTAL; ELÍAS PIÑA - PROYECTO DEPARTAMENTAL; ESPAILLAT - PROYECTO DEPARTAMENTAL; HATO MAYOR - PROYECTO DEPARTAMENTAL; HERMANAS MIRABAL - PROYECTO DEPARTAMENTAL; INDEPENDENCIA - PROYECTO DEPARTAMENTAL; LA ALTAGRACIA - PROYECTO DEPARTAMENTAL; LA ROMANA - PROYECTO DEPARTAMENTAL; LA VEGA - PROYECTO DEPARTAMENTAL; MARÍA TRINIDAD SÁNCHEZ - PROYECTO DEPARTAMENTAL; MONSEÑOR NOUEL - PROYECTO DEPARTAMENTAL; MONTE CRISTI - PROYECTO DEPARTAMENTAL; MONTE PLATA - PROYECTO DEPARTAMENTAL; PEDERNALES - PROYECTO DEPARTAMENTAL; PERAVIA - PROYECTO DEPARTAMENTAL; PUERTO PLATA - PROYECTO DEPARTAMENTAL; SAMANÁ - PROYECTO DEPARTAMENTAL; SAN CRISTÓBAL - PROYECTO DEPARTAMENTAL; SAN JOSÉ DE OCOA - PROYECTO DEPARTAMENTAL; SAN JUAN - PROYECTO DEPARTAMENTAL; SAN PEDRO DE MACORÍS - PROYECTO DEPARTAMENTAL; SÁNCHEZ RAMÍREZ - PROYECTO DEPARTAMENTAL; SANTIAGO - PROYECTO DEPARTAMENTAL; SANTIAGO RODRIGUEZ - PROYECTO DEPARTAMENTAL; SANTO DOMINGO - PROYECTO DEPARTAMENTAL; VALVERDE - PROYECTO DEPARTAMENTAL</w:t>
+              <w:br/>
+              <w:t>Fuente territorial: profile · alcance province · verificada 02-08-2026 12:40 UTC</w:t>
+              <w:br/>
+              <w:t>Cobertura: nacional No · multirregional Sí</w:t>
+            </w:r>
+          </w:p>
+        </w:tc>
+        <w:tc>
+          <w:tcPr>
+            <w:tcW w:type="dxa" w:w="2880"/>
+            <w:tcMar>
+              <w:top w:w="70" w:type="dxa"/>
+              <w:start w:w="90" w:type="dxa"/>
+              <w:bottom w:w="70" w:type="dxa"/>
+              <w:end w:w="90" w:type="dxa"/>
+            </w:tcMar>
+            <w:vAlign w:val="center"/>
+          </w:tcPr>
+          <w:p>
+            <w:pPr>
+              <w:spacing w:after="0" w:line="252" w:lineRule="auto"/>
+              <w:jc w:val="left"/>
+            </w:pPr>
+            <w:r>
+              <w:rPr>
+                <w:rFonts w:ascii="Calibri" w:hAnsi="Calibri" w:eastAsia="Calibri"/>
+                <w:color w:val="203740"/>
+                <w:sz w:val="14"/>
+              </w:rPr>
+              <w:t>Estado: EJECUCIÓN</w:t>
+              <w:br/>
+              <w:t>Período: 01-01-2021 – 31-01-2027</w:t>
+              <w:br/>
+              <w:t>Avance físico: 77.38%</w:t>
+              <w:br/>
+              <w:t>Avance financiero: 77.38%</w:t>
+              <w:br/>
+              <w:t>Contratos: 32 total · 29 activos</w:t>
+              <w:br/>
+              <w:t>Seguimiento: Ejecución y contrato activo</w:t>
+            </w:r>
+          </w:p>
+        </w:tc>
+        <w:tc>
+          <w:tcPr>
+            <w:tcW w:type="dxa" w:w="3024"/>
+            <w:tcMar>
+              <w:top w:w="70" w:type="dxa"/>
+              <w:start w:w="90" w:type="dxa"/>
+              <w:bottom w:w="70" w:type="dxa"/>
+              <w:end w:w="90" w:type="dxa"/>
+            </w:tcMar>
+            <w:vAlign w:val="center"/>
+          </w:tcPr>
+          <w:p>
+            <w:pPr>
+              <w:spacing w:after="0" w:line="252" w:lineRule="auto"/>
+              <w:jc w:val="left"/>
+            </w:pPr>
+            <w:r>
+              <w:rPr>
+                <w:rFonts w:ascii="Calibri" w:hAnsi="Calibri" w:eastAsia="Calibri"/>
+                <w:color w:val="203740"/>
+                <w:sz w:val="14"/>
+              </w:rPr>
+              <w:t>Costo del proyecto: RD$ 9,076,506,534.00</w:t>
+              <w:br/>
+              <w:t>Presupuesto 2026: RD$ 1,549,580,606.13</w:t>
+              <w:br/>
+              <w:t>Ejecutado 2026: RD$ 807,941,400.40</w:t>
+              <w:br/>
+              <w:t>Ejecución 2026: 52.14%</w:t>
+            </w:r>
+          </w:p>
+        </w:tc>
+      </w:tr>
+      <w:tr>
+        <w:tc>
+          <w:tcPr>
+            <w:tcW w:type="dxa" w:w="576"/>
+            <w:tcMar>
+              <w:top w:w="70" w:type="dxa"/>
+              <w:start w:w="90" w:type="dxa"/>
+              <w:bottom w:w="70" w:type="dxa"/>
+              <w:end w:w="90" w:type="dxa"/>
+            </w:tcMar>
+            <w:vAlign w:val="center"/>
+            <w:shd w:fill="F3F6F6"/>
+          </w:tcPr>
+          <w:p>
+            <w:pPr>
+              <w:spacing w:after="0" w:line="252" w:lineRule="auto"/>
+              <w:jc w:val="center"/>
+            </w:pPr>
+            <w:r>
+              <w:rPr>
+                <w:rFonts w:ascii="Calibri" w:hAnsi="Calibri" w:eastAsia="Calibri"/>
+                <w:color w:val="203740"/>
+                <w:sz w:val="14"/>
+              </w:rPr>
+              <w:t>16</w:t>
+            </w:r>
+          </w:p>
+        </w:tc>
+        <w:tc>
+          <w:tcPr>
+            <w:tcW w:type="dxa" w:w="1656"/>
+            <w:tcMar>
+              <w:top w:w="70" w:type="dxa"/>
+              <w:start w:w="90" w:type="dxa"/>
+              <w:bottom w:w="70" w:type="dxa"/>
+              <w:end w:w="90" w:type="dxa"/>
+            </w:tcMar>
+            <w:vAlign w:val="center"/>
+            <w:shd w:fill="F3F6F6"/>
+          </w:tcPr>
+          <w:p>
+            <w:pPr>
+              <w:spacing w:after="0" w:line="252" w:lineRule="auto"/>
+              <w:jc w:val="left"/>
+            </w:pPr>
+            <w:r>
+              <w:rPr>
+                <w:rFonts w:ascii="Calibri" w:hAnsi="Calibri" w:eastAsia="Calibri"/>
+                <w:color w:val="203740"/>
+                <w:sz w:val="14"/>
+              </w:rPr>
+              <w:t>SNIP 14670</w:t>
+              <w:br/>
+              <w:t>Ficha/Mapa 5306</w:t>
+              <w:br/>
+              <w:t>Fuentes:</w:t>
+              <w:br/>
+              <w:t>Maestro Sí · Ppto. Sí</w:t>
+              <w:br/>
+              <w:t>Territorio Sí · CSV territ. Sí</w:t>
+              <w:br/>
+              <w:t>Perfil Sí</w:t>
+            </w:r>
+            <w:r>
+              <w:br/>
+            </w:r>
+            <w:hyperlink r:id="rId45">
+              <w:r>
+                <w:rPr>
+                  <w:rFonts w:ascii="Calibri" w:hAnsi="Calibri" w:eastAsia="Calibri"/>
+                  <w:color w:val="2E74B5"/>
+                  <w:u w:val="single"/>
+                  <w:sz w:val="14"/>
+                </w:rPr>
+                <w:t>Abrir proyecto</w:t>
+              </w:r>
+            </w:hyperlink>
+            <w:r>
+              <w:br/>
+            </w:r>
+            <w:hyperlink r:id="rId46">
+              <w:r>
+                <w:rPr>
+                  <w:rFonts w:ascii="Calibri" w:hAnsi="Calibri" w:eastAsia="Calibri"/>
+                  <w:color w:val="2E74B5"/>
+                  <w:u w:val="single"/>
+                  <w:sz w:val="14"/>
+                </w:rPr>
+                <w:t>Abrir contratos</w:t>
+              </w:r>
+            </w:hyperlink>
+          </w:p>
+        </w:tc>
+        <w:tc>
+          <w:tcPr>
+            <w:tcW w:type="dxa" w:w="5976"/>
+            <w:tcMar>
+              <w:top w:w="70" w:type="dxa"/>
+              <w:start w:w="90" w:type="dxa"/>
+              <w:bottom w:w="70" w:type="dxa"/>
+              <w:end w:w="90" w:type="dxa"/>
+            </w:tcMar>
+            <w:vAlign w:val="center"/>
+            <w:shd w:fill="F3F6F6"/>
+          </w:tcPr>
+          <w:p>
+            <w:pPr>
+              <w:spacing w:after="0" w:line="252" w:lineRule="auto"/>
+              <w:jc w:val="left"/>
+            </w:pPr>
+            <w:r>
+              <w:rPr>
+                <w:rFonts w:ascii="Calibri" w:hAnsi="Calibri" w:eastAsia="Calibri"/>
+                <w:color w:val="203740"/>
+                <w:sz w:val="14"/>
+              </w:rPr>
+              <w:t>CONSTRUCCIÓN OBRAS COMPLEMENTARIAS PARA EL DESARROLLO COMUNITARIO DEL CENTRO POBLADO MONTEGRANDE, PROVINCIA BARAHONA</w:t>
+              <w:br/>
+              <w:t>Institución(es): MINISTERIO DE LA VIVIENDA, HABITAT Y EDIFICACIONES (MIVHED)</w:t>
+              <w:br/>
+              <w:t>Sector(es): Vivienda y servicios comunitarios</w:t>
+              <w:br/>
+              <w:t>Territorios declarados: región enriquillo; provincia(s) BARAHONA; municipio(s) Sin registro</w:t>
+              <w:br/>
+              <w:t>Localización codificada: 06 enriquillo · 04 BARAHONA</w:t>
+              <w:br/>
+              <w:t>Ubicación del perfil: BARAHONA - PROYECTO DEPARTAMENTAL</w:t>
+              <w:br/>
+              <w:t>Fuente territorial: profile · alcance province · verificada 02-08-2026 12:40 UTC</w:t>
+              <w:br/>
+              <w:t>Cobertura: nacional No · multirregional No</w:t>
+            </w:r>
+          </w:p>
+        </w:tc>
+        <w:tc>
+          <w:tcPr>
+            <w:tcW w:type="dxa" w:w="2880"/>
+            <w:tcMar>
+              <w:top w:w="70" w:type="dxa"/>
+              <w:start w:w="90" w:type="dxa"/>
+              <w:bottom w:w="70" w:type="dxa"/>
+              <w:end w:w="90" w:type="dxa"/>
+            </w:tcMar>
+            <w:vAlign w:val="center"/>
+            <w:shd w:fill="F3F6F6"/>
+          </w:tcPr>
+          <w:p>
+            <w:pPr>
+              <w:spacing w:after="0" w:line="252" w:lineRule="auto"/>
+              <w:jc w:val="left"/>
+            </w:pPr>
+            <w:r>
+              <w:rPr>
+                <w:rFonts w:ascii="Calibri" w:hAnsi="Calibri" w:eastAsia="Calibri"/>
+                <w:color w:val="203740"/>
+                <w:sz w:val="14"/>
+              </w:rPr>
+              <w:t>Estado: EJECUCIÓN</w:t>
+              <w:br/>
+              <w:t>Período: 01-01-2022 – 31-01-2027</w:t>
+              <w:br/>
+              <w:t>Avance físico: 8.95%</w:t>
+              <w:br/>
+              <w:t>Avance financiero: 8.95%</w:t>
+              <w:br/>
+              <w:t>Contratos: 3 total · 3 activos</w:t>
+              <w:br/>
+              <w:t>Seguimiento: Ejecución y contrato activo</w:t>
+            </w:r>
+          </w:p>
+        </w:tc>
+        <w:tc>
+          <w:tcPr>
+            <w:tcW w:type="dxa" w:w="3024"/>
+            <w:tcMar>
+              <w:top w:w="70" w:type="dxa"/>
+              <w:start w:w="90" w:type="dxa"/>
+              <w:bottom w:w="70" w:type="dxa"/>
+              <w:end w:w="90" w:type="dxa"/>
+            </w:tcMar>
+            <w:vAlign w:val="center"/>
+            <w:shd w:fill="F3F6F6"/>
+          </w:tcPr>
+          <w:p>
+            <w:pPr>
+              <w:spacing w:after="0" w:line="252" w:lineRule="auto"/>
+              <w:jc w:val="left"/>
+            </w:pPr>
+            <w:r>
+              <w:rPr>
+                <w:rFonts w:ascii="Calibri" w:hAnsi="Calibri" w:eastAsia="Calibri"/>
+                <w:color w:val="203740"/>
+                <w:sz w:val="14"/>
+              </w:rPr>
+              <w:t>Costo del proyecto: RD$ 424,795,762.00</w:t>
+              <w:br/>
+              <w:t>Presupuesto 2026: RD$ 5,990,582.00</w:t>
+              <w:br/>
+              <w:t>Ejecutado 2026: RD$ 1,817,715.79</w:t>
+              <w:br/>
+              <w:t>Ejecución 2026: 30.34%</w:t>
+            </w:r>
+          </w:p>
+        </w:tc>
+      </w:tr>
+      <w:tr>
+        <w:tc>
+          <w:tcPr>
+            <w:tcW w:type="dxa" w:w="576"/>
+            <w:tcMar>
+              <w:top w:w="70" w:type="dxa"/>
+              <w:start w:w="90" w:type="dxa"/>
+              <w:bottom w:w="70" w:type="dxa"/>
+              <w:end w:w="90" w:type="dxa"/>
+            </w:tcMar>
+            <w:vAlign w:val="center"/>
+          </w:tcPr>
+          <w:p>
+            <w:pPr>
+              <w:spacing w:after="0" w:line="252" w:lineRule="auto"/>
+              <w:jc w:val="center"/>
+            </w:pPr>
+            <w:r>
+              <w:rPr>
+                <w:rFonts w:ascii="Calibri" w:hAnsi="Calibri" w:eastAsia="Calibri"/>
+                <w:color w:val="203740"/>
+                <w:sz w:val="14"/>
+              </w:rPr>
+              <w:t>17</w:t>
+            </w:r>
+          </w:p>
+        </w:tc>
+        <w:tc>
+          <w:tcPr>
+            <w:tcW w:type="dxa" w:w="1656"/>
+            <w:tcMar>
+              <w:top w:w="70" w:type="dxa"/>
+              <w:start w:w="90" w:type="dxa"/>
+              <w:bottom w:w="70" w:type="dxa"/>
+              <w:end w:w="90" w:type="dxa"/>
+            </w:tcMar>
+            <w:vAlign w:val="center"/>
+          </w:tcPr>
+          <w:p>
+            <w:pPr>
+              <w:spacing w:after="0" w:line="252" w:lineRule="auto"/>
+              <w:jc w:val="left"/>
+            </w:pPr>
+            <w:r>
+              <w:rPr>
+                <w:rFonts w:ascii="Calibri" w:hAnsi="Calibri" w:eastAsia="Calibri"/>
+                <w:color w:val="203740"/>
+                <w:sz w:val="14"/>
+              </w:rPr>
+              <w:t>SNIP 15072</w:t>
+              <w:br/>
+              <w:t>Ficha/Mapa 5774</w:t>
+              <w:br/>
+              <w:t>Fuentes:</w:t>
+              <w:br/>
+              <w:t>Maestro Sí · Ppto. Sí</w:t>
+              <w:br/>
+              <w:t>Territorio Sí · CSV territ. Sí</w:t>
+              <w:br/>
+              <w:t>Perfil Sí</w:t>
+            </w:r>
+            <w:r>
+              <w:br/>
+            </w:r>
+            <w:hyperlink r:id="rId47">
+              <w:r>
+                <w:rPr>
+                  <w:rFonts w:ascii="Calibri" w:hAnsi="Calibri" w:eastAsia="Calibri"/>
+                  <w:color w:val="2E74B5"/>
+                  <w:u w:val="single"/>
+                  <w:sz w:val="14"/>
+                </w:rPr>
+                <w:t>Abrir proyecto</w:t>
+              </w:r>
+            </w:hyperlink>
+          </w:p>
+        </w:tc>
+        <w:tc>
+          <w:tcPr>
+            <w:tcW w:type="dxa" w:w="5976"/>
+            <w:tcMar>
+              <w:top w:w="70" w:type="dxa"/>
+              <w:start w:w="90" w:type="dxa"/>
+              <w:bottom w:w="70" w:type="dxa"/>
+              <w:end w:w="90" w:type="dxa"/>
+            </w:tcMar>
+            <w:vAlign w:val="center"/>
+          </w:tcPr>
+          <w:p>
+            <w:pPr>
+              <w:spacing w:after="0" w:line="252" w:lineRule="auto"/>
+              <w:jc w:val="left"/>
+            </w:pPr>
+            <w:r>
+              <w:rPr>
+                <w:rFonts w:ascii="Calibri" w:hAnsi="Calibri" w:eastAsia="Calibri"/>
+                <w:color w:val="203740"/>
+                <w:sz w:val="14"/>
+              </w:rPr>
+              <w:t>REHABILITACIÓN DE LA INFRAESTRUCTURA VIAL URBANA DEL MUNICIPIO DE FUNDACION, PROVINCIA BARAHONA</w:t>
+              <w:br/>
+              <w:t>Institución(es): MINISTERIO DE OBRAS PUBLICAS Y COMUNICACIONES</w:t>
+              <w:br/>
+              <w:t>Sector(es): Transporte</w:t>
+              <w:br/>
+              <w:t>Territorios declarados: región enriquillo; provincia(s) BARAHONA; municipio(s) FUNDACIÓN</w:t>
+              <w:br/>
+              <w:t>Localización codificada: 06 enriquillo · 04 BARAHONA · 060408 FUNDACIÓN</w:t>
+              <w:br/>
+              <w:t>Ubicación del perfil: FUNDACIÓN (BARAHONA)</w:t>
+              <w:br/>
+              <w:t>Fuente territorial: profile · alcance municipality · verificada 02-08-2026 12:40 UTC</w:t>
+              <w:br/>
+              <w:t>Cobertura: nacional No · multirregional No</w:t>
+            </w:r>
+          </w:p>
+        </w:tc>
+        <w:tc>
+          <w:tcPr>
+            <w:tcW w:type="dxa" w:w="2880"/>
+            <w:tcMar>
+              <w:top w:w="70" w:type="dxa"/>
+              <w:start w:w="90" w:type="dxa"/>
+              <w:bottom w:w="70" w:type="dxa"/>
+              <w:end w:w="90" w:type="dxa"/>
+            </w:tcMar>
+            <w:vAlign w:val="center"/>
+          </w:tcPr>
+          <w:p>
+            <w:pPr>
+              <w:spacing w:after="0" w:line="252" w:lineRule="auto"/>
+              <w:jc w:val="left"/>
+            </w:pPr>
+            <w:r>
+              <w:rPr>
+                <w:rFonts w:ascii="Calibri" w:hAnsi="Calibri" w:eastAsia="Calibri"/>
+                <w:color w:val="203740"/>
+                <w:sz w:val="14"/>
+              </w:rPr>
+              <w:t>Estado: EJECUCIÓN</w:t>
+              <w:br/>
+              <w:t>Período: 01-01-2023 – 31-01-2027</w:t>
+              <w:br/>
+              <w:t>Avance físico: 93.00%</w:t>
+              <w:br/>
+              <w:t>Avance financiero: 93.00%</w:t>
+              <w:br/>
+              <w:t>Contratos: 0 total · 0 activos</w:t>
+              <w:br/>
+              <w:t>Seguimiento: Ejecución registrada</w:t>
+            </w:r>
+          </w:p>
+        </w:tc>
+        <w:tc>
+          <w:tcPr>
+            <w:tcW w:type="dxa" w:w="3024"/>
+            <w:tcMar>
+              <w:top w:w="70" w:type="dxa"/>
+              <w:start w:w="90" w:type="dxa"/>
+              <w:bottom w:w="70" w:type="dxa"/>
+              <w:end w:w="90" w:type="dxa"/>
+            </w:tcMar>
+            <w:vAlign w:val="center"/>
+          </w:tcPr>
+          <w:p>
+            <w:pPr>
+              <w:spacing w:after="0" w:line="252" w:lineRule="auto"/>
+              <w:jc w:val="left"/>
+            </w:pPr>
+            <w:r>
+              <w:rPr>
+                <w:rFonts w:ascii="Calibri" w:hAnsi="Calibri" w:eastAsia="Calibri"/>
+                <w:color w:val="203740"/>
+                <w:sz w:val="14"/>
+              </w:rPr>
+              <w:t>Costo del proyecto: RD$ 63,877,959.00</w:t>
+              <w:br/>
+              <w:t>Presupuesto 2026: RD$ 3,001,000.00</w:t>
+              <w:br/>
+              <w:t>Ejecutado 2026: RD$ 2,400,000.00</w:t>
+              <w:br/>
+              <w:t>Ejecución 2026: 79.97%</w:t>
+            </w:r>
+          </w:p>
+        </w:tc>
+      </w:tr>
+      <w:tr>
+        <w:tc>
+          <w:tcPr>
+            <w:tcW w:type="dxa" w:w="576"/>
+            <w:tcMar>
+              <w:top w:w="70" w:type="dxa"/>
+              <w:start w:w="90" w:type="dxa"/>
+              <w:bottom w:w="70" w:type="dxa"/>
+              <w:end w:w="90" w:type="dxa"/>
+            </w:tcMar>
+            <w:vAlign w:val="center"/>
+            <w:shd w:fill="F3F6F6"/>
+          </w:tcPr>
+          <w:p>
+            <w:pPr>
+              <w:spacing w:after="0" w:line="252" w:lineRule="auto"/>
+              <w:jc w:val="center"/>
+            </w:pPr>
+            <w:r>
+              <w:rPr>
+                <w:rFonts w:ascii="Calibri" w:hAnsi="Calibri" w:eastAsia="Calibri"/>
+                <w:color w:val="203740"/>
+                <w:sz w:val="14"/>
+              </w:rPr>
+              <w:t>18</w:t>
+            </w:r>
+          </w:p>
+        </w:tc>
+        <w:tc>
+          <w:tcPr>
+            <w:tcW w:type="dxa" w:w="1656"/>
+            <w:tcMar>
+              <w:top w:w="70" w:type="dxa"/>
+              <w:start w:w="90" w:type="dxa"/>
+              <w:bottom w:w="70" w:type="dxa"/>
+              <w:end w:w="90" w:type="dxa"/>
+            </w:tcMar>
+            <w:vAlign w:val="center"/>
+            <w:shd w:fill="F3F6F6"/>
+          </w:tcPr>
+          <w:p>
+            <w:pPr>
+              <w:spacing w:after="0" w:line="252" w:lineRule="auto"/>
+              <w:jc w:val="left"/>
+            </w:pPr>
+            <w:r>
+              <w:rPr>
+                <w:rFonts w:ascii="Calibri" w:hAnsi="Calibri" w:eastAsia="Calibri"/>
+                <w:color w:val="203740"/>
+                <w:sz w:val="14"/>
+              </w:rPr>
+              <w:t>SNIP 15247</w:t>
+              <w:br/>
+              <w:t>Ficha/Mapa 6353</w:t>
+              <w:br/>
+              <w:t>Fuentes:</w:t>
+              <w:br/>
+              <w:t>Maestro Sí · Ppto. Sí</w:t>
+              <w:br/>
+              <w:t>Territorio Sí · CSV territ. Sí</w:t>
+              <w:br/>
+              <w:t>Perfil Sí</w:t>
+            </w:r>
+            <w:r>
+              <w:br/>
+            </w:r>
+            <w:hyperlink r:id="rId48">
+              <w:r>
+                <w:rPr>
+                  <w:rFonts w:ascii="Calibri" w:hAnsi="Calibri" w:eastAsia="Calibri"/>
+                  <w:color w:val="2E74B5"/>
+                  <w:u w:val="single"/>
+                  <w:sz w:val="14"/>
+                </w:rPr>
+                <w:t>Abrir proyecto</w:t>
+              </w:r>
+            </w:hyperlink>
+          </w:p>
+        </w:tc>
+        <w:tc>
+          <w:tcPr>
+            <w:tcW w:type="dxa" w:w="5976"/>
+            <w:tcMar>
+              <w:top w:w="70" w:type="dxa"/>
+              <w:start w:w="90" w:type="dxa"/>
+              <w:bottom w:w="70" w:type="dxa"/>
+              <w:end w:w="90" w:type="dxa"/>
+            </w:tcMar>
+            <w:vAlign w:val="center"/>
+            <w:shd w:fill="F3F6F6"/>
+          </w:tcPr>
+          <w:p>
+            <w:pPr>
+              <w:spacing w:after="0" w:line="252" w:lineRule="auto"/>
+              <w:jc w:val="left"/>
+            </w:pPr>
+            <w:r>
+              <w:rPr>
+                <w:rFonts w:ascii="Calibri" w:hAnsi="Calibri" w:eastAsia="Calibri"/>
+                <w:color w:val="203740"/>
+                <w:sz w:val="14"/>
+              </w:rPr>
+              <w:t>AMPLIACIÓN DEL PLANTEL EDUCATIVO PARA INICIAL LUIS FELIPE FELIZ Y FELIZ, MUNICIPIO FUNDACIÓN, PROVINCIA BARAHONA.</w:t>
+              <w:br/>
+              <w:t>Institución(es): DIRECCION DE INFRAESTRUCTURA ESCOLAR</w:t>
+              <w:br/>
+              <w:t>Sector(es): Educación</w:t>
+              <w:br/>
+              <w:t>Territorios declarados: región enriquillo; provincia(s) BARAHONA; municipio(s) FUNDACIÓN</w:t>
+              <w:br/>
+              <w:t>Localización codificada: 06 enriquillo · 04 BARAHONA · 060408 FUNDACIÓN</w:t>
+              <w:br/>
+              <w:t>Ubicación del perfil: FUNDACIÓN (BARAHONA)</w:t>
+              <w:br/>
+              <w:t>Fuente territorial: profile · alcance municipality · verificada 02-08-2026 12:40 UTC</w:t>
+              <w:br/>
+              <w:t>Cobertura: nacional No · multirregional No</w:t>
+            </w:r>
+          </w:p>
+        </w:tc>
+        <w:tc>
+          <w:tcPr>
+            <w:tcW w:type="dxa" w:w="2880"/>
+            <w:tcMar>
+              <w:top w:w="70" w:type="dxa"/>
+              <w:start w:w="90" w:type="dxa"/>
+              <w:bottom w:w="70" w:type="dxa"/>
+              <w:end w:w="90" w:type="dxa"/>
+            </w:tcMar>
+            <w:vAlign w:val="center"/>
+            <w:shd w:fill="F3F6F6"/>
+          </w:tcPr>
+          <w:p>
+            <w:pPr>
+              <w:spacing w:after="0" w:line="252" w:lineRule="auto"/>
+              <w:jc w:val="left"/>
+            </w:pPr>
+            <w:r>
+              <w:rPr>
+                <w:rFonts w:ascii="Calibri" w:hAnsi="Calibri" w:eastAsia="Calibri"/>
+                <w:color w:val="203740"/>
+                <w:sz w:val="14"/>
+              </w:rPr>
+              <w:t>Estado: EJECUCIÓN</w:t>
+              <w:br/>
+              <w:t>Período: 01-01-2023 – 31-01-2027</w:t>
+              <w:br/>
+              <w:t>Avance físico: 16.04%</w:t>
+              <w:br/>
+              <w:t>Avance financiero: 16.04%</w:t>
+              <w:br/>
+              <w:t>Contratos: 0 total · 0 activos</w:t>
+              <w:br/>
+              <w:t>Seguimiento: Sin ejecución ni contrato activo</w:t>
+            </w:r>
+          </w:p>
+        </w:tc>
+        <w:tc>
+          <w:tcPr>
+            <w:tcW w:type="dxa" w:w="3024"/>
+            <w:tcMar>
+              <w:top w:w="70" w:type="dxa"/>
+              <w:start w:w="90" w:type="dxa"/>
+              <w:bottom w:w="70" w:type="dxa"/>
+              <w:end w:w="90" w:type="dxa"/>
+            </w:tcMar>
+            <w:vAlign w:val="center"/>
+            <w:shd w:fill="F3F6F6"/>
+          </w:tcPr>
+          <w:p>
+            <w:pPr>
+              <w:spacing w:after="0" w:line="252" w:lineRule="auto"/>
+              <w:jc w:val="left"/>
+            </w:pPr>
+            <w:r>
+              <w:rPr>
+                <w:rFonts w:ascii="Calibri" w:hAnsi="Calibri" w:eastAsia="Calibri"/>
+                <w:color w:val="203740"/>
+                <w:sz w:val="14"/>
+              </w:rPr>
+              <w:t>Costo del proyecto: RD$ 17,320,262.06</w:t>
+              <w:br/>
+              <w:t>Presupuesto 2026: RD$ 110.00</w:t>
+              <w:br/>
+              <w:t>Ejecutado 2026: RD$ 0.00</w:t>
+              <w:br/>
+              <w:t>Ejecución 2026: 0.00%</w:t>
+            </w:r>
+          </w:p>
+        </w:tc>
+      </w:tr>
+      <w:tr>
+        <w:tc>
+          <w:tcPr>
+            <w:tcW w:type="dxa" w:w="576"/>
+            <w:tcMar>
+              <w:top w:w="70" w:type="dxa"/>
+              <w:start w:w="90" w:type="dxa"/>
+              <w:bottom w:w="70" w:type="dxa"/>
+              <w:end w:w="90" w:type="dxa"/>
+            </w:tcMar>
+            <w:vAlign w:val="center"/>
+          </w:tcPr>
+          <w:p>
+            <w:pPr>
+              <w:spacing w:after="0" w:line="252" w:lineRule="auto"/>
+              <w:jc w:val="center"/>
+            </w:pPr>
+            <w:r>
+              <w:rPr>
+                <w:rFonts w:ascii="Calibri" w:hAnsi="Calibri" w:eastAsia="Calibri"/>
+                <w:color w:val="203740"/>
+                <w:sz w:val="14"/>
+              </w:rPr>
+              <w:t>19</w:t>
+            </w:r>
+          </w:p>
+        </w:tc>
+        <w:tc>
+          <w:tcPr>
+            <w:tcW w:type="dxa" w:w="1656"/>
+            <w:tcMar>
+              <w:top w:w="70" w:type="dxa"/>
+              <w:start w:w="90" w:type="dxa"/>
+              <w:bottom w:w="70" w:type="dxa"/>
+              <w:end w:w="90" w:type="dxa"/>
+            </w:tcMar>
+            <w:vAlign w:val="center"/>
+          </w:tcPr>
+          <w:p>
+            <w:pPr>
+              <w:spacing w:after="0" w:line="252" w:lineRule="auto"/>
+              <w:jc w:val="left"/>
+            </w:pPr>
+            <w:r>
+              <w:rPr>
+                <w:rFonts w:ascii="Calibri" w:hAnsi="Calibri" w:eastAsia="Calibri"/>
+                <w:color w:val="203740"/>
+                <w:sz w:val="14"/>
+              </w:rPr>
+              <w:t>SNIP 15248</w:t>
+              <w:br/>
+              <w:t>Ficha/Mapa 6354</w:t>
+              <w:br/>
+              <w:t>Fuentes:</w:t>
+              <w:br/>
+              <w:t>Maestro Sí · Ppto. Sí</w:t>
+              <w:br/>
+              <w:t>Territorio Sí · CSV territ. Sí</w:t>
+              <w:br/>
+              <w:t>Perfil Sí</w:t>
+            </w:r>
+            <w:r>
+              <w:br/>
+            </w:r>
+            <w:hyperlink r:id="rId49">
+              <w:r>
+                <w:rPr>
+                  <w:rFonts w:ascii="Calibri" w:hAnsi="Calibri" w:eastAsia="Calibri"/>
+                  <w:color w:val="2E74B5"/>
+                  <w:u w:val="single"/>
+                  <w:sz w:val="14"/>
+                </w:rPr>
+                <w:t>Abrir proyecto</w:t>
+              </w:r>
+            </w:hyperlink>
+          </w:p>
+        </w:tc>
+        <w:tc>
+          <w:tcPr>
+            <w:tcW w:type="dxa" w:w="5976"/>
+            <w:tcMar>
+              <w:top w:w="70" w:type="dxa"/>
+              <w:start w:w="90" w:type="dxa"/>
+              <w:bottom w:w="70" w:type="dxa"/>
+              <w:end w:w="90" w:type="dxa"/>
+            </w:tcMar>
+            <w:vAlign w:val="center"/>
+          </w:tcPr>
+          <w:p>
+            <w:pPr>
+              <w:spacing w:after="0" w:line="252" w:lineRule="auto"/>
+              <w:jc w:val="left"/>
+            </w:pPr>
+            <w:r>
+              <w:rPr>
+                <w:rFonts w:ascii="Calibri" w:hAnsi="Calibri" w:eastAsia="Calibri"/>
+                <w:color w:val="203740"/>
+                <w:sz w:val="14"/>
+              </w:rPr>
+              <w:t>AMPLIACIÓN DEL PLANTEL EDUCATIVO PARA INICIAL PROF. INOCENCIA ALTAGRACIA ROJAS FELIZ, MUNICIPIO LAS SALINAS, PROVINCIA BARAHONA.</w:t>
+              <w:br/>
+              <w:t>Institución(es): DIRECCION DE INFRAESTRUCTURA ESCOLAR</w:t>
+              <w:br/>
+              <w:t>Sector(es): Educación</w:t>
+              <w:br/>
+              <w:t>Territorios declarados: región enriquillo; provincia(s) BARAHONA; municipio(s) LAS SALINAS</w:t>
+              <w:br/>
+              <w:t>Localización codificada: 06 enriquillo · 04 BARAHONA · 060409 LAS SALINAS</w:t>
+              <w:br/>
+              <w:t>Ubicación del perfil: LAS SALINAS (BARAHONA)</w:t>
+              <w:br/>
+              <w:t>Fuente territorial: profile · alcance municipality · verificada 02-08-2026 12:40 UTC</w:t>
+              <w:br/>
+              <w:t>Cobertura: nacional No · multirregional No</w:t>
+            </w:r>
+          </w:p>
+        </w:tc>
+        <w:tc>
+          <w:tcPr>
+            <w:tcW w:type="dxa" w:w="2880"/>
+            <w:tcMar>
+              <w:top w:w="70" w:type="dxa"/>
+              <w:start w:w="90" w:type="dxa"/>
+              <w:bottom w:w="70" w:type="dxa"/>
+              <w:end w:w="90" w:type="dxa"/>
+            </w:tcMar>
+            <w:vAlign w:val="center"/>
+          </w:tcPr>
+          <w:p>
+            <w:pPr>
+              <w:spacing w:after="0" w:line="252" w:lineRule="auto"/>
+              <w:jc w:val="left"/>
+            </w:pPr>
+            <w:r>
+              <w:rPr>
+                <w:rFonts w:ascii="Calibri" w:hAnsi="Calibri" w:eastAsia="Calibri"/>
+                <w:color w:val="203740"/>
+                <w:sz w:val="14"/>
+              </w:rPr>
+              <w:t>Estado: EJECUCIÓN</w:t>
+              <w:br/>
+              <w:t>Período: 01-01-2023 – 31-01-2027</w:t>
+              <w:br/>
+              <w:t>Avance físico: 53.26%</w:t>
+              <w:br/>
+              <w:t>Avance financiero: 53.26%</w:t>
+              <w:br/>
+              <w:t>Contratos: 0 total · 0 activos</w:t>
+              <w:br/>
+              <w:t>Seguimiento: Ejecución registrada</w:t>
+            </w:r>
+          </w:p>
+        </w:tc>
+        <w:tc>
+          <w:tcPr>
+            <w:tcW w:type="dxa" w:w="3024"/>
+            <w:tcMar>
+              <w:top w:w="70" w:type="dxa"/>
+              <w:start w:w="90" w:type="dxa"/>
+              <w:bottom w:w="70" w:type="dxa"/>
+              <w:end w:w="90" w:type="dxa"/>
+            </w:tcMar>
+            <w:vAlign w:val="center"/>
+          </w:tcPr>
+          <w:p>
+            <w:pPr>
+              <w:spacing w:after="0" w:line="252" w:lineRule="auto"/>
+              <w:jc w:val="left"/>
+            </w:pPr>
+            <w:r>
+              <w:rPr>
+                <w:rFonts w:ascii="Calibri" w:hAnsi="Calibri" w:eastAsia="Calibri"/>
+                <w:color w:val="203740"/>
+                <w:sz w:val="14"/>
+              </w:rPr>
+              <w:t>Costo del proyecto: RD$ 19,366,774.68</w:t>
+              <w:br/>
+              <w:t>Presupuesto 2026: RD$ 6,487,327.00</w:t>
+              <w:br/>
+              <w:t>Ejecutado 2026: RD$ 3,390,770.50</w:t>
+              <w:br/>
+              <w:t>Ejecución 2026: 52.27%</w:t>
+            </w:r>
+          </w:p>
+        </w:tc>
+      </w:tr>
+      <w:tr>
+        <w:tc>
+          <w:tcPr>
+            <w:tcW w:type="dxa" w:w="576"/>
+            <w:tcMar>
+              <w:top w:w="70" w:type="dxa"/>
+              <w:start w:w="90" w:type="dxa"/>
+              <w:bottom w:w="70" w:type="dxa"/>
+              <w:end w:w="90" w:type="dxa"/>
+            </w:tcMar>
+            <w:vAlign w:val="center"/>
+            <w:shd w:fill="F3F6F6"/>
+          </w:tcPr>
+          <w:p>
+            <w:pPr>
+              <w:spacing w:after="0" w:line="252" w:lineRule="auto"/>
+              <w:jc w:val="center"/>
+            </w:pPr>
+            <w:r>
+              <w:rPr>
+                <w:rFonts w:ascii="Calibri" w:hAnsi="Calibri" w:eastAsia="Calibri"/>
+                <w:color w:val="203740"/>
+                <w:sz w:val="14"/>
+              </w:rPr>
+              <w:t>20</w:t>
+            </w:r>
+          </w:p>
+        </w:tc>
+        <w:tc>
+          <w:tcPr>
+            <w:tcW w:type="dxa" w:w="1656"/>
+            <w:tcMar>
+              <w:top w:w="70" w:type="dxa"/>
+              <w:start w:w="90" w:type="dxa"/>
+              <w:bottom w:w="70" w:type="dxa"/>
+              <w:end w:w="90" w:type="dxa"/>
+            </w:tcMar>
+            <w:vAlign w:val="center"/>
+            <w:shd w:fill="F3F6F6"/>
+          </w:tcPr>
+          <w:p>
+            <w:pPr>
+              <w:spacing w:after="0" w:line="252" w:lineRule="auto"/>
+              <w:jc w:val="left"/>
+            </w:pPr>
+            <w:r>
+              <w:rPr>
+                <w:rFonts w:ascii="Calibri" w:hAnsi="Calibri" w:eastAsia="Calibri"/>
+                <w:color w:val="203740"/>
+                <w:sz w:val="14"/>
+              </w:rPr>
+              <w:t>SNIP 15360</w:t>
+              <w:br/>
+              <w:t>Ficha/Mapa 6455</w:t>
+              <w:br/>
+              <w:t>Fuentes:</w:t>
+              <w:br/>
+              <w:t>Maestro Sí · Ppto. Sí</w:t>
+              <w:br/>
+              <w:t>Territorio Sí · CSV territ. Sí</w:t>
+              <w:br/>
+              <w:t>Perfil Sí</w:t>
+            </w:r>
+            <w:r>
+              <w:br/>
+            </w:r>
+            <w:hyperlink r:id="rId50">
+              <w:r>
+                <w:rPr>
+                  <w:rFonts w:ascii="Calibri" w:hAnsi="Calibri" w:eastAsia="Calibri"/>
+                  <w:color w:val="2E74B5"/>
+                  <w:u w:val="single"/>
+                  <w:sz w:val="14"/>
+                </w:rPr>
+                <w:t>Abrir proyecto</w:t>
+              </w:r>
+            </w:hyperlink>
+          </w:p>
+        </w:tc>
+        <w:tc>
+          <w:tcPr>
+            <w:tcW w:type="dxa" w:w="5976"/>
+            <w:tcMar>
+              <w:top w:w="70" w:type="dxa"/>
+              <w:start w:w="90" w:type="dxa"/>
+              <w:bottom w:w="70" w:type="dxa"/>
+              <w:end w:w="90" w:type="dxa"/>
+            </w:tcMar>
+            <w:vAlign w:val="center"/>
+            <w:shd w:fill="F3F6F6"/>
+          </w:tcPr>
+          <w:p>
+            <w:pPr>
+              <w:spacing w:after="0" w:line="252" w:lineRule="auto"/>
+              <w:jc w:val="left"/>
+            </w:pPr>
+            <w:r>
+              <w:rPr>
+                <w:rFonts w:ascii="Calibri" w:hAnsi="Calibri" w:eastAsia="Calibri"/>
+                <w:color w:val="203740"/>
+                <w:sz w:val="14"/>
+              </w:rPr>
+              <w:t>AMPLIACIÓN DEL PLANTEL EDUCATIVO PARA INICIAL PROF. IRENE ACOSTA, MUNICIPIO FUNDACIÓN, PROVINCIA BARAHONA.</w:t>
+              <w:br/>
+              <w:t>Institución(es): DIRECCION DE INFRAESTRUCTURA ESCOLAR</w:t>
+              <w:br/>
+              <w:t>Sector(es): Educación</w:t>
+              <w:br/>
+              <w:t>Territorios declarados: región enriquillo; provincia(s) BARAHONA; municipio(s) FUNDACIÓN</w:t>
+              <w:br/>
+              <w:t>Localización codificada: 06 enriquillo · 04 BARAHONA · 060408 FUNDACIÓN</w:t>
+              <w:br/>
+              <w:t>Ubicación del perfil: FUNDACIÓN (BARAHONA)</w:t>
+              <w:br/>
+              <w:t>Fuente territorial: profile · alcance municipality · verificada 02-08-2026 12:40 UTC</w:t>
+              <w:br/>
+              <w:t>Cobertura: nacional No · multirregional No</w:t>
+            </w:r>
+          </w:p>
+        </w:tc>
+        <w:tc>
+          <w:tcPr>
+            <w:tcW w:type="dxa" w:w="2880"/>
+            <w:tcMar>
+              <w:top w:w="70" w:type="dxa"/>
+              <w:start w:w="90" w:type="dxa"/>
+              <w:bottom w:w="70" w:type="dxa"/>
+              <w:end w:w="90" w:type="dxa"/>
+            </w:tcMar>
+            <w:vAlign w:val="center"/>
+            <w:shd w:fill="F3F6F6"/>
+          </w:tcPr>
+          <w:p>
+            <w:pPr>
+              <w:spacing w:after="0" w:line="252" w:lineRule="auto"/>
+              <w:jc w:val="left"/>
+            </w:pPr>
+            <w:r>
+              <w:rPr>
+                <w:rFonts w:ascii="Calibri" w:hAnsi="Calibri" w:eastAsia="Calibri"/>
+                <w:color w:val="203740"/>
+                <w:sz w:val="14"/>
+              </w:rPr>
+              <w:t>Estado: EJECUCIÓN</w:t>
+              <w:br/>
+              <w:t>Período: 01-01-2023 – 31-01-2027</w:t>
+              <w:br/>
+              <w:t>Avance físico: 16.13%</w:t>
+              <w:br/>
+              <w:t>Avance financiero: 16.13%</w:t>
+              <w:br/>
+              <w:t>Contratos: 0 total · 0 activos</w:t>
+              <w:br/>
+              <w:t>Seguimiento: Sin ejecución ni contrato activo</w:t>
+            </w:r>
+          </w:p>
+        </w:tc>
+        <w:tc>
+          <w:tcPr>
+            <w:tcW w:type="dxa" w:w="3024"/>
+            <w:tcMar>
+              <w:top w:w="70" w:type="dxa"/>
+              <w:start w:w="90" w:type="dxa"/>
+              <w:bottom w:w="70" w:type="dxa"/>
+              <w:end w:w="90" w:type="dxa"/>
+            </w:tcMar>
+            <w:vAlign w:val="center"/>
+            <w:shd w:fill="F3F6F6"/>
+          </w:tcPr>
+          <w:p>
+            <w:pPr>
+              <w:spacing w:after="0" w:line="252" w:lineRule="auto"/>
+              <w:jc w:val="left"/>
+            </w:pPr>
+            <w:r>
+              <w:rPr>
+                <w:rFonts w:ascii="Calibri" w:hAnsi="Calibri" w:eastAsia="Calibri"/>
+                <w:color w:val="203740"/>
+                <w:sz w:val="14"/>
+              </w:rPr>
+              <w:t>Costo del proyecto: RD$ 6,739,072.56</w:t>
+              <w:br/>
+              <w:t>Presupuesto 2026: RD$ 109.00</w:t>
+              <w:br/>
+              <w:t>Ejecutado 2026: RD$ 0.00</w:t>
+              <w:br/>
+              <w:t>Ejecución 2026: 0.00%</w:t>
+            </w:r>
+          </w:p>
+        </w:tc>
+      </w:tr>
+      <w:tr>
+        <w:tc>
+          <w:tcPr>
+            <w:tcW w:type="dxa" w:w="576"/>
+            <w:tcMar>
+              <w:top w:w="70" w:type="dxa"/>
+              <w:start w:w="90" w:type="dxa"/>
+              <w:bottom w:w="70" w:type="dxa"/>
+              <w:end w:w="90" w:type="dxa"/>
+            </w:tcMar>
+            <w:vAlign w:val="center"/>
+          </w:tcPr>
+          <w:p>
+            <w:pPr>
+              <w:spacing w:after="0" w:line="252" w:lineRule="auto"/>
+              <w:jc w:val="center"/>
+            </w:pPr>
+            <w:r>
+              <w:rPr>
+                <w:rFonts w:ascii="Calibri" w:hAnsi="Calibri" w:eastAsia="Calibri"/>
+                <w:color w:val="203740"/>
+                <w:sz w:val="14"/>
+              </w:rPr>
+              <w:t>21</w:t>
+            </w:r>
+          </w:p>
+        </w:tc>
+        <w:tc>
+          <w:tcPr>
+            <w:tcW w:type="dxa" w:w="1656"/>
+            <w:tcMar>
+              <w:top w:w="70" w:type="dxa"/>
+              <w:start w:w="90" w:type="dxa"/>
+              <w:bottom w:w="70" w:type="dxa"/>
+              <w:end w:w="90" w:type="dxa"/>
+            </w:tcMar>
+            <w:vAlign w:val="center"/>
+          </w:tcPr>
+          <w:p>
+            <w:pPr>
+              <w:spacing w:after="0" w:line="252" w:lineRule="auto"/>
+              <w:jc w:val="left"/>
+            </w:pPr>
+            <w:r>
+              <w:rPr>
+                <w:rFonts w:ascii="Calibri" w:hAnsi="Calibri" w:eastAsia="Calibri"/>
+                <w:color w:val="203740"/>
+                <w:sz w:val="14"/>
+              </w:rPr>
+              <w:t>SNIP 15362</w:t>
+              <w:br/>
+              <w:t>Ficha/Mapa 6457</w:t>
+              <w:br/>
+              <w:t>Fuentes:</w:t>
+              <w:br/>
+              <w:t>Maestro Sí · Ppto. Sí</w:t>
+              <w:br/>
+              <w:t>Territorio Sí · CSV territ. Sí</w:t>
+              <w:br/>
+              <w:t>Perfil Sí</w:t>
+            </w:r>
+            <w:r>
+              <w:br/>
+            </w:r>
+            <w:hyperlink r:id="rId51">
+              <w:r>
+                <w:rPr>
+                  <w:rFonts w:ascii="Calibri" w:hAnsi="Calibri" w:eastAsia="Calibri"/>
+                  <w:color w:val="2E74B5"/>
+                  <w:u w:val="single"/>
+                  <w:sz w:val="14"/>
+                </w:rPr>
+                <w:t>Abrir proyecto</w:t>
+              </w:r>
+            </w:hyperlink>
+          </w:p>
+        </w:tc>
+        <w:tc>
+          <w:tcPr>
+            <w:tcW w:type="dxa" w:w="5976"/>
+            <w:tcMar>
+              <w:top w:w="70" w:type="dxa"/>
+              <w:start w:w="90" w:type="dxa"/>
+              <w:bottom w:w="70" w:type="dxa"/>
+              <w:end w:w="90" w:type="dxa"/>
+            </w:tcMar>
+            <w:vAlign w:val="center"/>
+          </w:tcPr>
+          <w:p>
+            <w:pPr>
+              <w:spacing w:after="0" w:line="252" w:lineRule="auto"/>
+              <w:jc w:val="left"/>
+            </w:pPr>
+            <w:r>
+              <w:rPr>
+                <w:rFonts w:ascii="Calibri" w:hAnsi="Calibri" w:eastAsia="Calibri"/>
+                <w:color w:val="203740"/>
+                <w:sz w:val="14"/>
+              </w:rPr>
+              <w:t>AMPLIACIÓN DEL PLANTEL EDUCATIVO PARA INICIAL LAS SALINAS, MUNICIPIO LAS SALINAS, PROVINCIA BARAHONA.</w:t>
+              <w:br/>
+              <w:t>Institución(es): DIRECCION DE INFRAESTRUCTURA ESCOLAR</w:t>
+              <w:br/>
+              <w:t>Sector(es): Educación</w:t>
+              <w:br/>
+              <w:t>Territorios declarados: región enriquillo; provincia(s) BARAHONA; municipio(s) LAS SALINAS</w:t>
+              <w:br/>
+              <w:t>Localización codificada: 06 enriquillo · 04 BARAHONA · 060409 LAS SALINAS</w:t>
+              <w:br/>
+              <w:t>Ubicación del perfil: LAS SALINAS (BARAHONA)</w:t>
+              <w:br/>
+              <w:t>Fuente territorial: profile · alcance municipality · verificada 02-08-2026 12:40 UTC</w:t>
+              <w:br/>
+              <w:t>Cobertura: nacional No · multirregional No</w:t>
+            </w:r>
+          </w:p>
+        </w:tc>
+        <w:tc>
+          <w:tcPr>
+            <w:tcW w:type="dxa" w:w="2880"/>
+            <w:tcMar>
+              <w:top w:w="70" w:type="dxa"/>
+              <w:start w:w="90" w:type="dxa"/>
+              <w:bottom w:w="70" w:type="dxa"/>
+              <w:end w:w="90" w:type="dxa"/>
+            </w:tcMar>
+            <w:vAlign w:val="center"/>
+          </w:tcPr>
+          <w:p>
+            <w:pPr>
+              <w:spacing w:after="0" w:line="252" w:lineRule="auto"/>
+              <w:jc w:val="left"/>
+            </w:pPr>
+            <w:r>
+              <w:rPr>
+                <w:rFonts w:ascii="Calibri" w:hAnsi="Calibri" w:eastAsia="Calibri"/>
+                <w:color w:val="203740"/>
+                <w:sz w:val="14"/>
+              </w:rPr>
+              <w:t>Estado: EJECUCIÓN</w:t>
+              <w:br/>
+              <w:t>Período: 01-01-2023 – 31-01-2027</w:t>
+              <w:br/>
+              <w:t>Avance físico: 15.01%</w:t>
+              <w:br/>
+              <w:t>Avance financiero: 15.01%</w:t>
+              <w:br/>
+              <w:t>Contratos: 0 total · 0 activos</w:t>
+              <w:br/>
+              <w:t>Seguimiento: Ejecución registrada</w:t>
+            </w:r>
+          </w:p>
+        </w:tc>
+        <w:tc>
+          <w:tcPr>
+            <w:tcW w:type="dxa" w:w="3024"/>
+            <w:tcMar>
+              <w:top w:w="70" w:type="dxa"/>
+              <w:start w:w="90" w:type="dxa"/>
+              <w:bottom w:w="70" w:type="dxa"/>
+              <w:end w:w="90" w:type="dxa"/>
+            </w:tcMar>
+            <w:vAlign w:val="center"/>
+          </w:tcPr>
+          <w:p>
+            <w:pPr>
+              <w:spacing w:after="0" w:line="252" w:lineRule="auto"/>
+              <w:jc w:val="left"/>
+            </w:pPr>
+            <w:r>
+              <w:rPr>
+                <w:rFonts w:ascii="Calibri" w:hAnsi="Calibri" w:eastAsia="Calibri"/>
+                <w:color w:val="203740"/>
+                <w:sz w:val="14"/>
+              </w:rPr>
+              <w:t>Costo del proyecto: RD$ 7,239,072.59</w:t>
+              <w:br/>
+              <w:t>Presupuesto 2026: RD$ 3,436,448.00</w:t>
+              <w:br/>
+              <w:t>Ejecutado 2026: RD$ 1,050,510.01</w:t>
+              <w:br/>
+              <w:t>Ejecución 2026: 30.57%</w:t>
+            </w:r>
+          </w:p>
+        </w:tc>
+      </w:tr>
+      <w:tr>
+        <w:tc>
+          <w:tcPr>
+            <w:tcW w:type="dxa" w:w="576"/>
+            <w:tcMar>
+              <w:top w:w="70" w:type="dxa"/>
+              <w:start w:w="90" w:type="dxa"/>
+              <w:bottom w:w="70" w:type="dxa"/>
+              <w:end w:w="90" w:type="dxa"/>
+            </w:tcMar>
+            <w:vAlign w:val="center"/>
+            <w:shd w:fill="F3F6F6"/>
+          </w:tcPr>
+          <w:p>
+            <w:pPr>
+              <w:spacing w:after="0" w:line="252" w:lineRule="auto"/>
+              <w:jc w:val="center"/>
+            </w:pPr>
+            <w:r>
+              <w:rPr>
+                <w:rFonts w:ascii="Calibri" w:hAnsi="Calibri" w:eastAsia="Calibri"/>
+                <w:color w:val="203740"/>
+                <w:sz w:val="14"/>
+              </w:rPr>
+              <w:t>22</w:t>
+            </w:r>
+          </w:p>
+        </w:tc>
+        <w:tc>
+          <w:tcPr>
+            <w:tcW w:type="dxa" w:w="1656"/>
+            <w:tcMar>
+              <w:top w:w="70" w:type="dxa"/>
+              <w:start w:w="90" w:type="dxa"/>
+              <w:bottom w:w="70" w:type="dxa"/>
+              <w:end w:w="90" w:type="dxa"/>
+            </w:tcMar>
+            <w:vAlign w:val="center"/>
+            <w:shd w:fill="F3F6F6"/>
+          </w:tcPr>
+          <w:p>
+            <w:pPr>
+              <w:spacing w:after="0" w:line="252" w:lineRule="auto"/>
+              <w:jc w:val="left"/>
+            </w:pPr>
+            <w:r>
+              <w:rPr>
+                <w:rFonts w:ascii="Calibri" w:hAnsi="Calibri" w:eastAsia="Calibri"/>
+                <w:color w:val="203740"/>
+                <w:sz w:val="14"/>
+              </w:rPr>
+              <w:t>SNIP 15382</w:t>
+              <w:br/>
+              <w:t>Ficha/Mapa 6087</w:t>
+              <w:br/>
+              <w:t>Fuentes:</w:t>
+              <w:br/>
+              <w:t>Maestro Sí · Ppto. Sí</w:t>
+              <w:br/>
+              <w:t>Territorio Sí · CSV territ. Sí</w:t>
+              <w:br/>
+              <w:t>Perfil Sí</w:t>
+            </w:r>
+            <w:r>
+              <w:br/>
+            </w:r>
+            <w:hyperlink r:id="rId52">
+              <w:r>
+                <w:rPr>
+                  <w:rFonts w:ascii="Calibri" w:hAnsi="Calibri" w:eastAsia="Calibri"/>
+                  <w:color w:val="2E74B5"/>
+                  <w:u w:val="single"/>
+                  <w:sz w:val="14"/>
+                </w:rPr>
+                <w:t>Abrir proyecto</w:t>
+              </w:r>
+            </w:hyperlink>
+            <w:r>
+              <w:br/>
+            </w:r>
+            <w:hyperlink r:id="rId53">
+              <w:r>
+                <w:rPr>
+                  <w:rFonts w:ascii="Calibri" w:hAnsi="Calibri" w:eastAsia="Calibri"/>
+                  <w:color w:val="2E74B5"/>
+                  <w:u w:val="single"/>
+                  <w:sz w:val="14"/>
+                </w:rPr>
+                <w:t>Abrir contratos</w:t>
+              </w:r>
+            </w:hyperlink>
+          </w:p>
+        </w:tc>
+        <w:tc>
+          <w:tcPr>
+            <w:tcW w:type="dxa" w:w="5976"/>
+            <w:tcMar>
+              <w:top w:w="70" w:type="dxa"/>
+              <w:start w:w="90" w:type="dxa"/>
+              <w:bottom w:w="70" w:type="dxa"/>
+              <w:end w:w="90" w:type="dxa"/>
+            </w:tcMar>
+            <w:vAlign w:val="center"/>
+            <w:shd w:fill="F3F6F6"/>
+          </w:tcPr>
+          <w:p>
+            <w:pPr>
+              <w:spacing w:after="0" w:line="252" w:lineRule="auto"/>
+              <w:jc w:val="left"/>
+            </w:pPr>
+            <w:r>
+              <w:rPr>
+                <w:rFonts w:ascii="Calibri" w:hAnsi="Calibri" w:eastAsia="Calibri"/>
+                <w:color w:val="203740"/>
+                <w:sz w:val="14"/>
+              </w:rPr>
+              <w:t>RECONSTRUCCIÓN DEL SISTEMA DE RIEGO NIZAITO, EN LAS PROVINCIAS DE BARAHONA Y  PEDERNALES</w:t>
+              <w:br/>
+              <w:t>Institución(es): INSTITUTO NACIONAL DE RECURSOS HIDRAULICOS -INDRHI-</w:t>
+              <w:br/>
+              <w:t>Sector(es): Riego</w:t>
+              <w:br/>
+              <w:t>Territorios declarados: región enriquillo; provincia(s) BARAHONA; PEDERNALES; municipio(s) Sin registro</w:t>
+              <w:br/>
+              <w:t>Localización codificada: 06 enriquillo · 04 BARAHONA; 06 enriquillo · 16 PEDERNALES</w:t>
+              <w:br/>
+              <w:t>Ubicación del perfil: BARAHONA - PROYECTO DEPARTAMENTAL; PEDERNALES - PROYECTO DEPARTAMENTAL</w:t>
+              <w:br/>
+              <w:t>Fuente territorial: profile · alcance province · verificada 02-08-2026 12:40 UTC</w:t>
+              <w:br/>
+              <w:t>Cobertura: nacional No · multirregional No</w:t>
+            </w:r>
+          </w:p>
+        </w:tc>
+        <w:tc>
+          <w:tcPr>
+            <w:tcW w:type="dxa" w:w="2880"/>
+            <w:tcMar>
+              <w:top w:w="70" w:type="dxa"/>
+              <w:start w:w="90" w:type="dxa"/>
+              <w:bottom w:w="70" w:type="dxa"/>
+              <w:end w:w="90" w:type="dxa"/>
+            </w:tcMar>
+            <w:vAlign w:val="center"/>
+            <w:shd w:fill="F3F6F6"/>
+          </w:tcPr>
+          <w:p>
+            <w:pPr>
+              <w:spacing w:after="0" w:line="252" w:lineRule="auto"/>
+              <w:jc w:val="left"/>
+            </w:pPr>
+            <w:r>
+              <w:rPr>
+                <w:rFonts w:ascii="Calibri" w:hAnsi="Calibri" w:eastAsia="Calibri"/>
+                <w:color w:val="203740"/>
+                <w:sz w:val="14"/>
+              </w:rPr>
+              <w:t>Estado: EJECUCIÓN</w:t>
+              <w:br/>
+              <w:t>Período: 01-01-2023 – 31-01-2027</w:t>
+              <w:br/>
+              <w:t>Avance físico: 18.45%</w:t>
+              <w:br/>
+              <w:t>Avance financiero: 18.45%</w:t>
+              <w:br/>
+              <w:t>Contratos: 3 total · 3 activos</w:t>
+              <w:br/>
+              <w:t>Seguimiento: Ejecución y contrato activo</w:t>
+            </w:r>
+          </w:p>
+        </w:tc>
+        <w:tc>
+          <w:tcPr>
+            <w:tcW w:type="dxa" w:w="3024"/>
+            <w:tcMar>
+              <w:top w:w="70" w:type="dxa"/>
+              <w:start w:w="90" w:type="dxa"/>
+              <w:bottom w:w="70" w:type="dxa"/>
+              <w:end w:w="90" w:type="dxa"/>
+            </w:tcMar>
+            <w:vAlign w:val="center"/>
+            <w:shd w:fill="F3F6F6"/>
+          </w:tcPr>
+          <w:p>
+            <w:pPr>
+              <w:spacing w:after="0" w:line="252" w:lineRule="auto"/>
+              <w:jc w:val="left"/>
+            </w:pPr>
+            <w:r>
+              <w:rPr>
+                <w:rFonts w:ascii="Calibri" w:hAnsi="Calibri" w:eastAsia="Calibri"/>
+                <w:color w:val="203740"/>
+                <w:sz w:val="14"/>
+              </w:rPr>
+              <w:t>Costo del proyecto: RD$ 420,060,125.21</w:t>
+              <w:br/>
+              <w:t>Presupuesto 2026: RD$ 200,000,000.00</w:t>
+              <w:br/>
+              <w:t>Ejecutado 2026: RD$ 56,285,556.11</w:t>
+              <w:br/>
+              <w:t>Ejecución 2026: 28.14%</w:t>
+            </w:r>
+          </w:p>
+        </w:tc>
+      </w:tr>
+      <w:tr>
+        <w:tc>
+          <w:tcPr>
+            <w:tcW w:type="dxa" w:w="576"/>
+            <w:tcMar>
+              <w:top w:w="70" w:type="dxa"/>
+              <w:start w:w="90" w:type="dxa"/>
+              <w:bottom w:w="70" w:type="dxa"/>
+              <w:end w:w="90" w:type="dxa"/>
+            </w:tcMar>
+            <w:vAlign w:val="center"/>
+          </w:tcPr>
+          <w:p>
+            <w:pPr>
+              <w:spacing w:after="0" w:line="252" w:lineRule="auto"/>
+              <w:jc w:val="center"/>
+            </w:pPr>
+            <w:r>
+              <w:rPr>
+                <w:rFonts w:ascii="Calibri" w:hAnsi="Calibri" w:eastAsia="Calibri"/>
+                <w:color w:val="203740"/>
+                <w:sz w:val="14"/>
+              </w:rPr>
+              <w:t>23</w:t>
+            </w:r>
+          </w:p>
+        </w:tc>
+        <w:tc>
+          <w:tcPr>
+            <w:tcW w:type="dxa" w:w="1656"/>
+            <w:tcMar>
+              <w:top w:w="70" w:type="dxa"/>
+              <w:start w:w="90" w:type="dxa"/>
+              <w:bottom w:w="70" w:type="dxa"/>
+              <w:end w:w="90" w:type="dxa"/>
+            </w:tcMar>
+            <w:vAlign w:val="center"/>
+          </w:tcPr>
+          <w:p>
+            <w:pPr>
+              <w:spacing w:after="0" w:line="252" w:lineRule="auto"/>
+              <w:jc w:val="left"/>
+            </w:pPr>
+            <w:r>
+              <w:rPr>
+                <w:rFonts w:ascii="Calibri" w:hAnsi="Calibri" w:eastAsia="Calibri"/>
+                <w:color w:val="203740"/>
+                <w:sz w:val="14"/>
+              </w:rPr>
+              <w:t>SNIP 15386</w:t>
+              <w:br/>
+              <w:t>Ficha/Mapa 6129</w:t>
+              <w:br/>
+              <w:t>Fuentes:</w:t>
+              <w:br/>
+              <w:t>Maestro Sí · Ppto. Sí</w:t>
+              <w:br/>
+              <w:t>Territorio Sí · CSV territ. Sí</w:t>
+              <w:br/>
+              <w:t>Perfil Sí</w:t>
+            </w:r>
+            <w:r>
+              <w:br/>
+            </w:r>
+            <w:hyperlink r:id="rId54">
+              <w:r>
+                <w:rPr>
+                  <w:rFonts w:ascii="Calibri" w:hAnsi="Calibri" w:eastAsia="Calibri"/>
+                  <w:color w:val="2E74B5"/>
+                  <w:u w:val="single"/>
+                  <w:sz w:val="14"/>
+                </w:rPr>
+                <w:t>Abrir proyecto</w:t>
+              </w:r>
+            </w:hyperlink>
+            <w:r>
+              <w:br/>
+            </w:r>
+            <w:hyperlink r:id="rId55">
+              <w:r>
+                <w:rPr>
+                  <w:rFonts w:ascii="Calibri" w:hAnsi="Calibri" w:eastAsia="Calibri"/>
+                  <w:color w:val="2E74B5"/>
+                  <w:u w:val="single"/>
+                  <w:sz w:val="14"/>
+                </w:rPr>
+                <w:t>Abrir contratos</w:t>
+              </w:r>
+            </w:hyperlink>
+          </w:p>
+        </w:tc>
+        <w:tc>
+          <w:tcPr>
+            <w:tcW w:type="dxa" w:w="5976"/>
+            <w:tcMar>
+              <w:top w:w="70" w:type="dxa"/>
+              <w:start w:w="90" w:type="dxa"/>
+              <w:bottom w:w="70" w:type="dxa"/>
+              <w:end w:w="90" w:type="dxa"/>
+            </w:tcMar>
+            <w:vAlign w:val="center"/>
+          </w:tcPr>
+          <w:p>
+            <w:pPr>
+              <w:spacing w:after="0" w:line="252" w:lineRule="auto"/>
+              <w:jc w:val="left"/>
+            </w:pPr>
+            <w:r>
+              <w:rPr>
+                <w:rFonts w:ascii="Calibri" w:hAnsi="Calibri" w:eastAsia="Calibri"/>
+                <w:color w:val="203740"/>
+                <w:sz w:val="14"/>
+              </w:rPr>
+              <w:t>RECONSTRUCCIÓN DE LA INFRAESTRUCTURA VIAL URBANA DEL MUNICIPIO JAQUIMEYES, PROVINCIA BARAHONA</w:t>
+              <w:br/>
+              <w:t>Institución(es): MINISTERIO DE OBRAS PUBLICAS Y COMUNICACIONES</w:t>
+              <w:br/>
+              <w:t>Sector(es): Transporte</w:t>
+              <w:br/>
+              <w:t>Territorios declarados: región enriquillo; provincia(s) BARAHONA; municipio(s) JAQUIMEYES</w:t>
+              <w:br/>
+              <w:t>Localización codificada: 06 enriquillo · 04 BARAHONA · 060411 JAQUIMEYES</w:t>
+              <w:br/>
+              <w:t>Ubicación del perfil: JAQUIMEYES (BARAHONA)</w:t>
+              <w:br/>
+              <w:t>Fuente territorial: profile · alcance municipality · verificada 02-08-2026 12:40 UTC</w:t>
+              <w:br/>
+              <w:t>Cobertura: nacional No · multirregional No</w:t>
+            </w:r>
+          </w:p>
+        </w:tc>
+        <w:tc>
+          <w:tcPr>
+            <w:tcW w:type="dxa" w:w="2880"/>
+            <w:tcMar>
+              <w:top w:w="70" w:type="dxa"/>
+              <w:start w:w="90" w:type="dxa"/>
+              <w:bottom w:w="70" w:type="dxa"/>
+              <w:end w:w="90" w:type="dxa"/>
+            </w:tcMar>
+            <w:vAlign w:val="center"/>
+          </w:tcPr>
+          <w:p>
+            <w:pPr>
+              <w:spacing w:after="0" w:line="252" w:lineRule="auto"/>
+              <w:jc w:val="left"/>
+            </w:pPr>
+            <w:r>
+              <w:rPr>
+                <w:rFonts w:ascii="Calibri" w:hAnsi="Calibri" w:eastAsia="Calibri"/>
+                <w:color w:val="203740"/>
+                <w:sz w:val="14"/>
+              </w:rPr>
+              <w:t>Estado: EJECUCIÓN</w:t>
+              <w:br/>
+              <w:t>Período: 01-01-2023 – 31-01-2027</w:t>
+              <w:br/>
+              <w:t>Avance físico: 89.49%</w:t>
+              <w:br/>
+              <w:t>Avance financiero: 89.49%</w:t>
+              <w:br/>
+              <w:t>Contratos: 3 total · 3 activos</w:t>
+              <w:br/>
+              <w:t>Seguimiento: Ejecución y contrato activo</w:t>
+            </w:r>
+          </w:p>
+        </w:tc>
+        <w:tc>
+          <w:tcPr>
+            <w:tcW w:type="dxa" w:w="3024"/>
+            <w:tcMar>
+              <w:top w:w="70" w:type="dxa"/>
+              <w:start w:w="90" w:type="dxa"/>
+              <w:bottom w:w="70" w:type="dxa"/>
+              <w:end w:w="90" w:type="dxa"/>
+            </w:tcMar>
+            <w:vAlign w:val="center"/>
+          </w:tcPr>
+          <w:p>
+            <w:pPr>
+              <w:spacing w:after="0" w:line="252" w:lineRule="auto"/>
+              <w:jc w:val="left"/>
+            </w:pPr>
+            <w:r>
+              <w:rPr>
+                <w:rFonts w:ascii="Calibri" w:hAnsi="Calibri" w:eastAsia="Calibri"/>
+                <w:color w:val="203740"/>
+                <w:sz w:val="14"/>
+              </w:rPr>
+              <w:t>Costo del proyecto: RD$ 103,313,961.43</w:t>
+              <w:br/>
+              <w:t>Presupuesto 2026: RD$ 7,500,000.00</w:t>
+              <w:br/>
+              <w:t>Ejecutado 2026: RD$ 6,000,000.00</w:t>
+              <w:br/>
+              <w:t>Ejecución 2026: 80.00%</w:t>
+            </w:r>
+          </w:p>
+        </w:tc>
+      </w:tr>
+      <w:tr>
+        <w:tc>
+          <w:tcPr>
+            <w:tcW w:type="dxa" w:w="576"/>
+            <w:tcMar>
+              <w:top w:w="70" w:type="dxa"/>
+              <w:start w:w="90" w:type="dxa"/>
+              <w:bottom w:w="70" w:type="dxa"/>
+              <w:end w:w="90" w:type="dxa"/>
+            </w:tcMar>
+            <w:vAlign w:val="center"/>
+            <w:shd w:fill="F3F6F6"/>
+          </w:tcPr>
+          <w:p>
+            <w:pPr>
+              <w:spacing w:after="0" w:line="252" w:lineRule="auto"/>
+              <w:jc w:val="center"/>
+            </w:pPr>
+            <w:r>
+              <w:rPr>
+                <w:rFonts w:ascii="Calibri" w:hAnsi="Calibri" w:eastAsia="Calibri"/>
+                <w:color w:val="203740"/>
+                <w:sz w:val="14"/>
+              </w:rPr>
+              <w:t>24</w:t>
+            </w:r>
+          </w:p>
+        </w:tc>
+        <w:tc>
+          <w:tcPr>
+            <w:tcW w:type="dxa" w:w="1656"/>
+            <w:tcMar>
+              <w:top w:w="70" w:type="dxa"/>
+              <w:start w:w="90" w:type="dxa"/>
+              <w:bottom w:w="70" w:type="dxa"/>
+              <w:end w:w="90" w:type="dxa"/>
+            </w:tcMar>
+            <w:vAlign w:val="center"/>
+            <w:shd w:fill="F3F6F6"/>
+          </w:tcPr>
+          <w:p>
+            <w:pPr>
+              <w:spacing w:after="0" w:line="252" w:lineRule="auto"/>
+              <w:jc w:val="left"/>
+            </w:pPr>
+            <w:r>
+              <w:rPr>
+                <w:rFonts w:ascii="Calibri" w:hAnsi="Calibri" w:eastAsia="Calibri"/>
+                <w:color w:val="203740"/>
+                <w:sz w:val="14"/>
+              </w:rPr>
+              <w:t>SNIP 15387</w:t>
+              <w:br/>
+              <w:t>Ficha/Mapa 6131</w:t>
+              <w:br/>
+              <w:t>Fuentes:</w:t>
+              <w:br/>
+              <w:t>Maestro Sí · Ppto. Sí</w:t>
+              <w:br/>
+              <w:t>Territorio Sí · CSV territ. Sí</w:t>
+              <w:br/>
+              <w:t>Perfil Sí</w:t>
+            </w:r>
+            <w:r>
+              <w:br/>
+            </w:r>
+            <w:hyperlink r:id="rId56">
+              <w:r>
+                <w:rPr>
+                  <w:rFonts w:ascii="Calibri" w:hAnsi="Calibri" w:eastAsia="Calibri"/>
+                  <w:color w:val="2E74B5"/>
+                  <w:u w:val="single"/>
+                  <w:sz w:val="14"/>
+                </w:rPr>
+                <w:t>Abrir proyecto</w:t>
+              </w:r>
+            </w:hyperlink>
+            <w:r>
+              <w:br/>
+            </w:r>
+            <w:hyperlink r:id="rId55">
+              <w:r>
+                <w:rPr>
+                  <w:rFonts w:ascii="Calibri" w:hAnsi="Calibri" w:eastAsia="Calibri"/>
+                  <w:color w:val="2E74B5"/>
+                  <w:u w:val="single"/>
+                  <w:sz w:val="14"/>
+                </w:rPr>
+                <w:t>Abrir contratos</w:t>
+              </w:r>
+            </w:hyperlink>
+          </w:p>
+        </w:tc>
+        <w:tc>
+          <w:tcPr>
+            <w:tcW w:type="dxa" w:w="5976"/>
+            <w:tcMar>
+              <w:top w:w="70" w:type="dxa"/>
+              <w:start w:w="90" w:type="dxa"/>
+              <w:bottom w:w="70" w:type="dxa"/>
+              <w:end w:w="90" w:type="dxa"/>
+            </w:tcMar>
+            <w:vAlign w:val="center"/>
+            <w:shd w:fill="F3F6F6"/>
+          </w:tcPr>
+          <w:p>
+            <w:pPr>
+              <w:spacing w:after="0" w:line="252" w:lineRule="auto"/>
+              <w:jc w:val="left"/>
+            </w:pPr>
+            <w:r>
+              <w:rPr>
+                <w:rFonts w:ascii="Calibri" w:hAnsi="Calibri" w:eastAsia="Calibri"/>
+                <w:color w:val="203740"/>
+                <w:sz w:val="14"/>
+              </w:rPr>
+              <w:t>RECONSTRUCCIÓN DE LA INFRAESTRUCTURA VIAL URBANA DEL MUNICIPIO LA CIENAGA, PROVINCIA BARAHONA</w:t>
+              <w:br/>
+              <w:t>Institución(es): MINISTERIO DE OBRAS PUBLICAS Y COMUNICACIONES</w:t>
+              <w:br/>
+              <w:t>Sector(es): Transporte</w:t>
+              <w:br/>
+              <w:t>Territorios declarados: región enriquillo; provincia(s) BARAHONA; municipio(s) LA CIÉNAGA</w:t>
+              <w:br/>
+              <w:t>Localización codificada: 06 enriquillo · 04 BARAHONA · 060407 LA CIÉNAGA</w:t>
+              <w:br/>
+              <w:t>Ubicación del perfil: LA CIÉNAGA (BARAHONA)</w:t>
+              <w:br/>
+              <w:t>Fuente territorial: profile · alcance municipality · verificada 02-08-2026 12:40 UTC</w:t>
+              <w:br/>
+              <w:t>Cobertura: nacional No · multirregional No</w:t>
+            </w:r>
+          </w:p>
+        </w:tc>
+        <w:tc>
+          <w:tcPr>
+            <w:tcW w:type="dxa" w:w="2880"/>
+            <w:tcMar>
+              <w:top w:w="70" w:type="dxa"/>
+              <w:start w:w="90" w:type="dxa"/>
+              <w:bottom w:w="70" w:type="dxa"/>
+              <w:end w:w="90" w:type="dxa"/>
+            </w:tcMar>
+            <w:vAlign w:val="center"/>
+            <w:shd w:fill="F3F6F6"/>
+          </w:tcPr>
+          <w:p>
+            <w:pPr>
+              <w:spacing w:after="0" w:line="252" w:lineRule="auto"/>
+              <w:jc w:val="left"/>
+            </w:pPr>
+            <w:r>
+              <w:rPr>
+                <w:rFonts w:ascii="Calibri" w:hAnsi="Calibri" w:eastAsia="Calibri"/>
+                <w:color w:val="203740"/>
+                <w:sz w:val="14"/>
+              </w:rPr>
+              <w:t>Estado: EJECUCIÓN</w:t>
+              <w:br/>
+              <w:t>Período: 01-01-2023 – 31-01-2027</w:t>
+              <w:br/>
+              <w:t>Avance físico: 63.70%</w:t>
+              <w:br/>
+              <w:t>Avance financiero: 63.70%</w:t>
+              <w:br/>
+              <w:t>Contratos: 50 total · 50 activos</w:t>
+              <w:br/>
+              <w:t>Seguimiento: Ejecución y contrato activo</w:t>
+            </w:r>
+          </w:p>
+        </w:tc>
+        <w:tc>
+          <w:tcPr>
+            <w:tcW w:type="dxa" w:w="3024"/>
+            <w:tcMar>
+              <w:top w:w="70" w:type="dxa"/>
+              <w:start w:w="90" w:type="dxa"/>
+              <w:bottom w:w="70" w:type="dxa"/>
+              <w:end w:w="90" w:type="dxa"/>
+            </w:tcMar>
+            <w:vAlign w:val="center"/>
+            <w:shd w:fill="F3F6F6"/>
+          </w:tcPr>
+          <w:p>
+            <w:pPr>
+              <w:spacing w:after="0" w:line="252" w:lineRule="auto"/>
+              <w:jc w:val="left"/>
+            </w:pPr>
+            <w:r>
+              <w:rPr>
+                <w:rFonts w:ascii="Calibri" w:hAnsi="Calibri" w:eastAsia="Calibri"/>
+                <w:color w:val="203740"/>
+                <w:sz w:val="14"/>
+              </w:rPr>
+              <w:t>Costo del proyecto: RD$ 337,799,063.07</w:t>
+              <w:br/>
+              <w:t>Presupuesto 2026: RD$ 106,500,000.00</w:t>
+              <w:br/>
+              <w:t>Ejecutado 2026: RD$ 106,393,363.50</w:t>
+              <w:br/>
+              <w:t>Ejecución 2026: 99.90%</w:t>
+            </w:r>
+          </w:p>
+        </w:tc>
+      </w:tr>
+      <w:tr>
+        <w:tc>
+          <w:tcPr>
+            <w:tcW w:type="dxa" w:w="576"/>
+            <w:tcMar>
+              <w:top w:w="70" w:type="dxa"/>
+              <w:start w:w="90" w:type="dxa"/>
+              <w:bottom w:w="70" w:type="dxa"/>
+              <w:end w:w="90" w:type="dxa"/>
+            </w:tcMar>
+            <w:vAlign w:val="center"/>
+          </w:tcPr>
+          <w:p>
+            <w:pPr>
+              <w:spacing w:after="0" w:line="252" w:lineRule="auto"/>
+              <w:jc w:val="center"/>
+            </w:pPr>
+            <w:r>
+              <w:rPr>
+                <w:rFonts w:ascii="Calibri" w:hAnsi="Calibri" w:eastAsia="Calibri"/>
+                <w:color w:val="203740"/>
+                <w:sz w:val="14"/>
+              </w:rPr>
+              <w:t>25</w:t>
+            </w:r>
+          </w:p>
+        </w:tc>
+        <w:tc>
+          <w:tcPr>
+            <w:tcW w:type="dxa" w:w="1656"/>
+            <w:tcMar>
+              <w:top w:w="70" w:type="dxa"/>
+              <w:start w:w="90" w:type="dxa"/>
+              <w:bottom w:w="70" w:type="dxa"/>
+              <w:end w:w="90" w:type="dxa"/>
+            </w:tcMar>
+            <w:vAlign w:val="center"/>
+          </w:tcPr>
+          <w:p>
+            <w:pPr>
+              <w:spacing w:after="0" w:line="252" w:lineRule="auto"/>
+              <w:jc w:val="left"/>
+            </w:pPr>
+            <w:r>
+              <w:rPr>
+                <w:rFonts w:ascii="Calibri" w:hAnsi="Calibri" w:eastAsia="Calibri"/>
+                <w:color w:val="203740"/>
+                <w:sz w:val="14"/>
+              </w:rPr>
+              <w:t>SNIP 15411</w:t>
+              <w:br/>
+              <w:t>Ficha/Mapa 7572</w:t>
+              <w:br/>
+              <w:t>Fuentes:</w:t>
+              <w:br/>
+              <w:t>Maestro Sí · Ppto. Sí</w:t>
+              <w:br/>
+              <w:t>Territorio Sí · CSV territ. Sí</w:t>
+              <w:br/>
+              <w:t>Perfil Sí</w:t>
+            </w:r>
+            <w:r>
+              <w:br/>
+            </w:r>
+            <w:hyperlink r:id="rId57">
+              <w:r>
+                <w:rPr>
+                  <w:rFonts w:ascii="Calibri" w:hAnsi="Calibri" w:eastAsia="Calibri"/>
+                  <w:color w:val="2E74B5"/>
+                  <w:u w:val="single"/>
+                  <w:sz w:val="14"/>
+                </w:rPr>
+                <w:t>Abrir proyecto</w:t>
+              </w:r>
+            </w:hyperlink>
+          </w:p>
+        </w:tc>
+        <w:tc>
+          <w:tcPr>
+            <w:tcW w:type="dxa" w:w="5976"/>
+            <w:tcMar>
+              <w:top w:w="70" w:type="dxa"/>
+              <w:start w:w="90" w:type="dxa"/>
+              <w:bottom w:w="70" w:type="dxa"/>
+              <w:end w:w="90" w:type="dxa"/>
+            </w:tcMar>
+            <w:vAlign w:val="center"/>
+          </w:tcPr>
+          <w:p>
+            <w:pPr>
+              <w:spacing w:after="0" w:line="252" w:lineRule="auto"/>
+              <w:jc w:val="left"/>
+            </w:pPr>
+            <w:r>
+              <w:rPr>
+                <w:rFonts w:ascii="Calibri" w:hAnsi="Calibri" w:eastAsia="Calibri"/>
+                <w:color w:val="203740"/>
+                <w:sz w:val="14"/>
+              </w:rPr>
+              <w:t>HABILITACIÓN ESCUELA HOTELERA, MUNICIPIO SANTA CRUZ, PROVINCIA BARAHONA</w:t>
+              <w:br/>
+              <w:t>Institución(es): INSTITUTO NACIONAL DE FORMACION TECNICO PROFESIONAL - INFOTEP</w:t>
+              <w:br/>
+              <w:t>Sector(es): Educación</w:t>
+              <w:br/>
+              <w:t>Territorios declarados: región enriquillo; provincia(s) BARAHONA; municipio(s) Sin registro</w:t>
+              <w:br/>
+              <w:t>Localización codificada: 06 enriquillo · 04 BARAHONA</w:t>
+              <w:br/>
+              <w:t>Ubicación del perfil: BARAHONA - PROYECTO DEPARTAMENTAL</w:t>
+              <w:br/>
+              <w:t>Fuente territorial: profile · alcance province · verificada 02-08-2026 12:40 UTC</w:t>
+              <w:br/>
+              <w:t>Cobertura: nacional No · multirregional No</w:t>
+            </w:r>
+          </w:p>
+        </w:tc>
+        <w:tc>
+          <w:tcPr>
+            <w:tcW w:type="dxa" w:w="2880"/>
+            <w:tcMar>
+              <w:top w:w="70" w:type="dxa"/>
+              <w:start w:w="90" w:type="dxa"/>
+              <w:bottom w:w="70" w:type="dxa"/>
+              <w:end w:w="90" w:type="dxa"/>
+            </w:tcMar>
+            <w:vAlign w:val="center"/>
+          </w:tcPr>
+          <w:p>
+            <w:pPr>
+              <w:spacing w:after="0" w:line="252" w:lineRule="auto"/>
+              <w:jc w:val="left"/>
+            </w:pPr>
+            <w:r>
+              <w:rPr>
+                <w:rFonts w:ascii="Calibri" w:hAnsi="Calibri" w:eastAsia="Calibri"/>
+                <w:color w:val="203740"/>
+                <w:sz w:val="14"/>
+              </w:rPr>
+              <w:t>Estado: EJECUCIÓN</w:t>
+              <w:br/>
+              <w:t>Período: 01-01-2023 – 31-01-2026</w:t>
+              <w:br/>
+              <w:t>Avance físico: 54.59%</w:t>
+              <w:br/>
+              <w:t>Avance financiero: 54.59%</w:t>
+              <w:br/>
+              <w:t>Contratos: 0 total · 0 activos</w:t>
+              <w:br/>
+              <w:t>Seguimiento: Sin ejecución ni contrato activo</w:t>
+            </w:r>
+          </w:p>
+        </w:tc>
+        <w:tc>
+          <w:tcPr>
+            <w:tcW w:type="dxa" w:w="3024"/>
+            <w:tcMar>
+              <w:top w:w="70" w:type="dxa"/>
+              <w:start w:w="90" w:type="dxa"/>
+              <w:bottom w:w="70" w:type="dxa"/>
+              <w:end w:w="90" w:type="dxa"/>
+            </w:tcMar>
+            <w:vAlign w:val="center"/>
+          </w:tcPr>
+          <w:p>
+            <w:pPr>
+              <w:spacing w:after="0" w:line="252" w:lineRule="auto"/>
+              <w:jc w:val="left"/>
+            </w:pPr>
+            <w:r>
+              <w:rPr>
+                <w:rFonts w:ascii="Calibri" w:hAnsi="Calibri" w:eastAsia="Calibri"/>
+                <w:color w:val="203740"/>
+                <w:sz w:val="14"/>
+              </w:rPr>
+              <w:t>Costo del proyecto: RD$ 178,542,269.06</w:t>
+              <w:br/>
+              <w:t>Presupuesto 2026: RD$ 81,071,492.00</w:t>
+              <w:br/>
+              <w:t>Ejecutado 2026: RD$ 0.00</w:t>
+              <w:br/>
+              <w:t>Ejecución 2026: 0.00%</w:t>
+            </w:r>
+          </w:p>
+        </w:tc>
+      </w:tr>
+      <w:tr>
+        <w:tc>
+          <w:tcPr>
+            <w:tcW w:type="dxa" w:w="576"/>
+            <w:tcMar>
+              <w:top w:w="70" w:type="dxa"/>
+              <w:start w:w="90" w:type="dxa"/>
+              <w:bottom w:w="70" w:type="dxa"/>
+              <w:end w:w="90" w:type="dxa"/>
+            </w:tcMar>
+            <w:vAlign w:val="center"/>
+            <w:shd w:fill="F3F6F6"/>
+          </w:tcPr>
+          <w:p>
+            <w:pPr>
+              <w:spacing w:after="0" w:line="252" w:lineRule="auto"/>
+              <w:jc w:val="center"/>
+            </w:pPr>
+            <w:r>
+              <w:rPr>
+                <w:rFonts w:ascii="Calibri" w:hAnsi="Calibri" w:eastAsia="Calibri"/>
+                <w:color w:val="203740"/>
+                <w:sz w:val="14"/>
+              </w:rPr>
+              <w:t>26</w:t>
+            </w:r>
+          </w:p>
+        </w:tc>
+        <w:tc>
+          <w:tcPr>
+            <w:tcW w:type="dxa" w:w="1656"/>
+            <w:tcMar>
+              <w:top w:w="70" w:type="dxa"/>
+              <w:start w:w="90" w:type="dxa"/>
+              <w:bottom w:w="70" w:type="dxa"/>
+              <w:end w:w="90" w:type="dxa"/>
+            </w:tcMar>
+            <w:vAlign w:val="center"/>
+            <w:shd w:fill="F3F6F6"/>
+          </w:tcPr>
+          <w:p>
+            <w:pPr>
+              <w:spacing w:after="0" w:line="252" w:lineRule="auto"/>
+              <w:jc w:val="left"/>
+            </w:pPr>
+            <w:r>
+              <w:rPr>
+                <w:rFonts w:ascii="Calibri" w:hAnsi="Calibri" w:eastAsia="Calibri"/>
+                <w:color w:val="203740"/>
+                <w:sz w:val="14"/>
+              </w:rPr>
+              <w:t>SNIP 16089</w:t>
+              <w:br/>
+              <w:t>Ficha/Mapa 6130</w:t>
+              <w:br/>
+              <w:t>Fuentes:</w:t>
+              <w:br/>
+              <w:t>Maestro Sí · Ppto. Sí</w:t>
+              <w:br/>
+              <w:t>Territorio Sí · CSV territ. Sí</w:t>
+              <w:br/>
+              <w:t>Perfil Sí</w:t>
+            </w:r>
+            <w:r>
+              <w:br/>
+            </w:r>
+            <w:hyperlink r:id="rId58">
+              <w:r>
+                <w:rPr>
+                  <w:rFonts w:ascii="Calibri" w:hAnsi="Calibri" w:eastAsia="Calibri"/>
+                  <w:color w:val="2E74B5"/>
+                  <w:u w:val="single"/>
+                  <w:sz w:val="14"/>
+                </w:rPr>
+                <w:t>Abrir proyecto</w:t>
+              </w:r>
+            </w:hyperlink>
+          </w:p>
+        </w:tc>
+        <w:tc>
+          <w:tcPr>
+            <w:tcW w:type="dxa" w:w="5976"/>
+            <w:tcMar>
+              <w:top w:w="70" w:type="dxa"/>
+              <w:start w:w="90" w:type="dxa"/>
+              <w:bottom w:w="70" w:type="dxa"/>
+              <w:end w:w="90" w:type="dxa"/>
+            </w:tcMar>
+            <w:vAlign w:val="center"/>
+            <w:shd w:fill="F3F6F6"/>
+          </w:tcPr>
+          <w:p>
+            <w:pPr>
+              <w:spacing w:after="0" w:line="252" w:lineRule="auto"/>
+              <w:jc w:val="left"/>
+            </w:pPr>
+            <w:r>
+              <w:rPr>
+                <w:rFonts w:ascii="Calibri" w:hAnsi="Calibri" w:eastAsia="Calibri"/>
+                <w:color w:val="203740"/>
+                <w:sz w:val="14"/>
+              </w:rPr>
+              <w:t>RECONSTRUCCIÓN DE LA INFRAESTRUCTURA VIAL URBANA DEL MUNICIPIO LAS SALINAS, PROVINCIA BARAHONA</w:t>
+              <w:br/>
+              <w:t>Institución(es): MINISTERIO DE OBRAS PUBLICAS Y COMUNICACIONES</w:t>
+              <w:br/>
+              <w:t>Sector(es): Transporte</w:t>
+              <w:br/>
+              <w:t>Territorios declarados: región enriquillo; provincia(s) BARAHONA; municipio(s) LAS SALINAS</w:t>
+              <w:br/>
+              <w:t>Localización codificada: 06 enriquillo · 04 BARAHONA · 060409 LAS SALINAS</w:t>
+              <w:br/>
+              <w:t>Ubicación del perfil: LAS SALINAS (BARAHONA)</w:t>
+              <w:br/>
+              <w:t>Fuente territorial: profile · alcance municipality · verificada 02-08-2026 12:40 UTC</w:t>
+              <w:br/>
+              <w:t>Cobertura: nacional No · multirregional No</w:t>
+            </w:r>
+          </w:p>
+        </w:tc>
+        <w:tc>
+          <w:tcPr>
+            <w:tcW w:type="dxa" w:w="2880"/>
+            <w:tcMar>
+              <w:top w:w="70" w:type="dxa"/>
+              <w:start w:w="90" w:type="dxa"/>
+              <w:bottom w:w="70" w:type="dxa"/>
+              <w:end w:w="90" w:type="dxa"/>
+            </w:tcMar>
+            <w:vAlign w:val="center"/>
+            <w:shd w:fill="F3F6F6"/>
+          </w:tcPr>
+          <w:p>
+            <w:pPr>
+              <w:spacing w:after="0" w:line="252" w:lineRule="auto"/>
+              <w:jc w:val="left"/>
+            </w:pPr>
+            <w:r>
+              <w:rPr>
+                <w:rFonts w:ascii="Calibri" w:hAnsi="Calibri" w:eastAsia="Calibri"/>
+                <w:color w:val="203740"/>
+                <w:sz w:val="14"/>
+              </w:rPr>
+              <w:t>Estado: EJECUCIÓN</w:t>
+              <w:br/>
+              <w:t>Período: 01-01-2023 – 31-01-2027</w:t>
+              <w:br/>
+              <w:t>Avance físico: 95.29%</w:t>
+              <w:br/>
+              <w:t>Avance financiero: 95.29%</w:t>
+              <w:br/>
+              <w:t>Contratos: 0 total · 0 activos</w:t>
+              <w:br/>
+              <w:t>Seguimiento: Ejecución registrada</w:t>
+            </w:r>
+          </w:p>
+        </w:tc>
+        <w:tc>
+          <w:tcPr>
+            <w:tcW w:type="dxa" w:w="3024"/>
+            <w:tcMar>
+              <w:top w:w="70" w:type="dxa"/>
+              <w:start w:w="90" w:type="dxa"/>
+              <w:bottom w:w="70" w:type="dxa"/>
+              <w:end w:w="90" w:type="dxa"/>
+            </w:tcMar>
+            <w:vAlign w:val="center"/>
+            <w:shd w:fill="F3F6F6"/>
+          </w:tcPr>
+          <w:p>
+            <w:pPr>
+              <w:spacing w:after="0" w:line="252" w:lineRule="auto"/>
+              <w:jc w:val="left"/>
+            </w:pPr>
+            <w:r>
+              <w:rPr>
+                <w:rFonts w:ascii="Calibri" w:hAnsi="Calibri" w:eastAsia="Calibri"/>
+                <w:color w:val="203740"/>
+                <w:sz w:val="14"/>
+              </w:rPr>
+              <w:t>Costo del proyecto: RD$ 110,580,893.00</w:t>
+              <w:br/>
+              <w:t>Presupuesto 2026: RD$ 5,109,366.00</w:t>
+              <w:br/>
+              <w:t>Ejecutado 2026: RD$ 4,509,000.00</w:t>
+              <w:br/>
+              <w:t>Ejecución 2026: 88.25%</w:t>
+            </w:r>
+          </w:p>
+        </w:tc>
+      </w:tr>
+      <w:tr>
+        <w:tc>
+          <w:tcPr>
+            <w:tcW w:type="dxa" w:w="576"/>
+            <w:tcMar>
+              <w:top w:w="70" w:type="dxa"/>
+              <w:start w:w="90" w:type="dxa"/>
+              <w:bottom w:w="70" w:type="dxa"/>
+              <w:end w:w="90" w:type="dxa"/>
+            </w:tcMar>
+            <w:vAlign w:val="center"/>
+          </w:tcPr>
+          <w:p>
+            <w:pPr>
+              <w:spacing w:after="0" w:line="252" w:lineRule="auto"/>
+              <w:jc w:val="center"/>
+            </w:pPr>
+            <w:r>
+              <w:rPr>
+                <w:rFonts w:ascii="Calibri" w:hAnsi="Calibri" w:eastAsia="Calibri"/>
+                <w:color w:val="203740"/>
+                <w:sz w:val="14"/>
+              </w:rPr>
+              <w:t>27</w:t>
+            </w:r>
+          </w:p>
+        </w:tc>
+        <w:tc>
+          <w:tcPr>
+            <w:tcW w:type="dxa" w:w="1656"/>
+            <w:tcMar>
+              <w:top w:w="70" w:type="dxa"/>
+              <w:start w:w="90" w:type="dxa"/>
+              <w:bottom w:w="70" w:type="dxa"/>
+              <w:end w:w="90" w:type="dxa"/>
+            </w:tcMar>
+            <w:vAlign w:val="center"/>
+          </w:tcPr>
+          <w:p>
+            <w:pPr>
+              <w:spacing w:after="0" w:line="252" w:lineRule="auto"/>
+              <w:jc w:val="left"/>
+            </w:pPr>
+            <w:r>
+              <w:rPr>
+                <w:rFonts w:ascii="Calibri" w:hAnsi="Calibri" w:eastAsia="Calibri"/>
+                <w:color w:val="203740"/>
+                <w:sz w:val="14"/>
+              </w:rPr>
+              <w:t>SNIP 16223</w:t>
+              <w:br/>
+              <w:t>Ficha/Mapa 5912</w:t>
+              <w:br/>
+              <w:t>Fuentes:</w:t>
+              <w:br/>
+              <w:t>Maestro Sí · Ppto. Sí</w:t>
+              <w:br/>
+              <w:t>Territorio Sí · CSV territ. Sí</w:t>
+              <w:br/>
+              <w:t>Perfil Sí</w:t>
+            </w:r>
+            <w:r>
+              <w:br/>
+            </w:r>
+            <w:hyperlink r:id="rId59">
+              <w:r>
+                <w:rPr>
+                  <w:rFonts w:ascii="Calibri" w:hAnsi="Calibri" w:eastAsia="Calibri"/>
+                  <w:color w:val="2E74B5"/>
+                  <w:u w:val="single"/>
+                  <w:sz w:val="14"/>
+                </w:rPr>
+                <w:t>Abrir proyecto</w:t>
+              </w:r>
+            </w:hyperlink>
+          </w:p>
+        </w:tc>
+        <w:tc>
+          <w:tcPr>
+            <w:tcW w:type="dxa" w:w="5976"/>
+            <w:tcMar>
+              <w:top w:w="70" w:type="dxa"/>
+              <w:start w:w="90" w:type="dxa"/>
+              <w:bottom w:w="70" w:type="dxa"/>
+              <w:end w:w="90" w:type="dxa"/>
+            </w:tcMar>
+            <w:vAlign w:val="center"/>
+          </w:tcPr>
+          <w:p>
+            <w:pPr>
+              <w:spacing w:after="0" w:line="252" w:lineRule="auto"/>
+              <w:jc w:val="left"/>
+            </w:pPr>
+            <w:r>
+              <w:rPr>
+                <w:rFonts w:ascii="Calibri" w:hAnsi="Calibri" w:eastAsia="Calibri"/>
+                <w:color w:val="203740"/>
+                <w:sz w:val="14"/>
+              </w:rPr>
+              <w:t>CONSTRUCCIÓN DE PUENTE SOBRE EL RÍO LEMBA AFECTADO POR LA VAGUADA DE ABRIL 2022, CALLE VALENCIA MATOS, MUNICIPIO LAS SALINAS, PROVINCIA BARAHONA</w:t>
+              <w:br/>
+              <w:t>Institución(es): MINISTERIO DE OBRAS PUBLICAS Y COMUNICACIONES</w:t>
+              <w:br/>
+              <w:t>Sector(es): Cambio Climático</w:t>
+              <w:br/>
+              <w:t>Territorios declarados: región enriquillo; provincia(s) BARAHONA; municipio(s) LAS SALINAS</w:t>
+              <w:br/>
+              <w:t>Localización codificada: 06 enriquillo · 04 BARAHONA · 060409 LAS SALINAS</w:t>
+              <w:br/>
+              <w:t>Ubicación del perfil: LAS SALINAS (BARAHONA)</w:t>
+              <w:br/>
+              <w:t>Fuente territorial: profile · alcance municipality · verificada 02-08-2026 12:40 UTC</w:t>
+              <w:br/>
+              <w:t>Cobertura: nacional No · multirregional No</w:t>
+            </w:r>
+          </w:p>
+        </w:tc>
+        <w:tc>
+          <w:tcPr>
+            <w:tcW w:type="dxa" w:w="2880"/>
+            <w:tcMar>
+              <w:top w:w="70" w:type="dxa"/>
+              <w:start w:w="90" w:type="dxa"/>
+              <w:bottom w:w="70" w:type="dxa"/>
+              <w:end w:w="90" w:type="dxa"/>
+            </w:tcMar>
+            <w:vAlign w:val="center"/>
+          </w:tcPr>
+          <w:p>
+            <w:pPr>
+              <w:spacing w:after="0" w:line="252" w:lineRule="auto"/>
+              <w:jc w:val="left"/>
+            </w:pPr>
+            <w:r>
+              <w:rPr>
+                <w:rFonts w:ascii="Calibri" w:hAnsi="Calibri" w:eastAsia="Calibri"/>
+                <w:color w:val="203740"/>
+                <w:sz w:val="14"/>
+              </w:rPr>
+              <w:t>Estado: EJECUCIÓN</w:t>
+              <w:br/>
+              <w:t>Período: 01-01-2023 – 31-01-2027</w:t>
+              <w:br/>
+              <w:t>Avance físico: 97.74%</w:t>
+              <w:br/>
+              <w:t>Avance financiero: 97.74%</w:t>
+              <w:br/>
+              <w:t>Contratos: 0 total · 0 activos</w:t>
+              <w:br/>
+              <w:t>Seguimiento: Sin ejecución ni contrato activo</w:t>
+            </w:r>
+          </w:p>
+        </w:tc>
+        <w:tc>
+          <w:tcPr>
+            <w:tcW w:type="dxa" w:w="3024"/>
+            <w:tcMar>
+              <w:top w:w="70" w:type="dxa"/>
+              <w:start w:w="90" w:type="dxa"/>
+              <w:bottom w:w="70" w:type="dxa"/>
+              <w:end w:w="90" w:type="dxa"/>
+            </w:tcMar>
+            <w:vAlign w:val="center"/>
+          </w:tcPr>
+          <w:p>
+            <w:pPr>
+              <w:spacing w:after="0" w:line="252" w:lineRule="auto"/>
+              <w:jc w:val="left"/>
+            </w:pPr>
+            <w:r>
+              <w:rPr>
+                <w:rFonts w:ascii="Calibri" w:hAnsi="Calibri" w:eastAsia="Calibri"/>
+                <w:color w:val="203740"/>
+                <w:sz w:val="14"/>
+              </w:rPr>
+              <w:t>Costo del proyecto: RD$ 19,926,560.06</w:t>
+              <w:br/>
+              <w:t>Presupuesto 2026: RD$ 450,068.00</w:t>
+              <w:br/>
+              <w:t>Ejecutado 2026: RD$ 0.00</w:t>
+              <w:br/>
+              <w:t>Ejecución 2026: 0.00%</w:t>
+            </w:r>
+          </w:p>
+        </w:tc>
+      </w:tr>
+      <w:tr>
+        <w:tc>
+          <w:tcPr>
+            <w:tcW w:type="dxa" w:w="576"/>
+            <w:tcMar>
+              <w:top w:w="70" w:type="dxa"/>
+              <w:start w:w="90" w:type="dxa"/>
+              <w:bottom w:w="70" w:type="dxa"/>
+              <w:end w:w="90" w:type="dxa"/>
+            </w:tcMar>
+            <w:vAlign w:val="center"/>
+            <w:shd w:fill="F3F6F6"/>
+          </w:tcPr>
+          <w:p>
+            <w:pPr>
+              <w:spacing w:after="0" w:line="252" w:lineRule="auto"/>
+              <w:jc w:val="center"/>
+            </w:pPr>
+            <w:r>
+              <w:rPr>
+                <w:rFonts w:ascii="Calibri" w:hAnsi="Calibri" w:eastAsia="Calibri"/>
+                <w:color w:val="203740"/>
+                <w:sz w:val="14"/>
+              </w:rPr>
+              <w:t>28</w:t>
+            </w:r>
+          </w:p>
+        </w:tc>
+        <w:tc>
+          <w:tcPr>
+            <w:tcW w:type="dxa" w:w="1656"/>
+            <w:tcMar>
+              <w:top w:w="70" w:type="dxa"/>
+              <w:start w:w="90" w:type="dxa"/>
+              <w:bottom w:w="70" w:type="dxa"/>
+              <w:end w:w="90" w:type="dxa"/>
+            </w:tcMar>
+            <w:vAlign w:val="center"/>
+            <w:shd w:fill="F3F6F6"/>
+          </w:tcPr>
+          <w:p>
+            <w:pPr>
+              <w:spacing w:after="0" w:line="252" w:lineRule="auto"/>
+              <w:jc w:val="left"/>
+            </w:pPr>
+            <w:r>
+              <w:rPr>
+                <w:rFonts w:ascii="Calibri" w:hAnsi="Calibri" w:eastAsia="Calibri"/>
+                <w:color w:val="203740"/>
+                <w:sz w:val="14"/>
+              </w:rPr>
+              <w:t>SNIP 16224</w:t>
+              <w:br/>
+              <w:t>Ficha/Mapa 5913</w:t>
+              <w:br/>
+              <w:t>Fuentes:</w:t>
+              <w:br/>
+              <w:t>Maestro Sí · Ppto. Sí</w:t>
+              <w:br/>
+              <w:t>Territorio Sí · CSV territ. Sí</w:t>
+              <w:br/>
+              <w:t>Perfil Sí</w:t>
+            </w:r>
+            <w:r>
+              <w:br/>
+            </w:r>
+            <w:hyperlink r:id="rId60">
+              <w:r>
+                <w:rPr>
+                  <w:rFonts w:ascii="Calibri" w:hAnsi="Calibri" w:eastAsia="Calibri"/>
+                  <w:color w:val="2E74B5"/>
+                  <w:u w:val="single"/>
+                  <w:sz w:val="14"/>
+                </w:rPr>
+                <w:t>Abrir proyecto</w:t>
+              </w:r>
+            </w:hyperlink>
+          </w:p>
+        </w:tc>
+        <w:tc>
+          <w:tcPr>
+            <w:tcW w:type="dxa" w:w="5976"/>
+            <w:tcMar>
+              <w:top w:w="70" w:type="dxa"/>
+              <w:start w:w="90" w:type="dxa"/>
+              <w:bottom w:w="70" w:type="dxa"/>
+              <w:end w:w="90" w:type="dxa"/>
+            </w:tcMar>
+            <w:vAlign w:val="center"/>
+            <w:shd w:fill="F3F6F6"/>
+          </w:tcPr>
+          <w:p>
+            <w:pPr>
+              <w:spacing w:after="0" w:line="252" w:lineRule="auto"/>
+              <w:jc w:val="left"/>
+            </w:pPr>
+            <w:r>
+              <w:rPr>
+                <w:rFonts w:ascii="Calibri" w:hAnsi="Calibri" w:eastAsia="Calibri"/>
+                <w:color w:val="203740"/>
+                <w:sz w:val="14"/>
+              </w:rPr>
+              <w:t>CONSTRUCCIÓN  DEL PUENTE SOBRE EL RÍO LEMBA AFECTADO POR LA VAGUADA DE ABRIL 2022, PERPENDICULAR A LA CALLE RESTAURACIÓN, MUNICIPIO LAS SALINAS, PROVINCIA BARAHONA</w:t>
+              <w:br/>
+              <w:t>Institución(es): MINISTERIO DE OBRAS PUBLICAS Y COMUNICACIONES</w:t>
+              <w:br/>
+              <w:t>Sector(es): Cambio Climático</w:t>
+              <w:br/>
+              <w:t>Territorios declarados: región enriquillo; provincia(s) BARAHONA; municipio(s) LAS SALINAS</w:t>
+              <w:br/>
+              <w:t>Localización codificada: 06 enriquillo · 04 BARAHONA · 060409 LAS SALINAS</w:t>
+              <w:br/>
+              <w:t>Ubicación del perfil: LAS SALINAS (BARAHONA)</w:t>
+              <w:br/>
+              <w:t>Fuente territorial: profile · alcance municipality · verificada 02-08-2026 12:40 UTC</w:t>
+              <w:br/>
+              <w:t>Cobertura: nacional No · multirregional No</w:t>
+            </w:r>
+          </w:p>
+        </w:tc>
+        <w:tc>
+          <w:tcPr>
+            <w:tcW w:type="dxa" w:w="2880"/>
+            <w:tcMar>
+              <w:top w:w="70" w:type="dxa"/>
+              <w:start w:w="90" w:type="dxa"/>
+              <w:bottom w:w="70" w:type="dxa"/>
+              <w:end w:w="90" w:type="dxa"/>
+            </w:tcMar>
+            <w:vAlign w:val="center"/>
+            <w:shd w:fill="F3F6F6"/>
+          </w:tcPr>
+          <w:p>
+            <w:pPr>
+              <w:spacing w:after="0" w:line="252" w:lineRule="auto"/>
+              <w:jc w:val="left"/>
+            </w:pPr>
+            <w:r>
+              <w:rPr>
+                <w:rFonts w:ascii="Calibri" w:hAnsi="Calibri" w:eastAsia="Calibri"/>
+                <w:color w:val="203740"/>
+                <w:sz w:val="14"/>
+              </w:rPr>
+              <w:t>Estado: EJECUCIÓN</w:t>
+              <w:br/>
+              <w:t>Período: 01-01-2023 – 31-01-2027</w:t>
+              <w:br/>
+              <w:t>Avance físico: 22.01%</w:t>
+              <w:br/>
+              <w:t>Avance financiero: 22.01%</w:t>
+              <w:br/>
+              <w:t>Contratos: 0 total · 0 activos</w:t>
+              <w:br/>
+              <w:t>Seguimiento: Ejecución registrada</w:t>
+            </w:r>
+          </w:p>
+        </w:tc>
+        <w:tc>
+          <w:tcPr>
+            <w:tcW w:type="dxa" w:w="3024"/>
+            <w:tcMar>
+              <w:top w:w="70" w:type="dxa"/>
+              <w:start w:w="90" w:type="dxa"/>
+              <w:bottom w:w="70" w:type="dxa"/>
+              <w:end w:w="90" w:type="dxa"/>
+            </w:tcMar>
+            <w:vAlign w:val="center"/>
+            <w:shd w:fill="F3F6F6"/>
+          </w:tcPr>
+          <w:p>
+            <w:pPr>
+              <w:spacing w:after="0" w:line="252" w:lineRule="auto"/>
+              <w:jc w:val="left"/>
+            </w:pPr>
+            <w:r>
+              <w:rPr>
+                <w:rFonts w:ascii="Calibri" w:hAnsi="Calibri" w:eastAsia="Calibri"/>
+                <w:color w:val="203740"/>
+                <w:sz w:val="14"/>
+              </w:rPr>
+              <w:t>Costo del proyecto: RD$ 22,707,035.23</w:t>
+              <w:br/>
+              <w:t>Presupuesto 2026: RD$ 3,887,229.00</w:t>
+              <w:br/>
+              <w:t>Ejecutado 2026: RD$ 2,932,950.96</w:t>
+              <w:br/>
+              <w:t>Ejecución 2026: 75.45%</w:t>
+            </w:r>
+          </w:p>
+        </w:tc>
+      </w:tr>
+      <w:tr>
+        <w:tc>
+          <w:tcPr>
+            <w:tcW w:type="dxa" w:w="576"/>
+            <w:tcMar>
+              <w:top w:w="70" w:type="dxa"/>
+              <w:start w:w="90" w:type="dxa"/>
+              <w:bottom w:w="70" w:type="dxa"/>
+              <w:end w:w="90" w:type="dxa"/>
+            </w:tcMar>
+            <w:vAlign w:val="center"/>
+          </w:tcPr>
+          <w:p>
+            <w:pPr>
+              <w:spacing w:after="0" w:line="252" w:lineRule="auto"/>
+              <w:jc w:val="center"/>
+            </w:pPr>
+            <w:r>
+              <w:rPr>
+                <w:rFonts w:ascii="Calibri" w:hAnsi="Calibri" w:eastAsia="Calibri"/>
+                <w:color w:val="203740"/>
+                <w:sz w:val="14"/>
+              </w:rPr>
+              <w:t>29</w:t>
+            </w:r>
+          </w:p>
+        </w:tc>
+        <w:tc>
+          <w:tcPr>
+            <w:tcW w:type="dxa" w:w="1656"/>
+            <w:tcMar>
+              <w:top w:w="70" w:type="dxa"/>
+              <w:start w:w="90" w:type="dxa"/>
+              <w:bottom w:w="70" w:type="dxa"/>
+              <w:end w:w="90" w:type="dxa"/>
+            </w:tcMar>
+            <w:vAlign w:val="center"/>
+          </w:tcPr>
+          <w:p>
+            <w:pPr>
+              <w:spacing w:after="0" w:line="252" w:lineRule="auto"/>
+              <w:jc w:val="left"/>
+            </w:pPr>
+            <w:r>
+              <w:rPr>
+                <w:rFonts w:ascii="Calibri" w:hAnsi="Calibri" w:eastAsia="Calibri"/>
+                <w:color w:val="203740"/>
+                <w:sz w:val="14"/>
+              </w:rPr>
+              <w:t>SNIP 16226</w:t>
+              <w:br/>
+              <w:t>Ficha/Mapa 5918</w:t>
+              <w:br/>
+              <w:t>Fuentes:</w:t>
+              <w:br/>
+              <w:t>Maestro Sí · Ppto. Sí</w:t>
+              <w:br/>
+              <w:t>Territorio Sí · CSV territ. Sí</w:t>
+              <w:br/>
+              <w:t>Perfil Sí</w:t>
+            </w:r>
+            <w:r>
+              <w:br/>
+            </w:r>
+            <w:hyperlink r:id="rId61">
+              <w:r>
+                <w:rPr>
+                  <w:rFonts w:ascii="Calibri" w:hAnsi="Calibri" w:eastAsia="Calibri"/>
+                  <w:color w:val="2E74B5"/>
+                  <w:u w:val="single"/>
+                  <w:sz w:val="14"/>
+                </w:rPr>
+                <w:t>Abrir proyecto</w:t>
+              </w:r>
+            </w:hyperlink>
+          </w:p>
+        </w:tc>
+        <w:tc>
+          <w:tcPr>
+            <w:tcW w:type="dxa" w:w="5976"/>
+            <w:tcMar>
+              <w:top w:w="70" w:type="dxa"/>
+              <w:start w:w="90" w:type="dxa"/>
+              <w:bottom w:w="70" w:type="dxa"/>
+              <w:end w:w="90" w:type="dxa"/>
+            </w:tcMar>
+            <w:vAlign w:val="center"/>
+          </w:tcPr>
+          <w:p>
+            <w:pPr>
+              <w:spacing w:after="0" w:line="252" w:lineRule="auto"/>
+              <w:jc w:val="left"/>
+            </w:pPr>
+            <w:r>
+              <w:rPr>
+                <w:rFonts w:ascii="Calibri" w:hAnsi="Calibri" w:eastAsia="Calibri"/>
+                <w:color w:val="203740"/>
+                <w:sz w:val="14"/>
+              </w:rPr>
+              <w:t>CONSTRUCCIÓN PUENTE SOBRE EL RIO LEMBA AFECTADO POR LA VAGUADA DE ABRIL 2022, CARRETERA CAMINO VIEJO DE LA MINA, MUNICIPIO LAS SALINAS, PROVINCIA BARAHONA</w:t>
+              <w:br/>
+              <w:t>Institución(es): MINISTERIO DE OBRAS PUBLICAS Y COMUNICACIONES</w:t>
+              <w:br/>
+              <w:t>Sector(es): Cambio Climático</w:t>
+              <w:br/>
+              <w:t>Territorios declarados: región enriquillo; provincia(s) BARAHONA; municipio(s) LAS SALINAS</w:t>
+              <w:br/>
+              <w:t>Localización codificada: 06 enriquillo · 04 BARAHONA · 060409 LAS SALINAS</w:t>
+              <w:br/>
+              <w:t>Ubicación del perfil: LAS SALINAS (BARAHONA)</w:t>
+              <w:br/>
+              <w:t>Fuente territorial: profile · alcance municipality · verificada 02-08-2026 12:40 UTC</w:t>
+              <w:br/>
+              <w:t>Cobertura: nacional No · multirregional No</w:t>
+            </w:r>
+          </w:p>
+        </w:tc>
+        <w:tc>
+          <w:tcPr>
+            <w:tcW w:type="dxa" w:w="2880"/>
+            <w:tcMar>
+              <w:top w:w="70" w:type="dxa"/>
+              <w:start w:w="90" w:type="dxa"/>
+              <w:bottom w:w="70" w:type="dxa"/>
+              <w:end w:w="90" w:type="dxa"/>
+            </w:tcMar>
+            <w:vAlign w:val="center"/>
+          </w:tcPr>
+          <w:p>
+            <w:pPr>
+              <w:spacing w:after="0" w:line="252" w:lineRule="auto"/>
+              <w:jc w:val="left"/>
+            </w:pPr>
+            <w:r>
+              <w:rPr>
+                <w:rFonts w:ascii="Calibri" w:hAnsi="Calibri" w:eastAsia="Calibri"/>
+                <w:color w:val="203740"/>
+                <w:sz w:val="14"/>
+              </w:rPr>
+              <w:t>Estado: EJECUCIÓN</w:t>
+              <w:br/>
+              <w:t>Período: 01-01-2023 – 31-01-2027</w:t>
+              <w:br/>
+              <w:t>Avance físico: 21.34%</w:t>
+              <w:br/>
+              <w:t>Avance financiero: 21.34%</w:t>
+              <w:br/>
+              <w:t>Contratos: 0 total · 0 activos</w:t>
+              <w:br/>
+              <w:t>Seguimiento: Sin ejecución ni contrato activo</w:t>
+            </w:r>
+          </w:p>
+        </w:tc>
+        <w:tc>
+          <w:tcPr>
+            <w:tcW w:type="dxa" w:w="3024"/>
+            <w:tcMar>
+              <w:top w:w="70" w:type="dxa"/>
+              <w:start w:w="90" w:type="dxa"/>
+              <w:bottom w:w="70" w:type="dxa"/>
+              <w:end w:w="90" w:type="dxa"/>
+            </w:tcMar>
+            <w:vAlign w:val="center"/>
+          </w:tcPr>
+          <w:p>
+            <w:pPr>
+              <w:spacing w:after="0" w:line="252" w:lineRule="auto"/>
+              <w:jc w:val="left"/>
+            </w:pPr>
+            <w:r>
+              <w:rPr>
+                <w:rFonts w:ascii="Calibri" w:hAnsi="Calibri" w:eastAsia="Calibri"/>
+                <w:color w:val="203740"/>
+                <w:sz w:val="14"/>
+              </w:rPr>
+              <w:t>Costo del proyecto: RD$ 25,771,610.06</w:t>
+              <w:br/>
+              <w:t>Presupuesto 2026: RD$ 5,000,000.00</w:t>
+              <w:br/>
+              <w:t>Ejecutado 2026: RD$ 0.00</w:t>
+              <w:br/>
+              <w:t>Ejecución 2026: 0.00%</w:t>
+            </w:r>
+          </w:p>
+        </w:tc>
+      </w:tr>
+      <w:tr>
+        <w:tc>
+          <w:tcPr>
+            <w:tcW w:type="dxa" w:w="576"/>
+            <w:tcMar>
+              <w:top w:w="70" w:type="dxa"/>
+              <w:start w:w="90" w:type="dxa"/>
+              <w:bottom w:w="70" w:type="dxa"/>
+              <w:end w:w="90" w:type="dxa"/>
+            </w:tcMar>
+            <w:vAlign w:val="center"/>
+            <w:shd w:fill="F3F6F6"/>
+          </w:tcPr>
+          <w:p>
+            <w:pPr>
+              <w:spacing w:after="0" w:line="252" w:lineRule="auto"/>
+              <w:jc w:val="center"/>
+            </w:pPr>
+            <w:r>
+              <w:rPr>
+                <w:rFonts w:ascii="Calibri" w:hAnsi="Calibri" w:eastAsia="Calibri"/>
+                <w:color w:val="203740"/>
+                <w:sz w:val="14"/>
+              </w:rPr>
+              <w:t>30</w:t>
+            </w:r>
+          </w:p>
+        </w:tc>
+        <w:tc>
+          <w:tcPr>
+            <w:tcW w:type="dxa" w:w="1656"/>
+            <w:tcMar>
+              <w:top w:w="70" w:type="dxa"/>
+              <w:start w:w="90" w:type="dxa"/>
+              <w:bottom w:w="70" w:type="dxa"/>
+              <w:end w:w="90" w:type="dxa"/>
+            </w:tcMar>
+            <w:vAlign w:val="center"/>
+            <w:shd w:fill="F3F6F6"/>
+          </w:tcPr>
+          <w:p>
+            <w:pPr>
+              <w:spacing w:after="0" w:line="252" w:lineRule="auto"/>
+              <w:jc w:val="left"/>
+            </w:pPr>
+            <w:r>
+              <w:rPr>
+                <w:rFonts w:ascii="Calibri" w:hAnsi="Calibri" w:eastAsia="Calibri"/>
+                <w:color w:val="203740"/>
+                <w:sz w:val="14"/>
+              </w:rPr>
+              <w:t>SNIP 16228</w:t>
+              <w:br/>
+              <w:t>Ficha/Mapa 5921</w:t>
+              <w:br/>
+              <w:t>Fuentes:</w:t>
+              <w:br/>
+              <w:t>Maestro Sí · Ppto. Sí</w:t>
+              <w:br/>
+              <w:t>Territorio Sí · CSV territ. Sí</w:t>
+              <w:br/>
+              <w:t>Perfil Sí</w:t>
+            </w:r>
+            <w:r>
+              <w:br/>
+            </w:r>
+            <w:hyperlink r:id="rId62">
+              <w:r>
+                <w:rPr>
+                  <w:rFonts w:ascii="Calibri" w:hAnsi="Calibri" w:eastAsia="Calibri"/>
+                  <w:color w:val="2E74B5"/>
+                  <w:u w:val="single"/>
+                  <w:sz w:val="14"/>
+                </w:rPr>
+                <w:t>Abrir proyecto</w:t>
+              </w:r>
+            </w:hyperlink>
+          </w:p>
+        </w:tc>
+        <w:tc>
+          <w:tcPr>
+            <w:tcW w:type="dxa" w:w="5976"/>
+            <w:tcMar>
+              <w:top w:w="70" w:type="dxa"/>
+              <w:start w:w="90" w:type="dxa"/>
+              <w:bottom w:w="70" w:type="dxa"/>
+              <w:end w:w="90" w:type="dxa"/>
+            </w:tcMar>
+            <w:vAlign w:val="center"/>
+            <w:shd w:fill="F3F6F6"/>
+          </w:tcPr>
+          <w:p>
+            <w:pPr>
+              <w:spacing w:after="0" w:line="252" w:lineRule="auto"/>
+              <w:jc w:val="left"/>
+            </w:pPr>
+            <w:r>
+              <w:rPr>
+                <w:rFonts w:ascii="Calibri" w:hAnsi="Calibri" w:eastAsia="Calibri"/>
+                <w:color w:val="203740"/>
+                <w:sz w:val="14"/>
+              </w:rPr>
+              <w:t>CONSTRUCCIÓN PUENTE SOBRE EL RIO LEMBA AFECTADO POR LA VAGUADA DE ABRIL 2022, PARALELO A LA CARRETERA SALADILLAS, MUNICIPIO LAS SALINAS, PROVINCIA BARAHONA</w:t>
+              <w:br/>
+              <w:t>Institución(es): MINISTERIO DE OBRAS PUBLICAS Y COMUNICACIONES</w:t>
+              <w:br/>
+              <w:t>Sector(es): Cambio Climático</w:t>
+              <w:br/>
+              <w:t>Territorios declarados: región enriquillo; provincia(s) BARAHONA; municipio(s) LAS SALINAS</w:t>
+              <w:br/>
+              <w:t>Localización codificada: 06 enriquillo · 04 BARAHONA · 060409 LAS SALINAS</w:t>
+              <w:br/>
+              <w:t>Ubicación del perfil: LAS SALINAS (BARAHONA)</w:t>
+              <w:br/>
+              <w:t>Fuente territorial: profile · alcance municipality · verificada 02-08-2026 12:40 UTC</w:t>
+              <w:br/>
+              <w:t>Cobertura: nacional No · multirregional No</w:t>
+            </w:r>
+          </w:p>
+        </w:tc>
+        <w:tc>
+          <w:tcPr>
+            <w:tcW w:type="dxa" w:w="2880"/>
+            <w:tcMar>
+              <w:top w:w="70" w:type="dxa"/>
+              <w:start w:w="90" w:type="dxa"/>
+              <w:bottom w:w="70" w:type="dxa"/>
+              <w:end w:w="90" w:type="dxa"/>
+            </w:tcMar>
+            <w:vAlign w:val="center"/>
+            <w:shd w:fill="F3F6F6"/>
+          </w:tcPr>
+          <w:p>
+            <w:pPr>
+              <w:spacing w:after="0" w:line="252" w:lineRule="auto"/>
+              <w:jc w:val="left"/>
+            </w:pPr>
+            <w:r>
+              <w:rPr>
+                <w:rFonts w:ascii="Calibri" w:hAnsi="Calibri" w:eastAsia="Calibri"/>
+                <w:color w:val="203740"/>
+                <w:sz w:val="14"/>
+              </w:rPr>
+              <w:t>Estado: EJECUCIÓN</w:t>
+              <w:br/>
+              <w:t>Período: 01-01-2023 – 31-01-2027</w:t>
+              <w:br/>
+              <w:t>Avance físico: 0.00%</w:t>
+              <w:br/>
+              <w:t>Avance financiero: 0.00%</w:t>
+              <w:br/>
+              <w:t>Contratos: 0 total · 0 activos</w:t>
+              <w:br/>
+              <w:t>Seguimiento: Sin ejecución ni contrato activo</w:t>
+            </w:r>
+          </w:p>
+        </w:tc>
+        <w:tc>
+          <w:tcPr>
+            <w:tcW w:type="dxa" w:w="3024"/>
+            <w:tcMar>
+              <w:top w:w="70" w:type="dxa"/>
+              <w:start w:w="90" w:type="dxa"/>
+              <w:bottom w:w="70" w:type="dxa"/>
+              <w:end w:w="90" w:type="dxa"/>
+            </w:tcMar>
+            <w:vAlign w:val="center"/>
+            <w:shd w:fill="F3F6F6"/>
+          </w:tcPr>
+          <w:p>
+            <w:pPr>
+              <w:spacing w:after="0" w:line="252" w:lineRule="auto"/>
+              <w:jc w:val="left"/>
+            </w:pPr>
+            <w:r>
+              <w:rPr>
+                <w:rFonts w:ascii="Calibri" w:hAnsi="Calibri" w:eastAsia="Calibri"/>
+                <w:color w:val="203740"/>
+                <w:sz w:val="14"/>
+              </w:rPr>
+              <w:t>Costo del proyecto: RD$ 21,842,797.37</w:t>
+              <w:br/>
+              <w:t>Presupuesto 2026: RD$ 16,842,797.00</w:t>
+              <w:br/>
+              <w:t>Ejecutado 2026: RD$ 0.00</w:t>
+              <w:br/>
+              <w:t>Ejecución 2026: 0.00%</w:t>
+            </w:r>
+          </w:p>
+        </w:tc>
+      </w:tr>
+      <w:tr>
+        <w:tc>
+          <w:tcPr>
+            <w:tcW w:type="dxa" w:w="576"/>
+            <w:tcMar>
+              <w:top w:w="70" w:type="dxa"/>
+              <w:start w:w="90" w:type="dxa"/>
+              <w:bottom w:w="70" w:type="dxa"/>
+              <w:end w:w="90" w:type="dxa"/>
+            </w:tcMar>
+            <w:vAlign w:val="center"/>
+          </w:tcPr>
+          <w:p>
+            <w:pPr>
+              <w:spacing w:after="0" w:line="252" w:lineRule="auto"/>
+              <w:jc w:val="center"/>
+            </w:pPr>
+            <w:r>
+              <w:rPr>
+                <w:rFonts w:ascii="Calibri" w:hAnsi="Calibri" w:eastAsia="Calibri"/>
+                <w:color w:val="203740"/>
+                <w:sz w:val="14"/>
+              </w:rPr>
+              <w:t>31</w:t>
+            </w:r>
+          </w:p>
+        </w:tc>
+        <w:tc>
+          <w:tcPr>
+            <w:tcW w:type="dxa" w:w="1656"/>
+            <w:tcMar>
+              <w:top w:w="70" w:type="dxa"/>
+              <w:start w:w="90" w:type="dxa"/>
+              <w:bottom w:w="70" w:type="dxa"/>
+              <w:end w:w="90" w:type="dxa"/>
+            </w:tcMar>
+            <w:vAlign w:val="center"/>
+          </w:tcPr>
+          <w:p>
+            <w:pPr>
+              <w:spacing w:after="0" w:line="252" w:lineRule="auto"/>
+              <w:jc w:val="left"/>
+            </w:pPr>
+            <w:r>
+              <w:rPr>
+                <w:rFonts w:ascii="Calibri" w:hAnsi="Calibri" w:eastAsia="Calibri"/>
+                <w:color w:val="203740"/>
+                <w:sz w:val="14"/>
+              </w:rPr>
+              <w:t>SNIP 16407</w:t>
+              <w:br/>
+              <w:t>Ficha/Mapa 7897</w:t>
+              <w:br/>
+              <w:t>Fuentes:</w:t>
+              <w:br/>
+              <w:t>Maestro Sí · Ppto. Sí</w:t>
+              <w:br/>
+              <w:t>Territorio Sí · CSV territ. Sí</w:t>
+              <w:br/>
+              <w:t>Perfil Sí</w:t>
+            </w:r>
+            <w:r>
+              <w:br/>
+            </w:r>
+            <w:hyperlink r:id="rId63">
+              <w:r>
+                <w:rPr>
+                  <w:rFonts w:ascii="Calibri" w:hAnsi="Calibri" w:eastAsia="Calibri"/>
+                  <w:color w:val="2E74B5"/>
+                  <w:u w:val="single"/>
+                  <w:sz w:val="14"/>
+                </w:rPr>
+                <w:t>Abrir proyecto</w:t>
+              </w:r>
+            </w:hyperlink>
+          </w:p>
+        </w:tc>
+        <w:tc>
+          <w:tcPr>
+            <w:tcW w:type="dxa" w:w="5976"/>
+            <w:tcMar>
+              <w:top w:w="70" w:type="dxa"/>
+              <w:start w:w="90" w:type="dxa"/>
+              <w:bottom w:w="70" w:type="dxa"/>
+              <w:end w:w="90" w:type="dxa"/>
+            </w:tcMar>
+            <w:vAlign w:val="center"/>
+          </w:tcPr>
+          <w:p>
+            <w:pPr>
+              <w:spacing w:after="0" w:line="252" w:lineRule="auto"/>
+              <w:jc w:val="left"/>
+            </w:pPr>
+            <w:r>
+              <w:rPr>
+                <w:rFonts w:ascii="Calibri" w:hAnsi="Calibri" w:eastAsia="Calibri"/>
+                <w:color w:val="203740"/>
+                <w:sz w:val="14"/>
+              </w:rPr>
+              <w:t>CONSTRUCCIÓN DE UN PUENTE PEATONAL EN EL MUNICIPIO JAQUIMEYES, PROVINCIA BARAHONA</w:t>
+              <w:br/>
+              <w:t>Institución(es): MINISTERIO DE OBRAS PUBLICAS Y COMUNICACIONES</w:t>
+              <w:br/>
+              <w:t>Sector(es): Transporte</w:t>
+              <w:br/>
+              <w:t>Territorios declarados: región enriquillo; provincia(s) BARAHONA; municipio(s) JAQUIMEYES</w:t>
+              <w:br/>
+              <w:t>Localización codificada: 06 enriquillo · 04 BARAHONA · 060411 JAQUIMEYES</w:t>
+              <w:br/>
+              <w:t>Ubicación del perfil: JAQUIMEYES (BARAHONA)</w:t>
+              <w:br/>
+              <w:t>Fuente territorial: profile · alcance municipality · verificada 02-08-2026 12:40 UTC</w:t>
+              <w:br/>
+              <w:t>Cobertura: nacional No · multirregional No</w:t>
+            </w:r>
+          </w:p>
+        </w:tc>
+        <w:tc>
+          <w:tcPr>
+            <w:tcW w:type="dxa" w:w="2880"/>
+            <w:tcMar>
+              <w:top w:w="70" w:type="dxa"/>
+              <w:start w:w="90" w:type="dxa"/>
+              <w:bottom w:w="70" w:type="dxa"/>
+              <w:end w:w="90" w:type="dxa"/>
+            </w:tcMar>
+            <w:vAlign w:val="center"/>
+          </w:tcPr>
+          <w:p>
+            <w:pPr>
+              <w:spacing w:after="0" w:line="252" w:lineRule="auto"/>
+              <w:jc w:val="left"/>
+            </w:pPr>
+            <w:r>
+              <w:rPr>
+                <w:rFonts w:ascii="Calibri" w:hAnsi="Calibri" w:eastAsia="Calibri"/>
+                <w:color w:val="203740"/>
+                <w:sz w:val="14"/>
+              </w:rPr>
+              <w:t>Estado: EJECUCIÓN</w:t>
+              <w:br/>
+              <w:t>Período: 01-01-2024 – 31-01-2027</w:t>
+              <w:br/>
+              <w:t>Avance físico: 0.00%</w:t>
+              <w:br/>
+              <w:t>Avance financiero: 0.00%</w:t>
+              <w:br/>
+              <w:t>Contratos: 0 total · 0 activos</w:t>
+              <w:br/>
+              <w:t>Seguimiento: Sin ejecución ni contrato activo</w:t>
+            </w:r>
+          </w:p>
+        </w:tc>
+        <w:tc>
+          <w:tcPr>
+            <w:tcW w:type="dxa" w:w="3024"/>
+            <w:tcMar>
+              <w:top w:w="70" w:type="dxa"/>
+              <w:start w:w="90" w:type="dxa"/>
+              <w:bottom w:w="70" w:type="dxa"/>
+              <w:end w:w="90" w:type="dxa"/>
+            </w:tcMar>
+            <w:vAlign w:val="center"/>
+          </w:tcPr>
+          <w:p>
+            <w:pPr>
+              <w:spacing w:after="0" w:line="252" w:lineRule="auto"/>
+              <w:jc w:val="left"/>
+            </w:pPr>
+            <w:r>
+              <w:rPr>
+                <w:rFonts w:ascii="Calibri" w:hAnsi="Calibri" w:eastAsia="Calibri"/>
+                <w:color w:val="203740"/>
+                <w:sz w:val="14"/>
+              </w:rPr>
+              <w:t>Costo del proyecto: RD$ 15,604,235.69</w:t>
+              <w:br/>
+              <w:t>Presupuesto 2026: RD$ 0.00</w:t>
+              <w:br/>
+              <w:t>Ejecutado 2026: RD$ 0.00</w:t>
+              <w:br/>
+              <w:t>Ejecución 2026: No calculable</w:t>
+            </w:r>
+          </w:p>
+        </w:tc>
+      </w:tr>
+      <w:tr>
+        <w:tc>
+          <w:tcPr>
+            <w:tcW w:type="dxa" w:w="576"/>
+            <w:tcMar>
+              <w:top w:w="70" w:type="dxa"/>
+              <w:start w:w="90" w:type="dxa"/>
+              <w:bottom w:w="70" w:type="dxa"/>
+              <w:end w:w="90" w:type="dxa"/>
+            </w:tcMar>
+            <w:vAlign w:val="center"/>
+            <w:shd w:fill="F3F6F6"/>
+          </w:tcPr>
+          <w:p>
+            <w:pPr>
+              <w:spacing w:after="0" w:line="252" w:lineRule="auto"/>
+              <w:jc w:val="center"/>
+            </w:pPr>
+            <w:r>
+              <w:rPr>
+                <w:rFonts w:ascii="Calibri" w:hAnsi="Calibri" w:eastAsia="Calibri"/>
+                <w:color w:val="203740"/>
+                <w:sz w:val="14"/>
+              </w:rPr>
+              <w:t>32</w:t>
+            </w:r>
+          </w:p>
+        </w:tc>
+        <w:tc>
+          <w:tcPr>
+            <w:tcW w:type="dxa" w:w="1656"/>
+            <w:tcMar>
+              <w:top w:w="70" w:type="dxa"/>
+              <w:start w:w="90" w:type="dxa"/>
+              <w:bottom w:w="70" w:type="dxa"/>
+              <w:end w:w="90" w:type="dxa"/>
+            </w:tcMar>
+            <w:vAlign w:val="center"/>
+            <w:shd w:fill="F3F6F6"/>
+          </w:tcPr>
+          <w:p>
+            <w:pPr>
+              <w:spacing w:after="0" w:line="252" w:lineRule="auto"/>
+              <w:jc w:val="left"/>
+            </w:pPr>
+            <w:r>
+              <w:rPr>
+                <w:rFonts w:ascii="Calibri" w:hAnsi="Calibri" w:eastAsia="Calibri"/>
+                <w:color w:val="203740"/>
+                <w:sz w:val="14"/>
+              </w:rPr>
+              <w:t>SNIP 16419</w:t>
+              <w:br/>
+              <w:t>Ficha/Mapa 8156</w:t>
+              <w:br/>
+              <w:t>Fuentes:</w:t>
+              <w:br/>
+              <w:t>Maestro Sí · Ppto. Sí</w:t>
+              <w:br/>
+              <w:t>Territorio Sí · CSV territ. Sí</w:t>
+              <w:br/>
+              <w:t>Perfil Sí</w:t>
+            </w:r>
+            <w:r>
+              <w:br/>
+            </w:r>
+            <w:hyperlink r:id="rId64">
+              <w:r>
+                <w:rPr>
+                  <w:rFonts w:ascii="Calibri" w:hAnsi="Calibri" w:eastAsia="Calibri"/>
+                  <w:color w:val="2E74B5"/>
+                  <w:u w:val="single"/>
+                  <w:sz w:val="14"/>
+                </w:rPr>
+                <w:t>Abrir proyecto</w:t>
+              </w:r>
+            </w:hyperlink>
+            <w:r>
+              <w:br/>
+            </w:r>
+            <w:hyperlink r:id="rId65">
+              <w:r>
+                <w:rPr>
+                  <w:rFonts w:ascii="Calibri" w:hAnsi="Calibri" w:eastAsia="Calibri"/>
+                  <w:color w:val="2E74B5"/>
+                  <w:u w:val="single"/>
+                  <w:sz w:val="14"/>
+                </w:rPr>
+                <w:t>Abrir contratos</w:t>
+              </w:r>
+            </w:hyperlink>
+          </w:p>
+        </w:tc>
+        <w:tc>
+          <w:tcPr>
+            <w:tcW w:type="dxa" w:w="5976"/>
+            <w:tcMar>
+              <w:top w:w="70" w:type="dxa"/>
+              <w:start w:w="90" w:type="dxa"/>
+              <w:bottom w:w="70" w:type="dxa"/>
+              <w:end w:w="90" w:type="dxa"/>
+            </w:tcMar>
+            <w:vAlign w:val="center"/>
+            <w:shd w:fill="F3F6F6"/>
+          </w:tcPr>
+          <w:p>
+            <w:pPr>
+              <w:spacing w:after="0" w:line="252" w:lineRule="auto"/>
+              <w:jc w:val="left"/>
+            </w:pPr>
+            <w:r>
+              <w:rPr>
+                <w:rFonts w:ascii="Calibri" w:hAnsi="Calibri" w:eastAsia="Calibri"/>
+                <w:color w:val="203740"/>
+                <w:sz w:val="14"/>
+              </w:rPr>
+              <w:t>CONSTRUCCIÓN DE LA IGLESIA MANADA PEQUEÑA, MUNICIPIO CABRAL, PROVINCIA BARAHONA</w:t>
+              <w:br/>
+              <w:t>Institución(es): MINISTERIO DE LA VIVIENDA, HABITAT Y EDIFICACIONES (MIVHED)</w:t>
+              <w:br/>
+              <w:t>Sector(es): Actividades deportivas, recreativas, culturales y religiosas</w:t>
+              <w:br/>
+              <w:t>Territorios declarados: región enriquillo; provincia(s) BARAHONA; municipio(s) Sin registro</w:t>
+              <w:br/>
+              <w:t>Localización codificada: 06 enriquillo · 04 BARAHONA</w:t>
+              <w:br/>
+              <w:t>Ubicación del perfil: BARAHONA - PROYECTO DEPARTAMENTAL</w:t>
+              <w:br/>
+              <w:t>Fuente territorial: profile · alcance province · verificada 02-08-2026 12:40 UTC</w:t>
+              <w:br/>
+              <w:t>Cobertura: nacional No · multirregional No</w:t>
+            </w:r>
+          </w:p>
+        </w:tc>
+        <w:tc>
+          <w:tcPr>
+            <w:tcW w:type="dxa" w:w="2880"/>
+            <w:tcMar>
+              <w:top w:w="70" w:type="dxa"/>
+              <w:start w:w="90" w:type="dxa"/>
+              <w:bottom w:w="70" w:type="dxa"/>
+              <w:end w:w="90" w:type="dxa"/>
+            </w:tcMar>
+            <w:vAlign w:val="center"/>
+            <w:shd w:fill="F3F6F6"/>
+          </w:tcPr>
+          <w:p>
+            <w:pPr>
+              <w:spacing w:after="0" w:line="252" w:lineRule="auto"/>
+              <w:jc w:val="left"/>
+            </w:pPr>
+            <w:r>
+              <w:rPr>
+                <w:rFonts w:ascii="Calibri" w:hAnsi="Calibri" w:eastAsia="Calibri"/>
+                <w:color w:val="203740"/>
+                <w:sz w:val="14"/>
+              </w:rPr>
+              <w:t>Estado: EJECUCIÓN</w:t>
+              <w:br/>
+              <w:t>Período: 01-01-2024 – 31-01-2027</w:t>
+              <w:br/>
+              <w:t>Avance físico: 32.78%</w:t>
+              <w:br/>
+              <w:t>Avance financiero: 32.78%</w:t>
+              <w:br/>
+              <w:t>Contratos: 2 total · 2 activos</w:t>
+              <w:br/>
+              <w:t>Seguimiento: Ejecución y contrato activo</w:t>
+            </w:r>
+          </w:p>
+        </w:tc>
+        <w:tc>
+          <w:tcPr>
+            <w:tcW w:type="dxa" w:w="3024"/>
+            <w:tcMar>
+              <w:top w:w="70" w:type="dxa"/>
+              <w:start w:w="90" w:type="dxa"/>
+              <w:bottom w:w="70" w:type="dxa"/>
+              <w:end w:w="90" w:type="dxa"/>
+            </w:tcMar>
+            <w:vAlign w:val="center"/>
+            <w:shd w:fill="F3F6F6"/>
+          </w:tcPr>
+          <w:p>
+            <w:pPr>
+              <w:spacing w:after="0" w:line="252" w:lineRule="auto"/>
+              <w:jc w:val="left"/>
+            </w:pPr>
+            <w:r>
+              <w:rPr>
+                <w:rFonts w:ascii="Calibri" w:hAnsi="Calibri" w:eastAsia="Calibri"/>
+                <w:color w:val="203740"/>
+                <w:sz w:val="14"/>
+              </w:rPr>
+              <w:t>Costo del proyecto: RD$ 46,390,515.00</w:t>
+              <w:br/>
+              <w:t>Presupuesto 2026: RD$ 9,483,607.00</w:t>
+              <w:br/>
+              <w:t>Ejecutado 2026: RD$ 9,483,606.49</w:t>
+              <w:br/>
+              <w:t>Ejecución 2026: 100.00%</w:t>
+            </w:r>
+          </w:p>
+        </w:tc>
+      </w:tr>
+      <w:tr>
+        <w:tc>
+          <w:tcPr>
+            <w:tcW w:type="dxa" w:w="576"/>
+            <w:tcMar>
+              <w:top w:w="70" w:type="dxa"/>
+              <w:start w:w="90" w:type="dxa"/>
+              <w:bottom w:w="70" w:type="dxa"/>
+              <w:end w:w="90" w:type="dxa"/>
+            </w:tcMar>
+            <w:vAlign w:val="center"/>
+          </w:tcPr>
+          <w:p>
+            <w:pPr>
+              <w:spacing w:after="0" w:line="252" w:lineRule="auto"/>
+              <w:jc w:val="center"/>
+            </w:pPr>
+            <w:r>
+              <w:rPr>
+                <w:rFonts w:ascii="Calibri" w:hAnsi="Calibri" w:eastAsia="Calibri"/>
+                <w:color w:val="203740"/>
+                <w:sz w:val="14"/>
+              </w:rPr>
+              <w:t>33</w:t>
+            </w:r>
+          </w:p>
+        </w:tc>
+        <w:tc>
+          <w:tcPr>
+            <w:tcW w:type="dxa" w:w="1656"/>
+            <w:tcMar>
+              <w:top w:w="70" w:type="dxa"/>
+              <w:start w:w="90" w:type="dxa"/>
+              <w:bottom w:w="70" w:type="dxa"/>
+              <w:end w:w="90" w:type="dxa"/>
+            </w:tcMar>
+            <w:vAlign w:val="center"/>
+          </w:tcPr>
+          <w:p>
+            <w:pPr>
+              <w:spacing w:after="0" w:line="252" w:lineRule="auto"/>
+              <w:jc w:val="left"/>
+            </w:pPr>
+            <w:r>
+              <w:rPr>
+                <w:rFonts w:ascii="Calibri" w:hAnsi="Calibri" w:eastAsia="Calibri"/>
+                <w:color w:val="203740"/>
+                <w:sz w:val="14"/>
+              </w:rPr>
+              <w:t>SNIP 16682</w:t>
+              <w:br/>
+              <w:t>Ficha/Mapa 5965</w:t>
+              <w:br/>
+              <w:t>Fuentes:</w:t>
+              <w:br/>
+              <w:t>Maestro Sí · Ppto. Sí</w:t>
+              <w:br/>
+              <w:t>Territorio Sí · CSV territ. Sí</w:t>
+              <w:br/>
+              <w:t>Perfil Sí</w:t>
+            </w:r>
+            <w:r>
+              <w:br/>
+            </w:r>
+            <w:hyperlink r:id="rId66">
+              <w:r>
+                <w:rPr>
+                  <w:rFonts w:ascii="Calibri" w:hAnsi="Calibri" w:eastAsia="Calibri"/>
+                  <w:color w:val="2E74B5"/>
+                  <w:u w:val="single"/>
+                  <w:sz w:val="14"/>
+                </w:rPr>
+                <w:t>Abrir proyecto</w:t>
+              </w:r>
+            </w:hyperlink>
+          </w:p>
+        </w:tc>
+        <w:tc>
+          <w:tcPr>
+            <w:tcW w:type="dxa" w:w="5976"/>
+            <w:tcMar>
+              <w:top w:w="70" w:type="dxa"/>
+              <w:start w:w="90" w:type="dxa"/>
+              <w:bottom w:w="70" w:type="dxa"/>
+              <w:end w:w="90" w:type="dxa"/>
+            </w:tcMar>
+            <w:vAlign w:val="center"/>
+          </w:tcPr>
+          <w:p>
+            <w:pPr>
+              <w:spacing w:after="0" w:line="252" w:lineRule="auto"/>
+              <w:jc w:val="left"/>
+            </w:pPr>
+            <w:r>
+              <w:rPr>
+                <w:rFonts w:ascii="Calibri" w:hAnsi="Calibri" w:eastAsia="Calibri"/>
+                <w:color w:val="203740"/>
+                <w:sz w:val="14"/>
+              </w:rPr>
+              <w:t>CONSTRUCCIÓN DEL PUENTE SOBRE EL RÍO LEMBA, AFECTADO POR LA VAGUADA DE ABRIL 2022, CALLE SÁNCHEZ, MUNICIPIO LAS SALINAS, PROVINCIA BARAHONA</w:t>
+              <w:br/>
+              <w:t>Institución(es): MINISTERIO DE OBRAS PUBLICAS Y COMUNICACIONES</w:t>
+              <w:br/>
+              <w:t>Sector(es): Cambio Climático</w:t>
+              <w:br/>
+              <w:t>Territorios declarados: región enriquillo; provincia(s) BARAHONA; municipio(s) LAS SALINAS</w:t>
+              <w:br/>
+              <w:t>Localización codificada: 06 enriquillo · 04 BARAHONA · 060409 LAS SALINAS</w:t>
+              <w:br/>
+              <w:t>Ubicación del perfil: LAS SALINAS (BARAHONA)</w:t>
+              <w:br/>
+              <w:t>Fuente territorial: profile · alcance municipality · verificada 02-08-2026 12:40 UTC</w:t>
+              <w:br/>
+              <w:t>Cobertura: nacional No · multirregional No</w:t>
+            </w:r>
+          </w:p>
+        </w:tc>
+        <w:tc>
+          <w:tcPr>
+            <w:tcW w:type="dxa" w:w="2880"/>
+            <w:tcMar>
+              <w:top w:w="70" w:type="dxa"/>
+              <w:start w:w="90" w:type="dxa"/>
+              <w:bottom w:w="70" w:type="dxa"/>
+              <w:end w:w="90" w:type="dxa"/>
+            </w:tcMar>
+            <w:vAlign w:val="center"/>
+          </w:tcPr>
+          <w:p>
+            <w:pPr>
+              <w:spacing w:after="0" w:line="252" w:lineRule="auto"/>
+              <w:jc w:val="left"/>
+            </w:pPr>
+            <w:r>
+              <w:rPr>
+                <w:rFonts w:ascii="Calibri" w:hAnsi="Calibri" w:eastAsia="Calibri"/>
+                <w:color w:val="203740"/>
+                <w:sz w:val="14"/>
+              </w:rPr>
+              <w:t>Estado: EJECUCIÓN</w:t>
+              <w:br/>
+              <w:t>Período: 01-01-2024 – 31-01-2027</w:t>
+              <w:br/>
+              <w:t>Avance físico: 0.00%</w:t>
+              <w:br/>
+              <w:t>Avance financiero: 0.00%</w:t>
+              <w:br/>
+              <w:t>Contratos: 0 total · 0 activos</w:t>
+              <w:br/>
+              <w:t>Seguimiento: Ejecución registrada</w:t>
+            </w:r>
+          </w:p>
+        </w:tc>
+        <w:tc>
+          <w:tcPr>
+            <w:tcW w:type="dxa" w:w="3024"/>
+            <w:tcMar>
+              <w:top w:w="70" w:type="dxa"/>
+              <w:start w:w="90" w:type="dxa"/>
+              <w:bottom w:w="70" w:type="dxa"/>
+              <w:end w:w="90" w:type="dxa"/>
+            </w:tcMar>
+            <w:vAlign w:val="center"/>
+          </w:tcPr>
+          <w:p>
+            <w:pPr>
+              <w:spacing w:after="0" w:line="252" w:lineRule="auto"/>
+              <w:jc w:val="left"/>
+            </w:pPr>
+            <w:r>
+              <w:rPr>
+                <w:rFonts w:ascii="Calibri" w:hAnsi="Calibri" w:eastAsia="Calibri"/>
+                <w:color w:val="203740"/>
+                <w:sz w:val="14"/>
+              </w:rPr>
+              <w:t>Costo del proyecto: RD$ 25,594,048.58</w:t>
+              <w:br/>
+              <w:t>Presupuesto 2026: RD$ 19,375,284.00</w:t>
+              <w:br/>
+              <w:t>Ejecutado 2026: RD$ 8,892,662.02</w:t>
+              <w:br/>
+              <w:t>Ejecución 2026: 45.90%</w:t>
+            </w:r>
+          </w:p>
+        </w:tc>
+      </w:tr>
+      <w:tr>
+        <w:tc>
+          <w:tcPr>
+            <w:tcW w:type="dxa" w:w="576"/>
+            <w:tcMar>
+              <w:top w:w="70" w:type="dxa"/>
+              <w:start w:w="90" w:type="dxa"/>
+              <w:bottom w:w="70" w:type="dxa"/>
+              <w:end w:w="90" w:type="dxa"/>
+            </w:tcMar>
+            <w:vAlign w:val="center"/>
+            <w:shd w:fill="F3F6F6"/>
+          </w:tcPr>
+          <w:p>
+            <w:pPr>
+              <w:spacing w:after="0" w:line="252" w:lineRule="auto"/>
+              <w:jc w:val="center"/>
+            </w:pPr>
+            <w:r>
+              <w:rPr>
+                <w:rFonts w:ascii="Calibri" w:hAnsi="Calibri" w:eastAsia="Calibri"/>
+                <w:color w:val="203740"/>
+                <w:sz w:val="14"/>
+              </w:rPr>
+              <w:t>34</w:t>
+            </w:r>
+          </w:p>
+        </w:tc>
+        <w:tc>
+          <w:tcPr>
+            <w:tcW w:type="dxa" w:w="1656"/>
+            <w:tcMar>
+              <w:top w:w="70" w:type="dxa"/>
+              <w:start w:w="90" w:type="dxa"/>
+              <w:bottom w:w="70" w:type="dxa"/>
+              <w:end w:w="90" w:type="dxa"/>
+            </w:tcMar>
+            <w:vAlign w:val="center"/>
+            <w:shd w:fill="F3F6F6"/>
+          </w:tcPr>
+          <w:p>
+            <w:pPr>
+              <w:spacing w:after="0" w:line="252" w:lineRule="auto"/>
+              <w:jc w:val="left"/>
+            </w:pPr>
+            <w:r>
+              <w:rPr>
+                <w:rFonts w:ascii="Calibri" w:hAnsi="Calibri" w:eastAsia="Calibri"/>
+                <w:color w:val="203740"/>
+                <w:sz w:val="14"/>
+              </w:rPr>
+              <w:t>SNIP 16919</w:t>
+              <w:br/>
+              <w:t>Ficha/Mapa Sin dato</w:t>
+              <w:br/>
+              <w:t>Fuentes:</w:t>
+              <w:br/>
+              <w:t>Maestro No · Ppto. Sí</w:t>
+              <w:br/>
+              <w:t>Territorio Sí · CSV territ. No</w:t>
+              <w:br/>
+              <w:t>Perfil No</w:t>
+            </w:r>
+          </w:p>
+        </w:tc>
+        <w:tc>
+          <w:tcPr>
+            <w:tcW w:type="dxa" w:w="5976"/>
+            <w:tcMar>
+              <w:top w:w="70" w:type="dxa"/>
+              <w:start w:w="90" w:type="dxa"/>
+              <w:bottom w:w="70" w:type="dxa"/>
+              <w:end w:w="90" w:type="dxa"/>
+            </w:tcMar>
+            <w:vAlign w:val="center"/>
+            <w:shd w:fill="F3F6F6"/>
+          </w:tcPr>
+          <w:p>
+            <w:pPr>
+              <w:spacing w:after="0" w:line="252" w:lineRule="auto"/>
+              <w:jc w:val="left"/>
+            </w:pPr>
+            <w:r>
+              <w:rPr>
+                <w:rFonts w:ascii="Calibri" w:hAnsi="Calibri" w:eastAsia="Calibri"/>
+                <w:color w:val="203740"/>
+                <w:sz w:val="14"/>
+              </w:rPr>
+              <w:t>CONSTRUCCIÓN UNIDAD ONCOLÓGICA HOSPITAL REGIONAL JAIME MOTA,  MUNICIPIO SANTA CRUZ DE BARAHONA, PROVINCIA BARAHONA</w:t>
+              <w:br/>
+              <w:t>Institución(es): DIRECCIÓN CENTRAL DEL SERVICIO NACIONAL DE SALUD</w:t>
+              <w:br/>
+              <w:t>Sector(es): Salud</w:t>
+              <w:br/>
+              <w:t>Territorios declarados: región enriquillo; provincia(s) BARAHONA; municipio(s) BARAHONA</w:t>
+              <w:br/>
+              <w:t>Localización codificada: 06 enriquillo · 04 BARAHONA · 060401 BARAHONA</w:t>
+              <w:br/>
+              <w:t>Ubicación del perfil: Sin registro</w:t>
+              <w:br/>
+              <w:t>Fuente territorial: title · alcance municipality · verificada Sin dato</w:t>
+              <w:br/>
+              <w:t>Cobertura: nacional No · multirregional No</w:t>
+            </w:r>
+          </w:p>
+        </w:tc>
+        <w:tc>
+          <w:tcPr>
+            <w:tcW w:type="dxa" w:w="2880"/>
+            <w:tcMar>
+              <w:top w:w="70" w:type="dxa"/>
+              <w:start w:w="90" w:type="dxa"/>
+              <w:bottom w:w="70" w:type="dxa"/>
+              <w:end w:w="90" w:type="dxa"/>
+            </w:tcMar>
+            <w:vAlign w:val="center"/>
+            <w:shd w:fill="F3F6F6"/>
+          </w:tcPr>
+          <w:p>
+            <w:pPr>
+              <w:spacing w:after="0" w:line="252" w:lineRule="auto"/>
+              <w:jc w:val="left"/>
+            </w:pPr>
+            <w:r>
+              <w:rPr>
+                <w:rFonts w:ascii="Calibri" w:hAnsi="Calibri" w:eastAsia="Calibri"/>
+                <w:color w:val="203740"/>
+                <w:sz w:val="14"/>
+              </w:rPr>
+              <w:t>Estado: DESCONOCIDO</w:t>
+              <w:br/>
+              <w:t>Período: Sin dato – Sin dato</w:t>
+              <w:br/>
+              <w:t>Avance físico: 0.00%</w:t>
+              <w:br/>
+              <w:t>Avance financiero: 0.00%</w:t>
+              <w:br/>
+              <w:t>Contratos: 0 total · 0 activos</w:t>
+              <w:br/>
+              <w:t>Seguimiento: Sin ejecución ni contrato activo</w:t>
+            </w:r>
+          </w:p>
+        </w:tc>
+        <w:tc>
+          <w:tcPr>
+            <w:tcW w:type="dxa" w:w="3024"/>
+            <w:tcMar>
+              <w:top w:w="70" w:type="dxa"/>
+              <w:start w:w="90" w:type="dxa"/>
+              <w:bottom w:w="70" w:type="dxa"/>
+              <w:end w:w="90" w:type="dxa"/>
+            </w:tcMar>
+            <w:vAlign w:val="center"/>
+            <w:shd w:fill="F3F6F6"/>
+          </w:tcPr>
+          <w:p>
+            <w:pPr>
+              <w:spacing w:after="0" w:line="252" w:lineRule="auto"/>
+              <w:jc w:val="left"/>
+            </w:pPr>
+            <w:r>
+              <w:rPr>
+                <w:rFonts w:ascii="Calibri" w:hAnsi="Calibri" w:eastAsia="Calibri"/>
+                <w:color w:val="203740"/>
+                <w:sz w:val="14"/>
+              </w:rPr>
+              <w:t>Costo del proyecto: RD$ 0.00</w:t>
+              <w:br/>
+              <w:t>Presupuesto 2026: RD$ 12,342,187.00</w:t>
+              <w:br/>
+              <w:t>Ejecutado 2026: RD$ 0.00</w:t>
+              <w:br/>
+              <w:t>Ejecución 2026: 0.00%</w:t>
+            </w:r>
+          </w:p>
+        </w:tc>
+      </w:tr>
+      <w:tr>
+        <w:tc>
+          <w:tcPr>
+            <w:tcW w:type="dxa" w:w="576"/>
+            <w:tcMar>
+              <w:top w:w="70" w:type="dxa"/>
+              <w:start w:w="90" w:type="dxa"/>
+              <w:bottom w:w="70" w:type="dxa"/>
+              <w:end w:w="90" w:type="dxa"/>
+            </w:tcMar>
+            <w:vAlign w:val="center"/>
+          </w:tcPr>
+          <w:p>
+            <w:pPr>
+              <w:spacing w:after="0" w:line="252" w:lineRule="auto"/>
+              <w:jc w:val="center"/>
+            </w:pPr>
+            <w:r>
+              <w:rPr>
+                <w:rFonts w:ascii="Calibri" w:hAnsi="Calibri" w:eastAsia="Calibri"/>
+                <w:color w:val="203740"/>
+                <w:sz w:val="14"/>
+              </w:rPr>
+              <w:t>35</w:t>
+            </w:r>
+          </w:p>
+        </w:tc>
+        <w:tc>
+          <w:tcPr>
+            <w:tcW w:type="dxa" w:w="1656"/>
+            <w:tcMar>
+              <w:top w:w="70" w:type="dxa"/>
+              <w:start w:w="90" w:type="dxa"/>
+              <w:bottom w:w="70" w:type="dxa"/>
+              <w:end w:w="90" w:type="dxa"/>
+            </w:tcMar>
+            <w:vAlign w:val="center"/>
+          </w:tcPr>
+          <w:p>
+            <w:pPr>
+              <w:spacing w:after="0" w:line="252" w:lineRule="auto"/>
+              <w:jc w:val="left"/>
+            </w:pPr>
+            <w:r>
+              <w:rPr>
+                <w:rFonts w:ascii="Calibri" w:hAnsi="Calibri" w:eastAsia="Calibri"/>
+                <w:color w:val="203740"/>
+                <w:sz w:val="14"/>
+              </w:rPr>
+              <w:t>SNIP 16924</w:t>
+              <w:br/>
+              <w:t>Ficha/Mapa Sin dato</w:t>
+              <w:br/>
+              <w:t>Fuentes:</w:t>
+              <w:br/>
+              <w:t>Maestro No · Ppto. Sí</w:t>
+              <w:br/>
+              <w:t>Territorio Sí · CSV territ. No</w:t>
+              <w:br/>
+              <w:t>Perfil No</w:t>
+            </w:r>
+          </w:p>
+        </w:tc>
+        <w:tc>
+          <w:tcPr>
+            <w:tcW w:type="dxa" w:w="5976"/>
+            <w:tcMar>
+              <w:top w:w="70" w:type="dxa"/>
+              <w:start w:w="90" w:type="dxa"/>
+              <w:bottom w:w="70" w:type="dxa"/>
+              <w:end w:w="90" w:type="dxa"/>
+            </w:tcMar>
+            <w:vAlign w:val="center"/>
+          </w:tcPr>
+          <w:p>
+            <w:pPr>
+              <w:spacing w:after="0" w:line="252" w:lineRule="auto"/>
+              <w:jc w:val="left"/>
+            </w:pPr>
+            <w:r>
+              <w:rPr>
+                <w:rFonts w:ascii="Calibri" w:hAnsi="Calibri" w:eastAsia="Calibri"/>
+                <w:color w:val="203740"/>
+                <w:sz w:val="14"/>
+              </w:rPr>
+              <w:t>AMPLIACIÓN DE MUELLE MARÍTIMO EN EL PARAJE VILLA ESTELA, MUNICIPIO DE BARAHONA, PROVINCIA BARAHONA</w:t>
+              <w:br/>
+              <w:t>Institución(es): AUTORIDAD PORTUARIA DOMINICANA</w:t>
+              <w:br/>
+              <w:t>Sector(es): Transporte</w:t>
+              <w:br/>
+              <w:t>Territorios declarados: región enriquillo; provincia(s) BARAHONA; municipio(s) BARAHONA</w:t>
+              <w:br/>
+              <w:t>Localización codificada: 06 enriquillo · 04 BARAHONA · 060401 BARAHONA</w:t>
+              <w:br/>
+              <w:t>Ubicación del perfil: Sin registro</w:t>
+              <w:br/>
+              <w:t>Fuente territorial: title · alcance municipality · verificada Sin dato</w:t>
+              <w:br/>
+              <w:t>Cobertura: nacional No · multirregional No</w:t>
+            </w:r>
+          </w:p>
+        </w:tc>
+        <w:tc>
+          <w:tcPr>
+            <w:tcW w:type="dxa" w:w="2880"/>
+            <w:tcMar>
+              <w:top w:w="70" w:type="dxa"/>
+              <w:start w:w="90" w:type="dxa"/>
+              <w:bottom w:w="70" w:type="dxa"/>
+              <w:end w:w="90" w:type="dxa"/>
+            </w:tcMar>
+            <w:vAlign w:val="center"/>
+          </w:tcPr>
+          <w:p>
+            <w:pPr>
+              <w:spacing w:after="0" w:line="252" w:lineRule="auto"/>
+              <w:jc w:val="left"/>
+            </w:pPr>
+            <w:r>
+              <w:rPr>
+                <w:rFonts w:ascii="Calibri" w:hAnsi="Calibri" w:eastAsia="Calibri"/>
+                <w:color w:val="203740"/>
+                <w:sz w:val="14"/>
+              </w:rPr>
+              <w:t>Estado: DESCONOCIDO</w:t>
+              <w:br/>
+              <w:t>Período: Sin dato – Sin dato</w:t>
+              <w:br/>
+              <w:t>Avance físico: 0.00%</w:t>
+              <w:br/>
+              <w:t>Avance financiero: 0.00%</w:t>
+              <w:br/>
+              <w:t>Contratos: 0 total · 0 activos</w:t>
+              <w:br/>
+              <w:t>Seguimiento: Sin ejecución ni contrato activo</w:t>
+            </w:r>
+          </w:p>
+        </w:tc>
+        <w:tc>
+          <w:tcPr>
+            <w:tcW w:type="dxa" w:w="3024"/>
+            <w:tcMar>
+              <w:top w:w="70" w:type="dxa"/>
+              <w:start w:w="90" w:type="dxa"/>
+              <w:bottom w:w="70" w:type="dxa"/>
+              <w:end w:w="90" w:type="dxa"/>
+            </w:tcMar>
+            <w:vAlign w:val="center"/>
+          </w:tcPr>
+          <w:p>
+            <w:pPr>
+              <w:spacing w:after="0" w:line="252" w:lineRule="auto"/>
+              <w:jc w:val="left"/>
+            </w:pPr>
+            <w:r>
+              <w:rPr>
+                <w:rFonts w:ascii="Calibri" w:hAnsi="Calibri" w:eastAsia="Calibri"/>
+                <w:color w:val="203740"/>
+                <w:sz w:val="14"/>
+              </w:rPr>
+              <w:t>Costo del proyecto: RD$ 0.00</w:t>
+              <w:br/>
+              <w:t>Presupuesto 2026: RD$ 82,086,722.00</w:t>
+              <w:br/>
+              <w:t>Ejecutado 2026: RD$ 0.00</w:t>
+              <w:br/>
+              <w:t>Ejecución 2026: 0.00%</w:t>
+            </w:r>
+          </w:p>
+        </w:tc>
+      </w:tr>
+      <w:tr>
+        <w:tc>
+          <w:tcPr>
+            <w:tcW w:type="dxa" w:w="576"/>
+            <w:tcMar>
+              <w:top w:w="70" w:type="dxa"/>
+              <w:start w:w="90" w:type="dxa"/>
+              <w:bottom w:w="70" w:type="dxa"/>
+              <w:end w:w="90" w:type="dxa"/>
+            </w:tcMar>
+            <w:vAlign w:val="center"/>
+            <w:shd w:fill="F3F6F6"/>
+          </w:tcPr>
+          <w:p>
+            <w:pPr>
+              <w:spacing w:after="0" w:line="252" w:lineRule="auto"/>
+              <w:jc w:val="center"/>
+            </w:pPr>
+            <w:r>
+              <w:rPr>
+                <w:rFonts w:ascii="Calibri" w:hAnsi="Calibri" w:eastAsia="Calibri"/>
+                <w:color w:val="203740"/>
+                <w:sz w:val="14"/>
+              </w:rPr>
+              <w:t>36</w:t>
+            </w:r>
+          </w:p>
+        </w:tc>
+        <w:tc>
+          <w:tcPr>
+            <w:tcW w:type="dxa" w:w="1656"/>
+            <w:tcMar>
+              <w:top w:w="70" w:type="dxa"/>
+              <w:start w:w="90" w:type="dxa"/>
+              <w:bottom w:w="70" w:type="dxa"/>
+              <w:end w:w="90" w:type="dxa"/>
+            </w:tcMar>
+            <w:vAlign w:val="center"/>
+            <w:shd w:fill="F3F6F6"/>
+          </w:tcPr>
+          <w:p>
+            <w:pPr>
+              <w:spacing w:after="0" w:line="252" w:lineRule="auto"/>
+              <w:jc w:val="left"/>
+            </w:pPr>
+            <w:r>
+              <w:rPr>
+                <w:rFonts w:ascii="Calibri" w:hAnsi="Calibri" w:eastAsia="Calibri"/>
+                <w:color w:val="203740"/>
+                <w:sz w:val="14"/>
+              </w:rPr>
+              <w:t>SNIP 17081</w:t>
+              <w:br/>
+              <w:t>Ficha/Mapa 8689</w:t>
+              <w:br/>
+              <w:t>Fuentes:</w:t>
+              <w:br/>
+              <w:t>Maestro Sí · Ppto. Sí</w:t>
+              <w:br/>
+              <w:t>Territorio Sí · CSV territ. Sí</w:t>
+              <w:br/>
+              <w:t>Perfil Sí</w:t>
+            </w:r>
+            <w:r>
+              <w:br/>
+            </w:r>
+            <w:hyperlink r:id="rId67">
+              <w:r>
+                <w:rPr>
+                  <w:rFonts w:ascii="Calibri" w:hAnsi="Calibri" w:eastAsia="Calibri"/>
+                  <w:color w:val="2E74B5"/>
+                  <w:u w:val="single"/>
+                  <w:sz w:val="14"/>
+                </w:rPr>
+                <w:t>Abrir proyecto</w:t>
+              </w:r>
+            </w:hyperlink>
+          </w:p>
+        </w:tc>
+        <w:tc>
+          <w:tcPr>
+            <w:tcW w:type="dxa" w:w="5976"/>
+            <w:tcMar>
+              <w:top w:w="70" w:type="dxa"/>
+              <w:start w:w="90" w:type="dxa"/>
+              <w:bottom w:w="70" w:type="dxa"/>
+              <w:end w:w="90" w:type="dxa"/>
+            </w:tcMar>
+            <w:vAlign w:val="center"/>
+            <w:shd w:fill="F3F6F6"/>
+          </w:tcPr>
+          <w:p>
+            <w:pPr>
+              <w:spacing w:after="0" w:line="252" w:lineRule="auto"/>
+              <w:jc w:val="left"/>
+            </w:pPr>
+            <w:r>
+              <w:rPr>
+                <w:rFonts w:ascii="Calibri" w:hAnsi="Calibri" w:eastAsia="Calibri"/>
+                <w:color w:val="203740"/>
+                <w:sz w:val="14"/>
+              </w:rPr>
+              <w:t>CONSTRUCCIÓN BOULEVARD TURÍSTICO MUNICIPIOS EL PEÑON Y FUNDACIÓN, PROVINCIA DE BARAHONA.</w:t>
+              <w:br/>
+              <w:t>Institución(es): COMITE EJECUTOR DE INFRAESTRUCTA EN ZONAS TURISTICAS (CEIZTUR)</w:t>
+              <w:br/>
+              <w:t>Sector(es): Otros servicios económicos</w:t>
+              <w:br/>
+              <w:t>Territorios declarados: región enriquillo; provincia(s) INDEPENDENCIA; BARAHONA; municipio(s) CRISTOBAL; FUNDACIÓN</w:t>
+              <w:br/>
+              <w:t>Localización codificada: 06 enriquillo · 10 INDEPENDENCIA · 061005 CRISTOBAL; 06 enriquillo · 04 BARAHONA · 060408 FUNDACIÓN</w:t>
+              <w:br/>
+              <w:t>Ubicación del perfil: CRISTOBAL (INDEPENDENCIA); FUNDACIÓN (BARAHONA)</w:t>
+              <w:br/>
+              <w:t>Fuente territorial: profile · alcance municipality · verificada 02-08-2026 12:40 UTC</w:t>
+              <w:br/>
+              <w:t>Cobertura: nacional No · multirregional No</w:t>
+            </w:r>
+          </w:p>
+        </w:tc>
+        <w:tc>
+          <w:tcPr>
+            <w:tcW w:type="dxa" w:w="2880"/>
+            <w:tcMar>
+              <w:top w:w="70" w:type="dxa"/>
+              <w:start w:w="90" w:type="dxa"/>
+              <w:bottom w:w="70" w:type="dxa"/>
+              <w:end w:w="90" w:type="dxa"/>
+            </w:tcMar>
+            <w:vAlign w:val="center"/>
+            <w:shd w:fill="F3F6F6"/>
+          </w:tcPr>
+          <w:p>
+            <w:pPr>
+              <w:spacing w:after="0" w:line="252" w:lineRule="auto"/>
+              <w:jc w:val="left"/>
+            </w:pPr>
+            <w:r>
+              <w:rPr>
+                <w:rFonts w:ascii="Calibri" w:hAnsi="Calibri" w:eastAsia="Calibri"/>
+                <w:color w:val="203740"/>
+                <w:sz w:val="14"/>
+              </w:rPr>
+              <w:t>Estado: EJECUCIÓN</w:t>
+              <w:br/>
+              <w:t>Período: 01-01-2025 – 31-01-2026</w:t>
+              <w:br/>
+              <w:t>Avance físico: 0.00%</w:t>
+              <w:br/>
+              <w:t>Avance financiero: 0.00%</w:t>
+              <w:br/>
+              <w:t>Contratos: 0 total · 0 activos</w:t>
+              <w:br/>
+              <w:t>Seguimiento: Ejecución registrada</w:t>
+            </w:r>
+          </w:p>
+        </w:tc>
+        <w:tc>
+          <w:tcPr>
+            <w:tcW w:type="dxa" w:w="3024"/>
+            <w:tcMar>
+              <w:top w:w="70" w:type="dxa"/>
+              <w:start w:w="90" w:type="dxa"/>
+              <w:bottom w:w="70" w:type="dxa"/>
+              <w:end w:w="90" w:type="dxa"/>
+            </w:tcMar>
+            <w:vAlign w:val="center"/>
+            <w:shd w:fill="F3F6F6"/>
+          </w:tcPr>
+          <w:p>
+            <w:pPr>
+              <w:spacing w:after="0" w:line="252" w:lineRule="auto"/>
+              <w:jc w:val="left"/>
+            </w:pPr>
+            <w:r>
+              <w:rPr>
+                <w:rFonts w:ascii="Calibri" w:hAnsi="Calibri" w:eastAsia="Calibri"/>
+                <w:color w:val="203740"/>
+                <w:sz w:val="14"/>
+              </w:rPr>
+              <w:t>Costo del proyecto: RD$ 45,000,000.00</w:t>
+              <w:br/>
+              <w:t>Presupuesto 2026: RD$ 27,000,000.00</w:t>
+              <w:br/>
+              <w:t>Ejecutado 2026: RD$ 5,093,602.82</w:t>
+              <w:br/>
+              <w:t>Ejecución 2026: 18.87%</w:t>
+            </w:r>
+          </w:p>
+        </w:tc>
+      </w:tr>
+      <w:tr>
+        <w:tc>
+          <w:tcPr>
+            <w:tcW w:type="dxa" w:w="576"/>
+            <w:tcMar>
+              <w:top w:w="70" w:type="dxa"/>
+              <w:start w:w="90" w:type="dxa"/>
+              <w:bottom w:w="70" w:type="dxa"/>
+              <w:end w:w="90" w:type="dxa"/>
+            </w:tcMar>
+            <w:vAlign w:val="center"/>
+          </w:tcPr>
+          <w:p>
+            <w:pPr>
+              <w:spacing w:after="0" w:line="252" w:lineRule="auto"/>
+              <w:jc w:val="center"/>
+            </w:pPr>
+            <w:r>
+              <w:rPr>
+                <w:rFonts w:ascii="Calibri" w:hAnsi="Calibri" w:eastAsia="Calibri"/>
+                <w:color w:val="203740"/>
+                <w:sz w:val="14"/>
+              </w:rPr>
+              <w:t>37</w:t>
+            </w:r>
+          </w:p>
+        </w:tc>
+        <w:tc>
+          <w:tcPr>
+            <w:tcW w:type="dxa" w:w="1656"/>
+            <w:tcMar>
+              <w:top w:w="70" w:type="dxa"/>
+              <w:start w:w="90" w:type="dxa"/>
+              <w:bottom w:w="70" w:type="dxa"/>
+              <w:end w:w="90" w:type="dxa"/>
+            </w:tcMar>
+            <w:vAlign w:val="center"/>
+          </w:tcPr>
+          <w:p>
+            <w:pPr>
+              <w:spacing w:after="0" w:line="252" w:lineRule="auto"/>
+              <w:jc w:val="left"/>
+            </w:pPr>
+            <w:r>
+              <w:rPr>
+                <w:rFonts w:ascii="Calibri" w:hAnsi="Calibri" w:eastAsia="Calibri"/>
+                <w:color w:val="203740"/>
+                <w:sz w:val="14"/>
+              </w:rPr>
+              <w:t>SNIP 17105</w:t>
+              <w:br/>
+              <w:t>Ficha/Mapa 8762</w:t>
+              <w:br/>
+              <w:t>Fuentes:</w:t>
+              <w:br/>
+              <w:t>Maestro Sí · Ppto. Sí</w:t>
+              <w:br/>
+              <w:t>Territorio Sí · CSV territ. Sí</w:t>
+              <w:br/>
+              <w:t>Perfil Sí</w:t>
+            </w:r>
+            <w:r>
+              <w:br/>
+            </w:r>
+            <w:hyperlink r:id="rId68">
+              <w:r>
+                <w:rPr>
+                  <w:rFonts w:ascii="Calibri" w:hAnsi="Calibri" w:eastAsia="Calibri"/>
+                  <w:color w:val="2E74B5"/>
+                  <w:u w:val="single"/>
+                  <w:sz w:val="14"/>
+                </w:rPr>
+                <w:t>Abrir proyecto</w:t>
+              </w:r>
+            </w:hyperlink>
+            <w:r>
+              <w:br/>
+            </w:r>
+            <w:hyperlink r:id="rId69">
+              <w:r>
+                <w:rPr>
+                  <w:rFonts w:ascii="Calibri" w:hAnsi="Calibri" w:eastAsia="Calibri"/>
+                  <w:color w:val="2E74B5"/>
+                  <w:u w:val="single"/>
+                  <w:sz w:val="14"/>
+                </w:rPr>
+                <w:t>Abrir contratos</w:t>
+              </w:r>
+            </w:hyperlink>
+          </w:p>
+        </w:tc>
+        <w:tc>
+          <w:tcPr>
+            <w:tcW w:type="dxa" w:w="5976"/>
+            <w:tcMar>
+              <w:top w:w="70" w:type="dxa"/>
+              <w:start w:w="90" w:type="dxa"/>
+              <w:bottom w:w="70" w:type="dxa"/>
+              <w:end w:w="90" w:type="dxa"/>
+            </w:tcMar>
+            <w:vAlign w:val="center"/>
+          </w:tcPr>
+          <w:p>
+            <w:pPr>
+              <w:spacing w:after="0" w:line="252" w:lineRule="auto"/>
+              <w:jc w:val="left"/>
+            </w:pPr>
+            <w:r>
+              <w:rPr>
+                <w:rFonts w:ascii="Calibri" w:hAnsi="Calibri" w:eastAsia="Calibri"/>
+                <w:color w:val="203740"/>
+                <w:sz w:val="14"/>
+              </w:rPr>
+              <w:t>RECONSTRUCCIÓN CANCHA MUNICIPIO JAQUIMEYES, PROVINCIA BARAHONA</w:t>
+              <w:br/>
+              <w:t>Institución(es): MINISTERIO DE DEPORTES Y RECREACIÓN</w:t>
+              <w:br/>
+              <w:t>Sector(es): Actividades deportivas, recreativas, culturales y religiosas</w:t>
+              <w:br/>
+              <w:t>Territorios declarados: región enriquillo; provincia(s) BARAHONA; municipio(s) JAQUIMEYES</w:t>
+              <w:br/>
+              <w:t>Localización codificada: 06 enriquillo · 04 BARAHONA · 060411 JAQUIMEYES</w:t>
+              <w:br/>
+              <w:t>Ubicación del perfil: JAQUIMEYES (BARAHONA)</w:t>
+              <w:br/>
+              <w:t>Fuente territorial: profile · alcance municipality · verificada 02-08-2026 12:40 UTC</w:t>
+              <w:br/>
+              <w:t>Cobertura: nacional No · multirregional No</w:t>
+            </w:r>
+          </w:p>
+        </w:tc>
+        <w:tc>
+          <w:tcPr>
+            <w:tcW w:type="dxa" w:w="2880"/>
+            <w:tcMar>
+              <w:top w:w="70" w:type="dxa"/>
+              <w:start w:w="90" w:type="dxa"/>
+              <w:bottom w:w="70" w:type="dxa"/>
+              <w:end w:w="90" w:type="dxa"/>
+            </w:tcMar>
+            <w:vAlign w:val="center"/>
+          </w:tcPr>
+          <w:p>
+            <w:pPr>
+              <w:spacing w:after="0" w:line="252" w:lineRule="auto"/>
+              <w:jc w:val="left"/>
+            </w:pPr>
+            <w:r>
+              <w:rPr>
+                <w:rFonts w:ascii="Calibri" w:hAnsi="Calibri" w:eastAsia="Calibri"/>
+                <w:color w:val="203740"/>
+                <w:sz w:val="14"/>
+              </w:rPr>
+              <w:t>Estado: EJECUCIÓN</w:t>
+              <w:br/>
+              <w:t>Período: 01-01-2026 – 31-01-2027</w:t>
+              <w:br/>
+              <w:t>Avance físico: 0.00%</w:t>
+              <w:br/>
+              <w:t>Avance financiero: 0.00%</w:t>
+              <w:br/>
+              <w:t>Contratos: 20 total · 20 activos</w:t>
+              <w:br/>
+              <w:t>Seguimiento: Ejecución y contrato activo</w:t>
+            </w:r>
+          </w:p>
+        </w:tc>
+        <w:tc>
+          <w:tcPr>
+            <w:tcW w:type="dxa" w:w="3024"/>
+            <w:tcMar>
+              <w:top w:w="70" w:type="dxa"/>
+              <w:start w:w="90" w:type="dxa"/>
+              <w:bottom w:w="70" w:type="dxa"/>
+              <w:end w:w="90" w:type="dxa"/>
+            </w:tcMar>
+            <w:vAlign w:val="center"/>
+          </w:tcPr>
+          <w:p>
+            <w:pPr>
+              <w:spacing w:after="0" w:line="252" w:lineRule="auto"/>
+              <w:jc w:val="left"/>
+            </w:pPr>
+            <w:r>
+              <w:rPr>
+                <w:rFonts w:ascii="Calibri" w:hAnsi="Calibri" w:eastAsia="Calibri"/>
+                <w:color w:val="203740"/>
+                <w:sz w:val="14"/>
+              </w:rPr>
+              <w:t>Costo del proyecto: RD$ 31,133,417.96</w:t>
+              <w:br/>
+              <w:t>Presupuesto 2026: RD$ 18,747,635.63</w:t>
+              <w:br/>
+              <w:t>Ejecutado 2026: RD$ 5,960,277.52</w:t>
+              <w:br/>
+              <w:t>Ejecución 2026: 31.79%</w:t>
+            </w:r>
+          </w:p>
+        </w:tc>
+      </w:tr>
+      <w:tr>
+        <w:tc>
+          <w:tcPr>
+            <w:tcW w:type="dxa" w:w="576"/>
+            <w:tcMar>
+              <w:top w:w="70" w:type="dxa"/>
+              <w:start w:w="90" w:type="dxa"/>
+              <w:bottom w:w="70" w:type="dxa"/>
+              <w:end w:w="90" w:type="dxa"/>
+            </w:tcMar>
+            <w:vAlign w:val="center"/>
+            <w:shd w:fill="F3F6F6"/>
+          </w:tcPr>
+          <w:p>
+            <w:pPr>
+              <w:spacing w:after="0" w:line="252" w:lineRule="auto"/>
+              <w:jc w:val="center"/>
+            </w:pPr>
+            <w:r>
+              <w:rPr>
+                <w:rFonts w:ascii="Calibri" w:hAnsi="Calibri" w:eastAsia="Calibri"/>
+                <w:color w:val="203740"/>
+                <w:sz w:val="14"/>
+              </w:rPr>
+              <w:t>38</w:t>
+            </w:r>
+          </w:p>
+        </w:tc>
+        <w:tc>
+          <w:tcPr>
+            <w:tcW w:type="dxa" w:w="1656"/>
+            <w:tcMar>
+              <w:top w:w="70" w:type="dxa"/>
+              <w:start w:w="90" w:type="dxa"/>
+              <w:bottom w:w="70" w:type="dxa"/>
+              <w:end w:w="90" w:type="dxa"/>
+            </w:tcMar>
+            <w:vAlign w:val="center"/>
+            <w:shd w:fill="F3F6F6"/>
+          </w:tcPr>
+          <w:p>
+            <w:pPr>
+              <w:spacing w:after="0" w:line="252" w:lineRule="auto"/>
+              <w:jc w:val="left"/>
+            </w:pPr>
+            <w:r>
+              <w:rPr>
+                <w:rFonts w:ascii="Calibri" w:hAnsi="Calibri" w:eastAsia="Calibri"/>
+                <w:color w:val="203740"/>
+                <w:sz w:val="14"/>
+              </w:rPr>
+              <w:t>SNIP 17116</w:t>
+              <w:br/>
+              <w:t>Ficha/Mapa 8755</w:t>
+              <w:br/>
+              <w:t>Fuentes:</w:t>
+              <w:br/>
+              <w:t>Maestro Sí · Ppto. Sí</w:t>
+              <w:br/>
+              <w:t>Territorio Sí · CSV territ. Sí</w:t>
+              <w:br/>
+              <w:t>Perfil Sí</w:t>
+            </w:r>
+            <w:r>
+              <w:br/>
+            </w:r>
+            <w:hyperlink r:id="rId70">
+              <w:r>
+                <w:rPr>
+                  <w:rFonts w:ascii="Calibri" w:hAnsi="Calibri" w:eastAsia="Calibri"/>
+                  <w:color w:val="2E74B5"/>
+                  <w:u w:val="single"/>
+                  <w:sz w:val="14"/>
+                </w:rPr>
+                <w:t>Abrir proyecto</w:t>
+              </w:r>
+            </w:hyperlink>
+            <w:r>
+              <w:br/>
+            </w:r>
+            <w:hyperlink r:id="rId69">
+              <w:r>
+                <w:rPr>
+                  <w:rFonts w:ascii="Calibri" w:hAnsi="Calibri" w:eastAsia="Calibri"/>
+                  <w:color w:val="2E74B5"/>
+                  <w:u w:val="single"/>
+                  <w:sz w:val="14"/>
+                </w:rPr>
+                <w:t>Abrir contratos</w:t>
+              </w:r>
+            </w:hyperlink>
+          </w:p>
+        </w:tc>
+        <w:tc>
+          <w:tcPr>
+            <w:tcW w:type="dxa" w:w="5976"/>
+            <w:tcMar>
+              <w:top w:w="70" w:type="dxa"/>
+              <w:start w:w="90" w:type="dxa"/>
+              <w:bottom w:w="70" w:type="dxa"/>
+              <w:end w:w="90" w:type="dxa"/>
+            </w:tcMar>
+            <w:vAlign w:val="center"/>
+            <w:shd w:fill="F3F6F6"/>
+          </w:tcPr>
+          <w:p>
+            <w:pPr>
+              <w:spacing w:after="0" w:line="252" w:lineRule="auto"/>
+              <w:jc w:val="left"/>
+            </w:pPr>
+            <w:r>
+              <w:rPr>
+                <w:rFonts w:ascii="Calibri" w:hAnsi="Calibri" w:eastAsia="Calibri"/>
+                <w:color w:val="203740"/>
+                <w:sz w:val="14"/>
+              </w:rPr>
+              <w:t>RECONSTRUCCIÓN CANCHA MUNICIPAL DE FUNDACION, PROVINCIA BARAHONA</w:t>
+              <w:br/>
+              <w:t>Institución(es): MINISTERIO DE DEPORTES Y RECREACIÓN</w:t>
+              <w:br/>
+              <w:t>Sector(es): Actividades deportivas, recreativas, culturales y religiosas</w:t>
+              <w:br/>
+              <w:t>Territorios declarados: región enriquillo; provincia(s) BARAHONA; municipio(s) FUNDACIÓN</w:t>
+              <w:br/>
+              <w:t>Localización codificada: 06 enriquillo · 04 BARAHONA · 060408 FUNDACIÓN</w:t>
+              <w:br/>
+              <w:t>Ubicación del perfil: FUNDACIÓN (BARAHONA)</w:t>
+              <w:br/>
+              <w:t>Fuente territorial: profile · alcance municipality · verificada 02-08-2026 12:40 UTC</w:t>
+              <w:br/>
+              <w:t>Cobertura: nacional No · multirregional No</w:t>
+            </w:r>
+          </w:p>
+        </w:tc>
+        <w:tc>
+          <w:tcPr>
+            <w:tcW w:type="dxa" w:w="2880"/>
+            <w:tcMar>
+              <w:top w:w="70" w:type="dxa"/>
+              <w:start w:w="90" w:type="dxa"/>
+              <w:bottom w:w="70" w:type="dxa"/>
+              <w:end w:w="90" w:type="dxa"/>
+            </w:tcMar>
+            <w:vAlign w:val="center"/>
+            <w:shd w:fill="F3F6F6"/>
+          </w:tcPr>
+          <w:p>
+            <w:pPr>
+              <w:spacing w:after="0" w:line="252" w:lineRule="auto"/>
+              <w:jc w:val="left"/>
+            </w:pPr>
+            <w:r>
+              <w:rPr>
+                <w:rFonts w:ascii="Calibri" w:hAnsi="Calibri" w:eastAsia="Calibri"/>
+                <w:color w:val="203740"/>
+                <w:sz w:val="14"/>
+              </w:rPr>
+              <w:t>Estado: EJECUCIÓN</w:t>
+              <w:br/>
+              <w:t>Período: 01-01-2026 – 31-01-2027</w:t>
+              <w:br/>
+              <w:t>Avance físico: 0.00%</w:t>
+              <w:br/>
+              <w:t>Avance financiero: 0.00%</w:t>
+              <w:br/>
+              <w:t>Contratos: 20 total · 20 activos</w:t>
+              <w:br/>
+              <w:t>Seguimiento: Ejecución y contrato activo</w:t>
+            </w:r>
+          </w:p>
+        </w:tc>
+        <w:tc>
+          <w:tcPr>
+            <w:tcW w:type="dxa" w:w="3024"/>
+            <w:tcMar>
+              <w:top w:w="70" w:type="dxa"/>
+              <w:start w:w="90" w:type="dxa"/>
+              <w:bottom w:w="70" w:type="dxa"/>
+              <w:end w:w="90" w:type="dxa"/>
+            </w:tcMar>
+            <w:vAlign w:val="center"/>
+            <w:shd w:fill="F3F6F6"/>
+          </w:tcPr>
+          <w:p>
+            <w:pPr>
+              <w:spacing w:after="0" w:line="252" w:lineRule="auto"/>
+              <w:jc w:val="left"/>
+            </w:pPr>
+            <w:r>
+              <w:rPr>
+                <w:rFonts w:ascii="Calibri" w:hAnsi="Calibri" w:eastAsia="Calibri"/>
+                <w:color w:val="203740"/>
+                <w:sz w:val="14"/>
+              </w:rPr>
+              <w:t>Costo del proyecto: RD$ 32,816,035.92</w:t>
+              <w:br/>
+              <w:t>Presupuesto 2026: RD$ 18,015,155.39</w:t>
+              <w:br/>
+              <w:t>Ejecutado 2026: RD$ 6,169,634.39</w:t>
+              <w:br/>
+              <w:t>Ejecución 2026: 34.25%</w:t>
+            </w:r>
+          </w:p>
+        </w:tc>
+      </w:tr>
+      <w:tr>
+        <w:tc>
+          <w:tcPr>
+            <w:tcW w:type="dxa" w:w="576"/>
+            <w:tcMar>
+              <w:top w:w="70" w:type="dxa"/>
+              <w:start w:w="90" w:type="dxa"/>
+              <w:bottom w:w="70" w:type="dxa"/>
+              <w:end w:w="90" w:type="dxa"/>
+            </w:tcMar>
+            <w:vAlign w:val="center"/>
+          </w:tcPr>
+          <w:p>
+            <w:pPr>
+              <w:spacing w:after="0" w:line="252" w:lineRule="auto"/>
+              <w:jc w:val="center"/>
+            </w:pPr>
+            <w:r>
+              <w:rPr>
+                <w:rFonts w:ascii="Calibri" w:hAnsi="Calibri" w:eastAsia="Calibri"/>
+                <w:color w:val="203740"/>
+                <w:sz w:val="14"/>
+              </w:rPr>
+              <w:t>39</w:t>
+            </w:r>
+          </w:p>
+        </w:tc>
+        <w:tc>
+          <w:tcPr>
+            <w:tcW w:type="dxa" w:w="1656"/>
+            <w:tcMar>
+              <w:top w:w="70" w:type="dxa"/>
+              <w:start w:w="90" w:type="dxa"/>
+              <w:bottom w:w="70" w:type="dxa"/>
+              <w:end w:w="90" w:type="dxa"/>
+            </w:tcMar>
+            <w:vAlign w:val="center"/>
+          </w:tcPr>
+          <w:p>
+            <w:pPr>
+              <w:spacing w:after="0" w:line="252" w:lineRule="auto"/>
+              <w:jc w:val="left"/>
+            </w:pPr>
+            <w:r>
+              <w:rPr>
+                <w:rFonts w:ascii="Calibri" w:hAnsi="Calibri" w:eastAsia="Calibri"/>
+                <w:color w:val="203740"/>
+                <w:sz w:val="14"/>
+              </w:rPr>
+              <w:t>SNIP 17126</w:t>
+              <w:br/>
+              <w:t>Ficha/Mapa 8683</w:t>
+              <w:br/>
+              <w:t>Fuentes:</w:t>
+              <w:br/>
+              <w:t>Maestro Sí · Ppto. Sí</w:t>
+              <w:br/>
+              <w:t>Territorio Sí · CSV territ. Sí</w:t>
+              <w:br/>
+              <w:t>Perfil Sí</w:t>
+            </w:r>
+            <w:r>
+              <w:br/>
+            </w:r>
+            <w:hyperlink r:id="rId71">
+              <w:r>
+                <w:rPr>
+                  <w:rFonts w:ascii="Calibri" w:hAnsi="Calibri" w:eastAsia="Calibri"/>
+                  <w:color w:val="2E74B5"/>
+                  <w:u w:val="single"/>
+                  <w:sz w:val="14"/>
+                </w:rPr>
+                <w:t>Abrir proyecto</w:t>
+              </w:r>
+            </w:hyperlink>
+          </w:p>
+        </w:tc>
+        <w:tc>
+          <w:tcPr>
+            <w:tcW w:type="dxa" w:w="5976"/>
+            <w:tcMar>
+              <w:top w:w="70" w:type="dxa"/>
+              <w:start w:w="90" w:type="dxa"/>
+              <w:bottom w:w="70" w:type="dxa"/>
+              <w:end w:w="90" w:type="dxa"/>
+            </w:tcMar>
+            <w:vAlign w:val="center"/>
+          </w:tcPr>
+          <w:p>
+            <w:pPr>
+              <w:spacing w:after="0" w:line="252" w:lineRule="auto"/>
+              <w:jc w:val="left"/>
+            </w:pPr>
+            <w:r>
+              <w:rPr>
+                <w:rFonts w:ascii="Calibri" w:hAnsi="Calibri" w:eastAsia="Calibri"/>
+                <w:color w:val="203740"/>
+                <w:sz w:val="14"/>
+              </w:rPr>
+              <w:t>RECONSTRUCCIÓN SISTEMA DE RIEGO MARGEN IZQUIERDA EN LA CUENCA BAJA DEL RÍO YAQUE DEL SUR, PROVINCIAS BAHORUCO Y BARAHONA</w:t>
+              <w:br/>
+              <w:t>Institución(es): INSTITUTO NACIONAL DE RECURSOS HIDRAULICOS -INDRHI-</w:t>
+              <w:br/>
+              <w:t>Sector(es): Riego</w:t>
+              <w:br/>
+              <w:t>Territorios declarados: región enriquillo; provincia(s) BAORUCO; BARAHONA; municipio(s) Sin registro</w:t>
+              <w:br/>
+              <w:t>Localización codificada: 06 enriquillo · 03 BAORUCO; 06 enriquillo · 04 BARAHONA</w:t>
+              <w:br/>
+              <w:t>Ubicación del perfil: BAORUCO - PROYECTO DEPARTAMENTAL; BARAHONA - PROYECTO DEPARTAMENTAL</w:t>
+              <w:br/>
+              <w:t>Fuente territorial: profile · alcance province · verificada 02-08-2026 12:40 UTC</w:t>
+              <w:br/>
+              <w:t>Cobertura: nacional No · multirregional No</w:t>
+            </w:r>
+          </w:p>
+        </w:tc>
+        <w:tc>
+          <w:tcPr>
+            <w:tcW w:type="dxa" w:w="2880"/>
+            <w:tcMar>
+              <w:top w:w="70" w:type="dxa"/>
+              <w:start w:w="90" w:type="dxa"/>
+              <w:bottom w:w="70" w:type="dxa"/>
+              <w:end w:w="90" w:type="dxa"/>
+            </w:tcMar>
+            <w:vAlign w:val="center"/>
+          </w:tcPr>
+          <w:p>
+            <w:pPr>
+              <w:spacing w:after="0" w:line="252" w:lineRule="auto"/>
+              <w:jc w:val="left"/>
+            </w:pPr>
+            <w:r>
+              <w:rPr>
+                <w:rFonts w:ascii="Calibri" w:hAnsi="Calibri" w:eastAsia="Calibri"/>
+                <w:color w:val="203740"/>
+                <w:sz w:val="14"/>
+              </w:rPr>
+              <w:t>Estado: EJECUCIÓN</w:t>
+              <w:br/>
+              <w:t>Período: 01-01-2026 – 31-01-2031</w:t>
+              <w:br/>
+              <w:t>Avance físico: 0.00%</w:t>
+              <w:br/>
+              <w:t>Avance financiero: 0.00%</w:t>
+              <w:br/>
+              <w:t>Contratos: 0 total · 0 activos</w:t>
+              <w:br/>
+              <w:t>Seguimiento: Sin ejecución ni contrato activo</w:t>
+            </w:r>
+          </w:p>
+        </w:tc>
+        <w:tc>
+          <w:tcPr>
+            <w:tcW w:type="dxa" w:w="3024"/>
+            <w:tcMar>
+              <w:top w:w="70" w:type="dxa"/>
+              <w:start w:w="90" w:type="dxa"/>
+              <w:bottom w:w="70" w:type="dxa"/>
+              <w:end w:w="90" w:type="dxa"/>
+            </w:tcMar>
+            <w:vAlign w:val="center"/>
+          </w:tcPr>
+          <w:p>
+            <w:pPr>
+              <w:spacing w:after="0" w:line="252" w:lineRule="auto"/>
+              <w:jc w:val="left"/>
+            </w:pPr>
+            <w:r>
+              <w:rPr>
+                <w:rFonts w:ascii="Calibri" w:hAnsi="Calibri" w:eastAsia="Calibri"/>
+                <w:color w:val="203740"/>
+                <w:sz w:val="14"/>
+              </w:rPr>
+              <w:t>Costo del proyecto: RD$ 18,858,067,479.57</w:t>
+              <w:br/>
+              <w:t>Presupuesto 2026: RD$ 266,891,196.00</w:t>
+              <w:br/>
+              <w:t>Ejecutado 2026: RD$ 0.00</w:t>
+              <w:br/>
+              <w:t>Ejecución 2026: 0.00%</w:t>
+            </w:r>
+          </w:p>
+        </w:tc>
+      </w:tr>
+      <w:tr>
+        <w:tc>
+          <w:tcPr>
+            <w:tcW w:type="dxa" w:w="576"/>
+            <w:tcMar>
+              <w:top w:w="70" w:type="dxa"/>
+              <w:start w:w="90" w:type="dxa"/>
+              <w:bottom w:w="70" w:type="dxa"/>
+              <w:end w:w="90" w:type="dxa"/>
+            </w:tcMar>
+            <w:vAlign w:val="center"/>
+            <w:shd w:fill="F3F6F6"/>
+          </w:tcPr>
+          <w:p>
+            <w:pPr>
+              <w:spacing w:after="0" w:line="252" w:lineRule="auto"/>
+              <w:jc w:val="center"/>
+            </w:pPr>
+            <w:r>
+              <w:rPr>
+                <w:rFonts w:ascii="Calibri" w:hAnsi="Calibri" w:eastAsia="Calibri"/>
+                <w:color w:val="203740"/>
+                <w:sz w:val="14"/>
+              </w:rPr>
+              <w:t>40</w:t>
+            </w:r>
+          </w:p>
+        </w:tc>
+        <w:tc>
+          <w:tcPr>
+            <w:tcW w:type="dxa" w:w="1656"/>
+            <w:tcMar>
+              <w:top w:w="70" w:type="dxa"/>
+              <w:start w:w="90" w:type="dxa"/>
+              <w:bottom w:w="70" w:type="dxa"/>
+              <w:end w:w="90" w:type="dxa"/>
+            </w:tcMar>
+            <w:vAlign w:val="center"/>
+            <w:shd w:fill="F3F6F6"/>
+          </w:tcPr>
+          <w:p>
+            <w:pPr>
+              <w:spacing w:after="0" w:line="252" w:lineRule="auto"/>
+              <w:jc w:val="left"/>
+            </w:pPr>
+            <w:r>
+              <w:rPr>
+                <w:rFonts w:ascii="Calibri" w:hAnsi="Calibri" w:eastAsia="Calibri"/>
+                <w:color w:val="203740"/>
+                <w:sz w:val="14"/>
+              </w:rPr>
+              <w:t>SNIP 17153</w:t>
+              <w:br/>
+              <w:t>Ficha/Mapa 8838</w:t>
+              <w:br/>
+              <w:t>Fuentes:</w:t>
+              <w:br/>
+              <w:t>Maestro Sí · Ppto. Sí</w:t>
+              <w:br/>
+              <w:t>Territorio Sí · CSV territ. Sí</w:t>
+              <w:br/>
+              <w:t>Perfil Sí</w:t>
+            </w:r>
+            <w:r>
+              <w:br/>
+            </w:r>
+            <w:hyperlink r:id="rId72">
+              <w:r>
+                <w:rPr>
+                  <w:rFonts w:ascii="Calibri" w:hAnsi="Calibri" w:eastAsia="Calibri"/>
+                  <w:color w:val="2E74B5"/>
+                  <w:u w:val="single"/>
+                  <w:sz w:val="14"/>
+                </w:rPr>
+                <w:t>Abrir proyecto</w:t>
+              </w:r>
+            </w:hyperlink>
+          </w:p>
+        </w:tc>
+        <w:tc>
+          <w:tcPr>
+            <w:tcW w:type="dxa" w:w="5976"/>
+            <w:tcMar>
+              <w:top w:w="70" w:type="dxa"/>
+              <w:start w:w="90" w:type="dxa"/>
+              <w:bottom w:w="70" w:type="dxa"/>
+              <w:end w:w="90" w:type="dxa"/>
+            </w:tcMar>
+            <w:vAlign w:val="center"/>
+            <w:shd w:fill="F3F6F6"/>
+          </w:tcPr>
+          <w:p>
+            <w:pPr>
+              <w:spacing w:after="0" w:line="252" w:lineRule="auto"/>
+              <w:jc w:val="left"/>
+            </w:pPr>
+            <w:r>
+              <w:rPr>
+                <w:rFonts w:ascii="Calibri" w:hAnsi="Calibri" w:eastAsia="Calibri"/>
+                <w:color w:val="203740"/>
+                <w:sz w:val="14"/>
+              </w:rPr>
+              <w:t>CONSTRUCCIÓN DESTACAMENTO POLICIAL EN EL SECTOR FUNDACIÓN, MUNICIPIO FUNDACIÓN, PROV. BARAHONA</w:t>
+              <w:br/>
+              <w:t>Institución(es): COMISIÓN PRESIDENCIAL DE APOYO AL DESARROLLO PROVINCIAL</w:t>
+              <w:br/>
+              <w:t>Sector(es): Justicia, orden público y seguridad</w:t>
+              <w:br/>
+              <w:t>Territorios declarados: región enriquillo; provincia(s) BARAHONA; municipio(s) FUNDACIÓN</w:t>
+              <w:br/>
+              <w:t>Localización codificada: 06 enriquillo · 04 BARAHONA · 060408 FUNDACIÓN</w:t>
+              <w:br/>
+              <w:t>Ubicación del perfil: FUNDACIÓN (BARAHONA)</w:t>
+              <w:br/>
+              <w:t>Fuente territorial: profile · alcance municipality · verificada 02-08-2026 12:40 UTC</w:t>
+              <w:br/>
+              <w:t>Cobertura: nacional No · multirregional No</w:t>
+            </w:r>
+          </w:p>
+        </w:tc>
+        <w:tc>
+          <w:tcPr>
+            <w:tcW w:type="dxa" w:w="2880"/>
+            <w:tcMar>
+              <w:top w:w="70" w:type="dxa"/>
+              <w:start w:w="90" w:type="dxa"/>
+              <w:bottom w:w="70" w:type="dxa"/>
+              <w:end w:w="90" w:type="dxa"/>
+            </w:tcMar>
+            <w:vAlign w:val="center"/>
+            <w:shd w:fill="F3F6F6"/>
+          </w:tcPr>
+          <w:p>
+            <w:pPr>
+              <w:spacing w:after="0" w:line="252" w:lineRule="auto"/>
+              <w:jc w:val="left"/>
+            </w:pPr>
+            <w:r>
+              <w:rPr>
+                <w:rFonts w:ascii="Calibri" w:hAnsi="Calibri" w:eastAsia="Calibri"/>
+                <w:color w:val="203740"/>
+                <w:sz w:val="14"/>
+              </w:rPr>
+              <w:t>Estado: EJECUCIÓN</w:t>
+              <w:br/>
+              <w:t>Período: 01-01-2026 – 31-01-2027</w:t>
+              <w:br/>
+              <w:t>Avance físico: 0.00%</w:t>
+              <w:br/>
+              <w:t>Avance financiero: 0.00%</w:t>
+              <w:br/>
+              <w:t>Contratos: 0 total · 0 activos</w:t>
+              <w:br/>
+              <w:t>Seguimiento: Sin ejecución ni contrato activo</w:t>
+            </w:r>
+          </w:p>
+        </w:tc>
+        <w:tc>
+          <w:tcPr>
+            <w:tcW w:type="dxa" w:w="3024"/>
+            <w:tcMar>
+              <w:top w:w="70" w:type="dxa"/>
+              <w:start w:w="90" w:type="dxa"/>
+              <w:bottom w:w="70" w:type="dxa"/>
+              <w:end w:w="90" w:type="dxa"/>
+            </w:tcMar>
+            <w:vAlign w:val="center"/>
+            <w:shd w:fill="F3F6F6"/>
+          </w:tcPr>
+          <w:p>
+            <w:pPr>
+              <w:spacing w:after="0" w:line="252" w:lineRule="auto"/>
+              <w:jc w:val="left"/>
+            </w:pPr>
+            <w:r>
+              <w:rPr>
+                <w:rFonts w:ascii="Calibri" w:hAnsi="Calibri" w:eastAsia="Calibri"/>
+                <w:color w:val="203740"/>
+                <w:sz w:val="14"/>
+              </w:rPr>
+              <w:t>Costo del proyecto: RD$ 21,300,585.16</w:t>
+              <w:br/>
+              <w:t>Presupuesto 2026: RD$ 4,260,117.00</w:t>
+              <w:br/>
+              <w:t>Ejecutado 2026: RD$ 0.00</w:t>
+              <w:br/>
+              <w:t>Ejecución 2026: 0.00%</w:t>
+            </w:r>
+          </w:p>
+        </w:tc>
+      </w:tr>
+      <w:tr>
+        <w:tc>
+          <w:tcPr>
+            <w:tcW w:type="dxa" w:w="576"/>
+            <w:tcMar>
+              <w:top w:w="70" w:type="dxa"/>
+              <w:start w:w="90" w:type="dxa"/>
+              <w:bottom w:w="70" w:type="dxa"/>
+              <w:end w:w="90" w:type="dxa"/>
+            </w:tcMar>
+            <w:vAlign w:val="center"/>
+          </w:tcPr>
+          <w:p>
+            <w:pPr>
+              <w:spacing w:after="0" w:line="252" w:lineRule="auto"/>
+              <w:jc w:val="center"/>
+            </w:pPr>
+            <w:r>
+              <w:rPr>
+                <w:rFonts w:ascii="Calibri" w:hAnsi="Calibri" w:eastAsia="Calibri"/>
+                <w:color w:val="203740"/>
+                <w:sz w:val="14"/>
+              </w:rPr>
+              <w:t>41</w:t>
+            </w:r>
+          </w:p>
+        </w:tc>
+        <w:tc>
+          <w:tcPr>
+            <w:tcW w:type="dxa" w:w="1656"/>
+            <w:tcMar>
+              <w:top w:w="70" w:type="dxa"/>
+              <w:start w:w="90" w:type="dxa"/>
+              <w:bottom w:w="70" w:type="dxa"/>
+              <w:end w:w="90" w:type="dxa"/>
+            </w:tcMar>
+            <w:vAlign w:val="center"/>
+          </w:tcPr>
+          <w:p>
+            <w:pPr>
+              <w:spacing w:after="0" w:line="252" w:lineRule="auto"/>
+              <w:jc w:val="left"/>
+            </w:pPr>
+            <w:r>
+              <w:rPr>
+                <w:rFonts w:ascii="Calibri" w:hAnsi="Calibri" w:eastAsia="Calibri"/>
+                <w:color w:val="203740"/>
+                <w:sz w:val="14"/>
+              </w:rPr>
+              <w:t>SNIP 17304</w:t>
+              <w:br/>
+              <w:t>Ficha/Mapa 9007</w:t>
+              <w:br/>
+              <w:t>Fuentes:</w:t>
+              <w:br/>
+              <w:t>Maestro Sí · Ppto. Sí</w:t>
+              <w:br/>
+              <w:t>Territorio Sí · CSV territ. Sí</w:t>
+              <w:br/>
+              <w:t>Perfil Sí</w:t>
+            </w:r>
+            <w:r>
+              <w:br/>
+            </w:r>
+            <w:hyperlink r:id="rId73">
+              <w:r>
+                <w:rPr>
+                  <w:rFonts w:ascii="Calibri" w:hAnsi="Calibri" w:eastAsia="Calibri"/>
+                  <w:color w:val="2E74B5"/>
+                  <w:u w:val="single"/>
+                  <w:sz w:val="14"/>
+                </w:rPr>
+                <w:t>Abrir proyecto</w:t>
+              </w:r>
+            </w:hyperlink>
+          </w:p>
+        </w:tc>
+        <w:tc>
+          <w:tcPr>
+            <w:tcW w:type="dxa" w:w="5976"/>
+            <w:tcMar>
+              <w:top w:w="70" w:type="dxa"/>
+              <w:start w:w="90" w:type="dxa"/>
+              <w:bottom w:w="70" w:type="dxa"/>
+              <w:end w:w="90" w:type="dxa"/>
+            </w:tcMar>
+            <w:vAlign w:val="center"/>
+          </w:tcPr>
+          <w:p>
+            <w:pPr>
+              <w:spacing w:after="0" w:line="252" w:lineRule="auto"/>
+              <w:jc w:val="left"/>
+            </w:pPr>
+            <w:r>
+              <w:rPr>
+                <w:rFonts w:ascii="Calibri" w:hAnsi="Calibri" w:eastAsia="Calibri"/>
+                <w:color w:val="203740"/>
+                <w:sz w:val="14"/>
+              </w:rPr>
+              <w:t>CONSTRUCCIÓN POLIDEPORTIVO LAS SALINAS, SECTOR LA ESPERANZA, PROVINCIA BARAHONA</w:t>
+              <w:br/>
+              <w:t>Institución(es): COMISIÓN PRESIDENCIAL DE APOYO AL DESARROLLO PROVINCIAL</w:t>
+              <w:br/>
+              <w:t>Sector(es): Actividades deportivas, recreativas, culturales y religiosas</w:t>
+              <w:br/>
+              <w:t>Territorios declarados: región enriquillo; provincia(s) BARAHONA; municipio(s) LAS SALINAS</w:t>
+              <w:br/>
+              <w:t>Localización codificada: 06 enriquillo · 04 BARAHONA · 060409 LAS SALINAS</w:t>
+              <w:br/>
+              <w:t>Ubicación del perfil: LAS SALINAS (BARAHONA)</w:t>
+              <w:br/>
+              <w:t>Fuente territorial: profile · alcance municipality · verificada 02-08-2026 12:40 UTC</w:t>
+              <w:br/>
+              <w:t>Cobertura: nacional No · multirregional No</w:t>
+            </w:r>
+          </w:p>
+        </w:tc>
+        <w:tc>
+          <w:tcPr>
+            <w:tcW w:type="dxa" w:w="2880"/>
+            <w:tcMar>
+              <w:top w:w="70" w:type="dxa"/>
+              <w:start w:w="90" w:type="dxa"/>
+              <w:bottom w:w="70" w:type="dxa"/>
+              <w:end w:w="90" w:type="dxa"/>
+            </w:tcMar>
+            <w:vAlign w:val="center"/>
+          </w:tcPr>
+          <w:p>
+            <w:pPr>
+              <w:spacing w:after="0" w:line="252" w:lineRule="auto"/>
+              <w:jc w:val="left"/>
+            </w:pPr>
+            <w:r>
+              <w:rPr>
+                <w:rFonts w:ascii="Calibri" w:hAnsi="Calibri" w:eastAsia="Calibri"/>
+                <w:color w:val="203740"/>
+                <w:sz w:val="14"/>
+              </w:rPr>
+              <w:t>Estado: EJECUCIÓN</w:t>
+              <w:br/>
+              <w:t>Período: 01-01-2026 – 31-01-2027</w:t>
+              <w:br/>
+              <w:t>Avance físico: 0.00%</w:t>
+              <w:br/>
+              <w:t>Avance financiero: 0.00%</w:t>
+              <w:br/>
+              <w:t>Contratos: 0 total · 0 activos</w:t>
+              <w:br/>
+              <w:t>Seguimiento: Sin ejecución ni contrato activo</w:t>
+            </w:r>
+          </w:p>
+        </w:tc>
+        <w:tc>
+          <w:tcPr>
+            <w:tcW w:type="dxa" w:w="3024"/>
+            <w:tcMar>
+              <w:top w:w="70" w:type="dxa"/>
+              <w:start w:w="90" w:type="dxa"/>
+              <w:bottom w:w="70" w:type="dxa"/>
+              <w:end w:w="90" w:type="dxa"/>
+            </w:tcMar>
+            <w:vAlign w:val="center"/>
+          </w:tcPr>
+          <w:p>
+            <w:pPr>
+              <w:spacing w:after="0" w:line="252" w:lineRule="auto"/>
+              <w:jc w:val="left"/>
+            </w:pPr>
+            <w:r>
+              <w:rPr>
+                <w:rFonts w:ascii="Calibri" w:hAnsi="Calibri" w:eastAsia="Calibri"/>
+                <w:color w:val="203740"/>
+                <w:sz w:val="14"/>
+              </w:rPr>
+              <w:t>Costo del proyecto: RD$ 37,562,106.43</w:t>
+              <w:br/>
+              <w:t>Presupuesto 2026: RD$ 7,512,421.29</w:t>
+              <w:br/>
+              <w:t>Ejecutado 2026: RD$ 0.00</w:t>
+              <w:br/>
+              <w:t>Ejecución 2026: 0.00%</w:t>
+            </w:r>
+          </w:p>
+        </w:tc>
+      </w:tr>
+    </w:tbl>
+    <w:tbl>
+      <w:tblPr>
+        <w:tblW w:type="auto" w:w="0"/>
+        <w:jc w:val="center"/>
+        <w:tblLayout w:type="fixed"/>
+        <w:tblLook w:firstColumn="1" w:firstRow="1" w:lastColumn="0" w:lastRow="0" w:noHBand="0" w:noVBand="1" w:val="04A0"/>
+      </w:tblPr>
+      <w:tblGrid>
+        <w:gridCol w:w="14400"/>
+      </w:tblGrid>
+      <w:tr>
+        <w:tc>
+          <w:tcPr>
+            <w:tcW w:type="dxa" w:w="9360"/>
+            <w:tcMar>
+              <w:top w:w="120" w:type="dxa"/>
+              <w:start w:w="140" w:type="dxa"/>
+              <w:bottom w:w="120" w:type="dxa"/>
+              <w:end w:w="140" w:type="dxa"/>
+            </w:tcMar>
+            <w:shd w:fill="EEF7F4"/>
+          </w:tcPr>
+          <w:p>
+            <w:pPr>
+              <w:spacing w:after="60"/>
+            </w:pPr>
+            <w:r/>
+            <w:r>
+              <w:rPr>
+                <w:rFonts w:ascii="Calibri" w:hAnsi="Calibri" w:eastAsia="Calibri"/>
+                <w:b/>
+                <w:color w:val="13836D"/>
+                <w:sz w:val="21"/>
+              </w:rPr>
+              <w:t>Uso por el CDP</w:t>
+            </w:r>
+          </w:p>
+          <w:p>
+            <w:pPr>
+              <w:spacing w:after="0"/>
+            </w:pPr>
+            <w:r>
+              <w:rPr>
+                <w:rFonts w:ascii="Calibri" w:hAnsi="Calibri" w:eastAsia="Calibri"/>
+                <w:color w:val="203740"/>
+                <w:sz w:val="19"/>
+              </w:rPr>
+              <w:t>Esta relación documenta la cartera observada; no define prioridades ni nuevas acciones provinciales. El CDP puede contrastar cada registro con las brechas del diagnóstico, verificar cobertura territorial, revisar ejecución y decidir qué asuntos requieren coordinación o seguimiento.</w:t>
+            </w:r>
+          </w:p>
+        </w:tc>
+      </w:tr>
+    </w:tbl>
+    <w:p>
+      <w:pPr>
+        <w:sectPr>
+          <w:headerReference w:type="default" r:id="rId25"/>
+          <w:footerReference w:type="default" r:id="rId26"/>
+          <w:pgSz w:w="15840" w:h="12240" w:orient="landscape"/>
+          <w:pgMar w:top="893" w:right="720" w:bottom="835" w:left="720" w:header="504" w:footer="504" w:gutter="0"/>
+          <w:cols w:space="720"/>
+          <w:docGrid w:linePitch="360"/>
+        </w:sectPr>
+      </w:pPr>
     </w:p>
     <w:p>
       <w:pPr>
@@ -12248,17 +20655,18 @@
     </w:p>
     <w:tbl>
       <w:tblPr>
-        <w:tblW w:type="auto" w:w="0"/>
+        <w:tblW w:type="dxa" w:w="9359"/>
         <w:jc w:val="center"/>
         <w:tblLayout w:type="fixed"/>
         <w:tblLook w:firstColumn="1" w:firstRow="1" w:lastColumn="0" w:lastRow="0" w:noHBand="0" w:noVBand="1" w:val="04A0"/>
+        <w:tblInd w:w="0" w:type="dxa"/>
       </w:tblPr>
       <w:tblGrid>
-        <w:gridCol w:w="1872"/>
-        <w:gridCol w:w="1872"/>
-        <w:gridCol w:w="1872"/>
-        <w:gridCol w:w="1872"/>
-        <w:gridCol w:w="1872"/>
+        <w:gridCol w:w="1080"/>
+        <w:gridCol w:w="3311"/>
+        <w:gridCol w:w="1080"/>
+        <w:gridCol w:w="2376"/>
+        <w:gridCol w:w="1512"/>
       </w:tblGrid>
       <w:tr>
         <w:trPr>
@@ -12615,7 +21023,7 @@
                 <w:color w:val="203740"/>
                 <w:sz w:val="15"/>
               </w:rPr>
-              <w:t>2022 / 2024</w:t>
+              <w:t>2010 / 2022 / 2024</w:t>
             </w:r>
           </w:p>
         </w:tc>
@@ -12642,7 +21050,7 @@
                 <w:color w:val="203740"/>
                 <w:sz w:val="15"/>
               </w:rPr>
-              <w:t>Comparaciones provincial/municipal, economía y equipamientos</w:t>
+              <w:t>Pirámides poblacionales comparadas, economía y equipamientos</w:t>
             </w:r>
           </w:p>
         </w:tc>
@@ -12911,7 +21319,7 @@
                 <w:color w:val="203740"/>
                 <w:sz w:val="15"/>
               </w:rPr>
-              <w:t>41 proyectos, presupuesto y ejecución al 31-07-2026</w:t>
+              <w:t>41 proyectos, presupuesto y ejecución al 02-08-2026</w:t>
             </w:r>
           </w:p>
         </w:tc>
@@ -13366,7 +21774,7 @@
         </w:rPr>
         <w:t xml:space="preserve">Dashboard Territorial: </w:t>
       </w:r>
-      <w:hyperlink r:id="rId25">
+      <w:hyperlink r:id="rId76">
         <w:r>
           <w:rPr>
             <w:rFonts w:ascii="Calibri" w:hAnsi="Calibri" w:eastAsia="Calibri"/>
@@ -13391,7 +21799,7 @@
         </w:rPr>
         <w:t xml:space="preserve">Inversión Pública Territorial: </w:t>
       </w:r>
-      <w:hyperlink r:id="rId26">
+      <w:hyperlink r:id="rId77">
         <w:r>
           <w:rPr>
             <w:rFonts w:ascii="Calibri" w:hAnsi="Calibri" w:eastAsia="Calibri"/>
@@ -13416,7 +21824,7 @@
         </w:rPr>
         <w:t xml:space="preserve">Demandas Provinciales: </w:t>
       </w:r>
-      <w:hyperlink r:id="rId27">
+      <w:hyperlink r:id="rId78">
         <w:r>
           <w:rPr>
             <w:rFonts w:ascii="Calibri" w:hAnsi="Calibri" w:eastAsia="Calibri"/>
@@ -13441,7 +21849,7 @@
         </w:rPr>
         <w:t xml:space="preserve">Planificación Municipal: </w:t>
       </w:r>
-      <w:hyperlink r:id="rId28">
+      <w:hyperlink r:id="rId79">
         <w:r>
           <w:rPr>
             <w:rFonts w:ascii="Calibri" w:hAnsi="Calibri" w:eastAsia="Calibri"/>
@@ -13466,7 +21874,7 @@
         </w:rPr>
         <w:t xml:space="preserve">Ley núm. 498-06: </w:t>
       </w:r>
-      <w:hyperlink r:id="rId29">
+      <w:hyperlink r:id="rId80">
         <w:r>
           <w:rPr>
             <w:rFonts w:ascii="Calibri" w:hAnsi="Calibri" w:eastAsia="Calibri"/>
@@ -13491,7 +21899,7 @@
         </w:rPr>
         <w:t xml:space="preserve">Decreto núm. 493-07: </w:t>
       </w:r>
-      <w:hyperlink r:id="rId30">
+      <w:hyperlink r:id="rId81">
         <w:r>
           <w:rPr>
             <w:rFonts w:ascii="Calibri" w:hAnsi="Calibri" w:eastAsia="Calibri"/>
@@ -13557,8 +21965,8 @@
       </w:tr>
     </w:tbl>
     <w:sectPr>
-      <w:headerReference w:type="default" r:id="rId9"/>
-      <w:footerReference w:type="default" r:id="rId10"/>
+      <w:headerReference w:type="default" r:id="rId74"/>
+      <w:footerReference w:type="default" r:id="rId75"/>
       <w:pgSz w:w="12240" w:h="15840"/>
       <w:pgMar w:top="1181" w:right="1440" w:bottom="1123" w:left="1440" w:header="504" w:footer="504" w:gutter="0"/>
       <w:cols w:space="720"/>
@@ -13594,13 +22002,204 @@
 </w:ftr>
 </file>
 
+<file path=word/footer2.xml><?xml version="1.0" encoding="utf-8"?>
+<w:ftr xmlns:m="http://schemas.openxmlformats.org/officeDocument/2006/math" xmlns:mc="http://schemas.openxmlformats.org/markup-compatibility/2006" xmlns:mo="http://schemas.microsoft.com/office/mac/office/2008/main" xmlns:mv="urn:schemas-microsoft-com:mac:vml" xmlns:o="urn:schemas-microsoft-com:office:office" xmlns:r="http://schemas.openxmlformats.org/officeDocument/2006/relationships" xmlns:v="urn:schemas-microsoft-com:vml" xmlns:w10="urn:schemas-microsoft-com:office:word" xmlns:w14="http://schemas.microsoft.com/office/word/2010/wordml" xmlns:w="http://schemas.openxmlformats.org/wordprocessingml/2006/main" xmlns:wne="http://schemas.microsoft.com/office/word/2006/wordml" xmlns:wp14="http://schemas.microsoft.com/office/word/2010/wordprocessingDrawing" xmlns:wp="http://schemas.openxmlformats.org/drawingml/2006/wordprocessingDrawing" xmlns:wpc="http://schemas.microsoft.com/office/word/2010/wordprocessingCanvas" xmlns:wpg="http://schemas.microsoft.com/office/word/2010/wordprocessingGroup" xmlns:wpi="http://schemas.microsoft.com/office/word/2010/wordprocessingInk" xmlns:wps="http://schemas.microsoft.com/office/word/2010/wordprocessingShape" mc:Ignorable="w14 wp14">
+  <w:p>
+    <w:pPr>
+      <w:spacing w:after="0"/>
+      <w:jc w:val="center"/>
+    </w:pPr>
+    <w:r>
+      <w:rPr>
+        <w:rFonts w:ascii="Calibri" w:hAnsi="Calibri" w:eastAsia="Calibri"/>
+        <w:color w:val="65777E"/>
+        <w:sz w:val="15"/>
+      </w:rPr>
+      <w:t xml:space="preserve">Barahona · Documento base para formulación · </w:t>
+    </w:r>
+    <w:r>
+      <w:fldChar w:fldCharType="begin"/>
+      <w:instrText xml:space="preserve"> PAGE </w:instrText>
+      <w:fldChar w:fldCharType="separate"/>
+      <w:t>1</w:t>
+      <w:fldChar w:fldCharType="end"/>
+    </w:r>
+  </w:p>
+</w:ftr>
+</file>
+
+<file path=word/footer3.xml><?xml version="1.0" encoding="utf-8"?>
+<w:ftr xmlns:m="http://schemas.openxmlformats.org/officeDocument/2006/math" xmlns:mc="http://schemas.openxmlformats.org/markup-compatibility/2006" xmlns:mo="http://schemas.microsoft.com/office/mac/office/2008/main" xmlns:mv="urn:schemas-microsoft-com:mac:vml" xmlns:o="urn:schemas-microsoft-com:office:office" xmlns:r="http://schemas.openxmlformats.org/officeDocument/2006/relationships" xmlns:v="urn:schemas-microsoft-com:vml" xmlns:w10="urn:schemas-microsoft-com:office:word" xmlns:w14="http://schemas.microsoft.com/office/word/2010/wordml" xmlns:w="http://schemas.openxmlformats.org/wordprocessingml/2006/main" xmlns:wne="http://schemas.microsoft.com/office/word/2006/wordml" xmlns:wp14="http://schemas.microsoft.com/office/word/2010/wordprocessingDrawing" xmlns:wp="http://schemas.openxmlformats.org/drawingml/2006/wordprocessingDrawing" xmlns:wpc="http://schemas.microsoft.com/office/word/2010/wordprocessingCanvas" xmlns:wpg="http://schemas.microsoft.com/office/word/2010/wordprocessingGroup" xmlns:wpi="http://schemas.microsoft.com/office/word/2010/wordprocessingInk" xmlns:wps="http://schemas.microsoft.com/office/word/2010/wordprocessingShape" mc:Ignorable="w14 wp14">
+  <w:p>
+    <w:pPr>
+      <w:spacing w:after="0"/>
+      <w:jc w:val="center"/>
+    </w:pPr>
+    <w:r>
+      <w:rPr>
+        <w:rFonts w:ascii="Calibri" w:hAnsi="Calibri" w:eastAsia="Calibri"/>
+        <w:color w:val="65777E"/>
+        <w:sz w:val="15"/>
+      </w:rPr>
+      <w:t xml:space="preserve">Barahona · Documento base para formulación · </w:t>
+    </w:r>
+    <w:r>
+      <w:fldChar w:fldCharType="begin"/>
+      <w:instrText xml:space="preserve"> PAGE </w:instrText>
+      <w:fldChar w:fldCharType="separate"/>
+      <w:t>1</w:t>
+      <w:fldChar w:fldCharType="end"/>
+    </w:r>
+  </w:p>
+</w:ftr>
+</file>
+
 <file path=word/header1.xml><?xml version="1.0" encoding="utf-8"?>
 <w:hdr xmlns:m="http://schemas.openxmlformats.org/officeDocument/2006/math" xmlns:mc="http://schemas.openxmlformats.org/markup-compatibility/2006" xmlns:mo="http://schemas.microsoft.com/office/mac/office/2008/main" xmlns:mv="urn:schemas-microsoft-com:mac:vml" xmlns:o="urn:schemas-microsoft-com:office:office" xmlns:r="http://schemas.openxmlformats.org/officeDocument/2006/relationships" xmlns:v="urn:schemas-microsoft-com:vml" xmlns:w10="urn:schemas-microsoft-com:office:word" xmlns:w14="http://schemas.microsoft.com/office/word/2010/wordml" xmlns:w="http://schemas.openxmlformats.org/wordprocessingml/2006/main" xmlns:wne="http://schemas.microsoft.com/office/word/2006/wordml" xmlns:wp14="http://schemas.microsoft.com/office/word/2010/wordprocessingDrawing" xmlns:wp="http://schemas.openxmlformats.org/drawingml/2006/wordprocessingDrawing" xmlns:wpc="http://schemas.microsoft.com/office/word/2010/wordprocessingCanvas" xmlns:wpg="http://schemas.microsoft.com/office/word/2010/wordprocessingGroup" xmlns:wpi="http://schemas.microsoft.com/office/word/2010/wordprocessingInk" xmlns:wps="http://schemas.microsoft.com/office/word/2010/wordprocessingShape" mc:Ignorable="w14 wp14">
   <w:tbl>
     <w:tblPr>
-      <w:tblW w:type="auto" w:w="0"/>
+      <w:tblW w:type="dxa" w:w="9360"/>
       <w:tblLayout w:type="fixed"/>
       <w:tblLook w:firstColumn="1" w:firstRow="1" w:lastColumn="0" w:lastRow="0" w:noHBand="0" w:noVBand="1" w:val="04A0"/>
+      <w:tblInd w:w="0" w:type="dxa"/>
+    </w:tblPr>
+    <w:tblGrid>
+      <w:gridCol w:w="4680"/>
+      <w:gridCol w:w="4680"/>
+    </w:tblGrid>
+    <w:tr>
+      <w:tc>
+        <w:tcPr>
+          <w:tcW w:type="dxa" w:w="4680"/>
+          <w:tcMar>
+            <w:top w:w="0" w:type="dxa"/>
+            <w:start w:w="0" w:type="dxa"/>
+            <w:bottom w:w="0" w:type="dxa"/>
+            <w:end w:w="0" w:type="dxa"/>
+          </w:tcMar>
+        </w:tcPr>
+        <w:p>
+          <w:pPr>
+            <w:spacing w:after="0"/>
+          </w:pPr>
+          <w:r>
+            <w:rPr>
+              <w:rFonts w:ascii="Calibri" w:hAnsi="Calibri" w:eastAsia="Calibri"/>
+              <w:b/>
+              <w:color w:val="13836D"/>
+              <w:sz w:val="15"/>
+            </w:rPr>
+            <w:t>PLAN PROVINCIAL DE DESARROLLO · DOCUMENTO BASE</w:t>
+          </w:r>
+        </w:p>
+      </w:tc>
+      <w:tc>
+        <w:tcPr>
+          <w:tcW w:type="dxa" w:w="4680"/>
+          <w:tcMar>
+            <w:top w:w="0" w:type="dxa"/>
+            <w:start w:w="0" w:type="dxa"/>
+            <w:bottom w:w="0" w:type="dxa"/>
+            <w:end w:w="0" w:type="dxa"/>
+          </w:tcMar>
+        </w:tcPr>
+        <w:p>
+          <w:pPr>
+            <w:spacing w:after="0"/>
+            <w:jc w:val="right"/>
+          </w:pPr>
+          <w:r>
+            <w:rPr>
+              <w:rFonts w:ascii="Calibri" w:hAnsi="Calibri" w:eastAsia="Calibri"/>
+              <w:color w:val="65777E"/>
+              <w:sz w:val="15"/>
+            </w:rPr>
+            <w:t>Barahona · 06040000</w:t>
+          </w:r>
+        </w:p>
+      </w:tc>
+    </w:tr>
+  </w:tbl>
+</w:hdr>
+</file>
+
+<file path=word/header2.xml><?xml version="1.0" encoding="utf-8"?>
+<w:hdr xmlns:m="http://schemas.openxmlformats.org/officeDocument/2006/math" xmlns:mc="http://schemas.openxmlformats.org/markup-compatibility/2006" xmlns:mo="http://schemas.microsoft.com/office/mac/office/2008/main" xmlns:mv="urn:schemas-microsoft-com:mac:vml" xmlns:o="urn:schemas-microsoft-com:office:office" xmlns:r="http://schemas.openxmlformats.org/officeDocument/2006/relationships" xmlns:v="urn:schemas-microsoft-com:vml" xmlns:w10="urn:schemas-microsoft-com:office:word" xmlns:w14="http://schemas.microsoft.com/office/word/2010/wordml" xmlns:w="http://schemas.openxmlformats.org/wordprocessingml/2006/main" xmlns:wne="http://schemas.microsoft.com/office/word/2006/wordml" xmlns:wp14="http://schemas.microsoft.com/office/word/2010/wordprocessingDrawing" xmlns:wp="http://schemas.openxmlformats.org/drawingml/2006/wordprocessingDrawing" xmlns:wpc="http://schemas.microsoft.com/office/word/2010/wordprocessingCanvas" xmlns:wpg="http://schemas.microsoft.com/office/word/2010/wordprocessingGroup" xmlns:wpi="http://schemas.microsoft.com/office/word/2010/wordprocessingInk" xmlns:wps="http://schemas.microsoft.com/office/word/2010/wordprocessingShape" mc:Ignorable="w14 wp14">
+  <w:tbl>
+    <w:tblPr>
+      <w:tblW w:type="dxa" w:w="14400"/>
+      <w:tblLayout w:type="fixed"/>
+      <w:tblLook w:firstColumn="1" w:firstRow="1" w:lastColumn="0" w:lastRow="0" w:noHBand="0" w:noVBand="1" w:val="04A0"/>
+      <w:tblInd w:w="0" w:type="dxa"/>
+    </w:tblPr>
+    <w:tblGrid>
+      <w:gridCol w:w="7200"/>
+      <w:gridCol w:w="7200"/>
+    </w:tblGrid>
+    <w:tr>
+      <w:tc>
+        <w:tcPr>
+          <w:tcW w:type="dxa" w:w="7200"/>
+          <w:tcMar>
+            <w:top w:w="0" w:type="dxa"/>
+            <w:start w:w="0" w:type="dxa"/>
+            <w:bottom w:w="0" w:type="dxa"/>
+            <w:end w:w="0" w:type="dxa"/>
+          </w:tcMar>
+        </w:tcPr>
+        <w:p>
+          <w:pPr>
+            <w:spacing w:after="0"/>
+          </w:pPr>
+          <w:r>
+            <w:rPr>
+              <w:rFonts w:ascii="Calibri" w:hAnsi="Calibri" w:eastAsia="Calibri"/>
+              <w:b/>
+              <w:color w:val="13836D"/>
+              <w:sz w:val="15"/>
+            </w:rPr>
+            <w:t>PLAN PROVINCIAL DE DESARROLLO · DOCUMENTO BASE</w:t>
+          </w:r>
+        </w:p>
+      </w:tc>
+      <w:tc>
+        <w:tcPr>
+          <w:tcW w:type="dxa" w:w="7200"/>
+          <w:tcMar>
+            <w:top w:w="0" w:type="dxa"/>
+            <w:start w:w="0" w:type="dxa"/>
+            <w:bottom w:w="0" w:type="dxa"/>
+            <w:end w:w="0" w:type="dxa"/>
+          </w:tcMar>
+        </w:tcPr>
+        <w:p>
+          <w:pPr>
+            <w:spacing w:after="0"/>
+            <w:jc w:val="right"/>
+          </w:pPr>
+          <w:r>
+            <w:rPr>
+              <w:rFonts w:ascii="Calibri" w:hAnsi="Calibri" w:eastAsia="Calibri"/>
+              <w:color w:val="65777E"/>
+              <w:sz w:val="15"/>
+            </w:rPr>
+            <w:t>Barahona · 06040000</w:t>
+          </w:r>
+        </w:p>
+      </w:tc>
+    </w:tr>
+  </w:tbl>
+</w:hdr>
+</file>
+
+<file path=word/header3.xml><?xml version="1.0" encoding="utf-8"?>
+<w:hdr xmlns:m="http://schemas.openxmlformats.org/officeDocument/2006/math" xmlns:mc="http://schemas.openxmlformats.org/markup-compatibility/2006" xmlns:mo="http://schemas.microsoft.com/office/mac/office/2008/main" xmlns:mv="urn:schemas-microsoft-com:mac:vml" xmlns:o="urn:schemas-microsoft-com:office:office" xmlns:r="http://schemas.openxmlformats.org/officeDocument/2006/relationships" xmlns:v="urn:schemas-microsoft-com:vml" xmlns:w10="urn:schemas-microsoft-com:office:word" xmlns:w14="http://schemas.microsoft.com/office/word/2010/wordml" xmlns:w="http://schemas.openxmlformats.org/wordprocessingml/2006/main" xmlns:wne="http://schemas.microsoft.com/office/word/2006/wordml" xmlns:wp14="http://schemas.microsoft.com/office/word/2010/wordprocessingDrawing" xmlns:wp="http://schemas.openxmlformats.org/drawingml/2006/wordprocessingDrawing" xmlns:wpc="http://schemas.microsoft.com/office/word/2010/wordprocessingCanvas" xmlns:wpg="http://schemas.microsoft.com/office/word/2010/wordprocessingGroup" xmlns:wpi="http://schemas.microsoft.com/office/word/2010/wordprocessingInk" xmlns:wps="http://schemas.microsoft.com/office/word/2010/wordprocessingShape" mc:Ignorable="w14 wp14">
+  <w:tbl>
+    <w:tblPr>
+      <w:tblW w:type="dxa" w:w="9360"/>
+      <w:tblLayout w:type="fixed"/>
+      <w:tblLook w:firstColumn="1" w:firstRow="1" w:lastColumn="0" w:lastRow="0" w:noHBand="0" w:noVBand="1" w:val="04A0"/>
+      <w:tblInd w:w="0" w:type="dxa"/>
     </w:tblPr>
     <w:tblGrid>
       <w:gridCol w:w="4680"/>
